--- a/后台开发/JAVA开发/jvm虚拟机.docx
+++ b/后台开发/JAVA开发/jvm虚拟机.docx
@@ -18238,6 +18238,2272 @@
       <w:pPr>
         <w:ind w:firstLine="360"/>
         <w:rPr>
+          <w:rFonts w:hint="eastAsia"/>
+          <w:bCs/>
+        </w:rPr>
+      </w:pPr>
+    </w:p>
+    <w:p>
+      <w:pPr>
+        <w:pStyle w:val="2"/>
+        <w:rPr>
+          <w:sz w:val="44"/>
+          <w:szCs w:val="44"/>
+        </w:rPr>
+      </w:pPr>
+      <w:r>
+        <w:rPr>
+          <w:rFonts w:hint="eastAsia"/>
+          <w:sz w:val="44"/>
+          <w:szCs w:val="44"/>
+        </w:rPr>
+        <w:t>1.</w:t>
+      </w:r>
+      <w:r>
+        <w:rPr>
+          <w:rFonts w:hint="eastAsia"/>
+          <w:sz w:val="44"/>
+          <w:szCs w:val="44"/>
+        </w:rPr>
+        <w:t>5</w:t>
+      </w:r>
+      <w:bookmarkStart w:id="0" w:name="_GoBack"/>
+      <w:bookmarkEnd w:id="0"/>
+      <w:r>
+        <w:rPr>
+          <w:rFonts w:hint="eastAsia"/>
+          <w:sz w:val="44"/>
+          <w:szCs w:val="44"/>
+        </w:rPr>
+        <w:t xml:space="preserve"> </w:t>
+      </w:r>
+      <w:r>
+        <w:rPr>
+          <w:rFonts w:hint="eastAsia"/>
+          <w:sz w:val="44"/>
+          <w:szCs w:val="44"/>
+        </w:rPr>
+        <w:t>常用</w:t>
+      </w:r>
+      <w:proofErr w:type="spellStart"/>
+      <w:r>
+        <w:rPr>
+          <w:rFonts w:hint="eastAsia"/>
+          <w:sz w:val="44"/>
+          <w:szCs w:val="44"/>
+        </w:rPr>
+        <w:t>jvm</w:t>
+      </w:r>
+      <w:proofErr w:type="spellEnd"/>
+      <w:r>
+        <w:rPr>
+          <w:rFonts w:hint="eastAsia"/>
+          <w:sz w:val="44"/>
+          <w:szCs w:val="44"/>
+        </w:rPr>
+        <w:t>参数</w:t>
+      </w:r>
+    </w:p>
+    <w:p>
+      <w:pPr>
+        <w:ind w:firstLine="360"/>
+        <w:rPr>
+          <w:rFonts w:hint="eastAsia"/>
+          <w:bCs/>
+        </w:rPr>
+      </w:pPr>
+    </w:p>
+    <w:tbl>
+      <w:tblPr>
+        <w:tblStyle w:val="a9"/>
+        <w:tblW w:w="0" w:type="auto"/>
+        <w:tblInd w:w="420" w:type="dxa"/>
+        <w:tblLayout w:type="fixed"/>
+        <w:tblLook w:val="04A0" w:firstRow="1" w:lastRow="0" w:firstColumn="1" w:lastColumn="0" w:noHBand="0" w:noVBand="1"/>
+      </w:tblPr>
+      <w:tblGrid>
+        <w:gridCol w:w="2098"/>
+        <w:gridCol w:w="3544"/>
+        <w:gridCol w:w="2460"/>
+      </w:tblGrid>
+      <w:tr>
+        <w:tc>
+          <w:tcPr>
+            <w:tcW w:w="2098" w:type="dxa"/>
+          </w:tcPr>
+          <w:p>
+            <w:pPr>
+              <w:jc w:val="center"/>
+              <w:rPr>
+                <w:b/>
+              </w:rPr>
+            </w:pPr>
+            <w:r>
+              <w:rPr>
+                <w:b/>
+              </w:rPr>
+              <w:t>参数</w:t>
+            </w:r>
+          </w:p>
+        </w:tc>
+        <w:tc>
+          <w:tcPr>
+            <w:tcW w:w="3544" w:type="dxa"/>
+          </w:tcPr>
+          <w:p>
+            <w:pPr>
+              <w:jc w:val="center"/>
+              <w:rPr>
+                <w:b/>
+              </w:rPr>
+            </w:pPr>
+            <w:r>
+              <w:rPr>
+                <w:b/>
+              </w:rPr>
+              <w:t>涵义</w:t>
+            </w:r>
+          </w:p>
+        </w:tc>
+        <w:tc>
+          <w:tcPr>
+            <w:tcW w:w="2460" w:type="dxa"/>
+          </w:tcPr>
+          <w:p>
+            <w:pPr>
+              <w:jc w:val="center"/>
+              <w:rPr>
+                <w:b/>
+              </w:rPr>
+            </w:pPr>
+            <w:r>
+              <w:rPr>
+                <w:b/>
+              </w:rPr>
+              <w:t>示例</w:t>
+            </w:r>
+          </w:p>
+        </w:tc>
+      </w:tr>
+      <w:tr>
+        <w:trPr>
+          <w:trHeight w:val="42"/>
+        </w:trPr>
+        <w:tc>
+          <w:tcPr>
+            <w:tcW w:w="2098" w:type="dxa"/>
+          </w:tcPr>
+          <w:p>
+            <w:pPr>
+              <w:jc w:val="center"/>
+            </w:pPr>
+            <w:r>
+              <w:rPr>
+                <w:rFonts w:ascii="微软雅黑" w:eastAsia="微软雅黑" w:hAnsi="微软雅黑" w:hint="eastAsia"/>
+                <w:color w:val="000000"/>
+                <w:szCs w:val="21"/>
+                <w:shd w:val="clear" w:color="auto" w:fill="FFFFFF"/>
+              </w:rPr>
+              <w:t>-</w:t>
+            </w:r>
+            <w:proofErr w:type="spellStart"/>
+            <w:r>
+              <w:rPr>
+                <w:rFonts w:ascii="微软雅黑" w:eastAsia="微软雅黑" w:hAnsi="微软雅黑" w:hint="eastAsia"/>
+                <w:color w:val="000000"/>
+                <w:szCs w:val="21"/>
+                <w:shd w:val="clear" w:color="auto" w:fill="FFFFFF"/>
+              </w:rPr>
+              <w:t>Xms</w:t>
+            </w:r>
+            <w:proofErr w:type="spellEnd"/>
+          </w:p>
+        </w:tc>
+        <w:tc>
+          <w:tcPr>
+            <w:tcW w:w="3544" w:type="dxa"/>
+          </w:tcPr>
+          <w:p>
+            <w:pPr>
+              <w:pStyle w:val="a8"/>
+              <w:jc w:val="center"/>
+            </w:pPr>
+            <w:r>
+              <w:rPr>
+                <w:rFonts w:hint="eastAsia"/>
+                <w:shd w:val="clear" w:color="auto" w:fill="FFFFFF"/>
+              </w:rPr>
+              <w:t>堆内存初始化大小，</w:t>
+            </w:r>
+            <w:r>
+              <w:rPr>
+                <w:rFonts w:hint="eastAsia"/>
+                <w:shd w:val="clear" w:color="auto" w:fill="FFFFFF"/>
+              </w:rPr>
+              <w:t>此值可以设置与</w:t>
+            </w:r>
+            <w:r>
+              <w:rPr>
+                <w:rFonts w:hint="eastAsia"/>
+                <w:shd w:val="clear" w:color="auto" w:fill="FFFFFF"/>
+              </w:rPr>
+              <w:t>-</w:t>
+            </w:r>
+            <w:proofErr w:type="spellStart"/>
+            <w:r>
+              <w:rPr>
+                <w:rFonts w:hint="eastAsia"/>
+                <w:shd w:val="clear" w:color="auto" w:fill="FFFFFF"/>
+              </w:rPr>
+              <w:t>Xmx</w:t>
+            </w:r>
+            <w:proofErr w:type="spellEnd"/>
+            <w:r>
+              <w:rPr>
+                <w:rFonts w:hint="eastAsia"/>
+                <w:shd w:val="clear" w:color="auto" w:fill="FFFFFF"/>
+              </w:rPr>
+              <w:t>相同，以避免每次垃圾回收完成后</w:t>
+            </w:r>
+            <w:r>
+              <w:rPr>
+                <w:rFonts w:hint="eastAsia"/>
+                <w:shd w:val="clear" w:color="auto" w:fill="FFFFFF"/>
+              </w:rPr>
+              <w:t>JVM</w:t>
+            </w:r>
+            <w:r>
+              <w:rPr>
+                <w:rFonts w:hint="eastAsia"/>
+                <w:shd w:val="clear" w:color="auto" w:fill="FFFFFF"/>
+              </w:rPr>
+              <w:t>重新分配内存</w:t>
+            </w:r>
+          </w:p>
+        </w:tc>
+        <w:tc>
+          <w:tcPr>
+            <w:tcW w:w="2460" w:type="dxa"/>
+          </w:tcPr>
+          <w:p>
+            <w:pPr>
+              <w:jc w:val="center"/>
+            </w:pPr>
+            <w:r>
+              <w:rPr>
+                <w:rFonts w:ascii="微软雅黑" w:eastAsia="微软雅黑" w:hAnsi="微软雅黑" w:hint="eastAsia"/>
+                <w:color w:val="000000"/>
+                <w:szCs w:val="21"/>
+                <w:shd w:val="clear" w:color="auto" w:fill="FFFFFF"/>
+              </w:rPr>
+              <w:t>-</w:t>
+            </w:r>
+            <w:proofErr w:type="spellStart"/>
+            <w:r>
+              <w:rPr>
+                <w:rFonts w:ascii="微软雅黑" w:eastAsia="微软雅黑" w:hAnsi="微软雅黑" w:hint="eastAsia"/>
+                <w:color w:val="000000"/>
+                <w:szCs w:val="21"/>
+                <w:shd w:val="clear" w:color="auto" w:fill="FFFFFF"/>
+              </w:rPr>
+              <w:t>Xms</w:t>
+            </w:r>
+            <w:proofErr w:type="spellEnd"/>
+            <w:r>
+              <w:rPr>
+                <w:rFonts w:ascii="微软雅黑" w:eastAsia="微软雅黑" w:hAnsi="微软雅黑" w:hint="eastAsia"/>
+                <w:color w:val="000000"/>
+                <w:szCs w:val="21"/>
+                <w:shd w:val="clear" w:color="auto" w:fill="FFFFFF"/>
+              </w:rPr>
+              <w:t xml:space="preserve"> 1024m</w:t>
+            </w:r>
+          </w:p>
+        </w:tc>
+      </w:tr>
+      <w:tr>
+        <w:trPr>
+          <w:trHeight w:val="42"/>
+        </w:trPr>
+        <w:tc>
+          <w:tcPr>
+            <w:tcW w:w="2098" w:type="dxa"/>
+          </w:tcPr>
+          <w:p>
+            <w:pPr>
+              <w:jc w:val="center"/>
+              <w:rPr>
+                <w:rFonts w:ascii="微软雅黑" w:eastAsia="微软雅黑" w:hAnsi="微软雅黑" w:hint="eastAsia"/>
+                <w:color w:val="000000"/>
+                <w:szCs w:val="21"/>
+                <w:shd w:val="clear" w:color="auto" w:fill="FFFFFF"/>
+              </w:rPr>
+            </w:pPr>
+            <w:r>
+              <w:rPr>
+                <w:rFonts w:ascii="微软雅黑" w:eastAsia="微软雅黑" w:hAnsi="微软雅黑" w:hint="eastAsia"/>
+                <w:color w:val="000000"/>
+                <w:szCs w:val="21"/>
+                <w:shd w:val="clear" w:color="auto" w:fill="FFFFFF"/>
+              </w:rPr>
+              <w:t>-</w:t>
+            </w:r>
+            <w:proofErr w:type="spellStart"/>
+            <w:r>
+              <w:rPr>
+                <w:rFonts w:ascii="微软雅黑" w:eastAsia="微软雅黑" w:hAnsi="微软雅黑" w:hint="eastAsia"/>
+                <w:color w:val="000000"/>
+                <w:szCs w:val="21"/>
+                <w:shd w:val="clear" w:color="auto" w:fill="FFFFFF"/>
+              </w:rPr>
+              <w:t>Xmx</w:t>
+            </w:r>
+            <w:proofErr w:type="spellEnd"/>
+          </w:p>
+        </w:tc>
+        <w:tc>
+          <w:tcPr>
+            <w:tcW w:w="3544" w:type="dxa"/>
+            <w:vAlign w:val="center"/>
+          </w:tcPr>
+          <w:p>
+            <w:pPr>
+              <w:pStyle w:val="a8"/>
+              <w:jc w:val="center"/>
+              <w:rPr>
+                <w:rFonts w:hint="eastAsia"/>
+                <w:shd w:val="clear" w:color="auto" w:fill="FFFFFF"/>
+              </w:rPr>
+            </w:pPr>
+            <w:r>
+              <w:rPr>
+                <w:rFonts w:hint="eastAsia"/>
+                <w:shd w:val="clear" w:color="auto" w:fill="FFFFFF"/>
+              </w:rPr>
+              <w:t>最大堆内存大小</w:t>
+            </w:r>
+          </w:p>
+        </w:tc>
+        <w:tc>
+          <w:tcPr>
+            <w:tcW w:w="2460" w:type="dxa"/>
+          </w:tcPr>
+          <w:p>
+            <w:pPr>
+              <w:jc w:val="center"/>
+              <w:rPr>
+                <w:rFonts w:ascii="微软雅黑" w:eastAsia="微软雅黑" w:hAnsi="微软雅黑" w:hint="eastAsia"/>
+                <w:color w:val="000000"/>
+                <w:szCs w:val="21"/>
+                <w:shd w:val="clear" w:color="auto" w:fill="FFFFFF"/>
+              </w:rPr>
+            </w:pPr>
+            <w:r>
+              <w:rPr>
+                <w:rFonts w:ascii="微软雅黑" w:eastAsia="微软雅黑" w:hAnsi="微软雅黑" w:hint="eastAsia"/>
+                <w:color w:val="000000"/>
+                <w:szCs w:val="21"/>
+                <w:shd w:val="clear" w:color="auto" w:fill="FFFFFF"/>
+              </w:rPr>
+              <w:t>-</w:t>
+            </w:r>
+            <w:proofErr w:type="spellStart"/>
+            <w:r>
+              <w:rPr>
+                <w:rFonts w:ascii="微软雅黑" w:eastAsia="微软雅黑" w:hAnsi="微软雅黑" w:hint="eastAsia"/>
+                <w:color w:val="000000"/>
+                <w:szCs w:val="21"/>
+                <w:shd w:val="clear" w:color="auto" w:fill="FFFFFF"/>
+              </w:rPr>
+              <w:t>Xmx</w:t>
+            </w:r>
+            <w:proofErr w:type="spellEnd"/>
+            <w:r>
+              <w:rPr>
+                <w:rFonts w:ascii="微软雅黑" w:eastAsia="微软雅黑" w:hAnsi="微软雅黑" w:hint="eastAsia"/>
+                <w:color w:val="000000"/>
+                <w:szCs w:val="21"/>
+                <w:shd w:val="clear" w:color="auto" w:fill="FFFFFF"/>
+              </w:rPr>
+              <w:t xml:space="preserve"> 1024m</w:t>
+            </w:r>
+          </w:p>
+        </w:tc>
+      </w:tr>
+      <w:tr>
+        <w:trPr>
+          <w:trHeight w:val="42"/>
+        </w:trPr>
+        <w:tc>
+          <w:tcPr>
+            <w:tcW w:w="2098" w:type="dxa"/>
+          </w:tcPr>
+          <w:p>
+            <w:pPr>
+              <w:jc w:val="center"/>
+              <w:rPr>
+                <w:rFonts w:ascii="微软雅黑" w:eastAsia="微软雅黑" w:hAnsi="微软雅黑" w:hint="eastAsia"/>
+                <w:color w:val="000000"/>
+                <w:szCs w:val="21"/>
+                <w:shd w:val="clear" w:color="auto" w:fill="FFFFFF"/>
+              </w:rPr>
+            </w:pPr>
+            <w:r>
+              <w:rPr>
+                <w:rFonts w:ascii="微软雅黑" w:eastAsia="微软雅黑" w:hAnsi="微软雅黑"/>
+                <w:color w:val="000000"/>
+                <w:szCs w:val="21"/>
+                <w:shd w:val="clear" w:color="auto" w:fill="FFFFFF"/>
+              </w:rPr>
+              <w:t>-</w:t>
+            </w:r>
+            <w:proofErr w:type="spellStart"/>
+            <w:r>
+              <w:rPr>
+                <w:rFonts w:ascii="微软雅黑" w:eastAsia="微软雅黑" w:hAnsi="微软雅黑"/>
+                <w:color w:val="000000"/>
+                <w:szCs w:val="21"/>
+                <w:shd w:val="clear" w:color="auto" w:fill="FFFFFF"/>
+              </w:rPr>
+              <w:t>Xmn</w:t>
+            </w:r>
+            <w:proofErr w:type="spellEnd"/>
+          </w:p>
+        </w:tc>
+        <w:tc>
+          <w:tcPr>
+            <w:tcW w:w="3544" w:type="dxa"/>
+            <w:vAlign w:val="center"/>
+          </w:tcPr>
+          <w:p>
+            <w:pPr>
+              <w:pStyle w:val="a8"/>
+              <w:jc w:val="center"/>
+              <w:rPr>
+                <w:rFonts w:hint="eastAsia"/>
+                <w:shd w:val="clear" w:color="auto" w:fill="FFFFFF"/>
+              </w:rPr>
+            </w:pPr>
+            <w:r>
+              <w:rPr>
+                <w:rFonts w:hint="eastAsia"/>
+                <w:shd w:val="clear" w:color="auto" w:fill="FFFFFF"/>
+              </w:rPr>
+              <w:t>设置年轻代大小</w:t>
+            </w:r>
+            <w:r>
+              <w:rPr>
+                <w:rFonts w:hint="eastAsia"/>
+                <w:shd w:val="clear" w:color="auto" w:fill="FFFFFF"/>
+              </w:rPr>
+              <w:t>，</w:t>
+            </w:r>
+            <w:r>
+              <w:rPr>
+                <w:rFonts w:hint="eastAsia"/>
+                <w:shd w:val="clear" w:color="auto" w:fill="FFFFFF"/>
+              </w:rPr>
+              <w:t>整个</w:t>
+            </w:r>
+            <w:r>
+              <w:rPr>
+                <w:rFonts w:hint="eastAsia"/>
+                <w:shd w:val="clear" w:color="auto" w:fill="FFFFFF"/>
+              </w:rPr>
+              <w:t>JVM</w:t>
+            </w:r>
+            <w:r>
+              <w:rPr>
+                <w:rFonts w:hint="eastAsia"/>
+                <w:shd w:val="clear" w:color="auto" w:fill="FFFFFF"/>
+              </w:rPr>
+              <w:t>内存大小</w:t>
+            </w:r>
+            <w:r>
+              <w:rPr>
+                <w:rFonts w:hint="eastAsia"/>
+                <w:shd w:val="clear" w:color="auto" w:fill="FFFFFF"/>
+              </w:rPr>
+              <w:t>=</w:t>
+            </w:r>
+            <w:r>
+              <w:rPr>
+                <w:rFonts w:hint="eastAsia"/>
+                <w:shd w:val="clear" w:color="auto" w:fill="FFFFFF"/>
+              </w:rPr>
+              <w:t>年轻</w:t>
+            </w:r>
+            <w:proofErr w:type="gramStart"/>
+            <w:r>
+              <w:rPr>
+                <w:rFonts w:hint="eastAsia"/>
+                <w:shd w:val="clear" w:color="auto" w:fill="FFFFFF"/>
+              </w:rPr>
+              <w:t>代大小</w:t>
+            </w:r>
+            <w:proofErr w:type="gramEnd"/>
+            <w:r>
+              <w:rPr>
+                <w:rFonts w:hint="eastAsia"/>
+                <w:shd w:val="clear" w:color="auto" w:fill="FFFFFF"/>
+              </w:rPr>
+              <w:t xml:space="preserve"> + </w:t>
+            </w:r>
+            <w:r>
+              <w:rPr>
+                <w:rFonts w:hint="eastAsia"/>
+                <w:shd w:val="clear" w:color="auto" w:fill="FFFFFF"/>
+              </w:rPr>
+              <w:t>年老</w:t>
+            </w:r>
+            <w:proofErr w:type="gramStart"/>
+            <w:r>
+              <w:rPr>
+                <w:rFonts w:hint="eastAsia"/>
+                <w:shd w:val="clear" w:color="auto" w:fill="FFFFFF"/>
+              </w:rPr>
+              <w:t>代大小</w:t>
+            </w:r>
+            <w:proofErr w:type="gramEnd"/>
+            <w:r>
+              <w:rPr>
+                <w:rFonts w:hint="eastAsia"/>
+                <w:shd w:val="clear" w:color="auto" w:fill="FFFFFF"/>
+              </w:rPr>
+              <w:t xml:space="preserve"> + </w:t>
+            </w:r>
+            <w:r>
+              <w:rPr>
+                <w:rFonts w:hint="eastAsia"/>
+                <w:shd w:val="clear" w:color="auto" w:fill="FFFFFF"/>
+              </w:rPr>
+              <w:t>持久代大小。持久</w:t>
+            </w:r>
+            <w:proofErr w:type="gramStart"/>
+            <w:r>
+              <w:rPr>
+                <w:rFonts w:hint="eastAsia"/>
+                <w:shd w:val="clear" w:color="auto" w:fill="FFFFFF"/>
+              </w:rPr>
+              <w:t>代一般</w:t>
+            </w:r>
+            <w:proofErr w:type="gramEnd"/>
+            <w:r>
+              <w:rPr>
+                <w:rFonts w:hint="eastAsia"/>
+                <w:shd w:val="clear" w:color="auto" w:fill="FFFFFF"/>
+              </w:rPr>
+              <w:t>固定大小为</w:t>
+            </w:r>
+            <w:r>
+              <w:rPr>
+                <w:rFonts w:hint="eastAsia"/>
+                <w:shd w:val="clear" w:color="auto" w:fill="FFFFFF"/>
+              </w:rPr>
+              <w:t>64m</w:t>
+            </w:r>
+            <w:r>
+              <w:rPr>
+                <w:rFonts w:hint="eastAsia"/>
+                <w:shd w:val="clear" w:color="auto" w:fill="FFFFFF"/>
+              </w:rPr>
+              <w:t>，所以增大年轻代后，将会减小年老代大小。此值对系统性能影响较大，</w:t>
+            </w:r>
+            <w:r>
+              <w:rPr>
+                <w:rFonts w:hint="eastAsia"/>
+                <w:shd w:val="clear" w:color="auto" w:fill="FFFFFF"/>
+              </w:rPr>
+              <w:t>Sun</w:t>
+            </w:r>
+            <w:r>
+              <w:rPr>
+                <w:rFonts w:hint="eastAsia"/>
+                <w:shd w:val="clear" w:color="auto" w:fill="FFFFFF"/>
+              </w:rPr>
+              <w:t>官方推荐配置为整个堆的</w:t>
+            </w:r>
+            <w:r>
+              <w:rPr>
+                <w:rFonts w:hint="eastAsia"/>
+                <w:shd w:val="clear" w:color="auto" w:fill="FFFFFF"/>
+              </w:rPr>
+              <w:t>3/8</w:t>
+            </w:r>
+          </w:p>
+        </w:tc>
+        <w:tc>
+          <w:tcPr>
+            <w:tcW w:w="2460" w:type="dxa"/>
+          </w:tcPr>
+          <w:p>
+            <w:pPr>
+              <w:jc w:val="center"/>
+              <w:rPr>
+                <w:rFonts w:ascii="微软雅黑" w:eastAsia="微软雅黑" w:hAnsi="微软雅黑" w:hint="eastAsia"/>
+                <w:color w:val="000000"/>
+                <w:szCs w:val="21"/>
+                <w:shd w:val="clear" w:color="auto" w:fill="FFFFFF"/>
+              </w:rPr>
+            </w:pPr>
+            <w:r>
+              <w:rPr>
+                <w:rFonts w:ascii="微软雅黑" w:eastAsia="微软雅黑" w:hAnsi="微软雅黑"/>
+                <w:color w:val="000000"/>
+                <w:szCs w:val="21"/>
+                <w:shd w:val="clear" w:color="auto" w:fill="FFFFFF"/>
+              </w:rPr>
+              <w:t>-</w:t>
+            </w:r>
+            <w:proofErr w:type="spellStart"/>
+            <w:r>
+              <w:rPr>
+                <w:rFonts w:ascii="微软雅黑" w:eastAsia="微软雅黑" w:hAnsi="微软雅黑"/>
+                <w:color w:val="000000"/>
+                <w:szCs w:val="21"/>
+                <w:shd w:val="clear" w:color="auto" w:fill="FFFFFF"/>
+              </w:rPr>
+              <w:t>Xmn</w:t>
+            </w:r>
+            <w:proofErr w:type="spellEnd"/>
+            <w:r>
+              <w:rPr>
+                <w:rFonts w:ascii="微软雅黑" w:eastAsia="微软雅黑" w:hAnsi="微软雅黑" w:hint="eastAsia"/>
+                <w:color w:val="000000"/>
+                <w:szCs w:val="21"/>
+                <w:shd w:val="clear" w:color="auto" w:fill="FFFFFF"/>
+              </w:rPr>
+              <w:t xml:space="preserve"> </w:t>
+            </w:r>
+            <w:r>
+              <w:rPr>
+                <w:rFonts w:ascii="微软雅黑" w:eastAsia="微软雅黑" w:hAnsi="微软雅黑"/>
+                <w:color w:val="000000"/>
+                <w:szCs w:val="21"/>
+                <w:shd w:val="clear" w:color="auto" w:fill="FFFFFF"/>
+              </w:rPr>
+              <w:t>2g</w:t>
+            </w:r>
+          </w:p>
+        </w:tc>
+      </w:tr>
+      <w:tr>
+        <w:trPr>
+          <w:trHeight w:val="42"/>
+        </w:trPr>
+        <w:tc>
+          <w:tcPr>
+            <w:tcW w:w="2098" w:type="dxa"/>
+          </w:tcPr>
+          <w:p>
+            <w:pPr>
+              <w:jc w:val="center"/>
+              <w:rPr>
+                <w:rFonts w:ascii="微软雅黑" w:eastAsia="微软雅黑" w:hAnsi="微软雅黑"/>
+                <w:color w:val="000000"/>
+                <w:szCs w:val="21"/>
+                <w:shd w:val="clear" w:color="auto" w:fill="FFFFFF"/>
+              </w:rPr>
+            </w:pPr>
+            <w:r>
+              <w:rPr>
+                <w:rFonts w:ascii="微软雅黑" w:eastAsia="微软雅黑" w:hAnsi="微软雅黑" w:hint="eastAsia"/>
+                <w:color w:val="000000"/>
+                <w:szCs w:val="21"/>
+                <w:shd w:val="clear" w:color="auto" w:fill="FFFFFF"/>
+              </w:rPr>
+              <w:lastRenderedPageBreak/>
+              <w:t>-</w:t>
+            </w:r>
+            <w:proofErr w:type="spellStart"/>
+            <w:r>
+              <w:rPr>
+                <w:rFonts w:ascii="微软雅黑" w:eastAsia="微软雅黑" w:hAnsi="微软雅黑"/>
+                <w:color w:val="000000"/>
+                <w:szCs w:val="21"/>
+                <w:shd w:val="clear" w:color="auto" w:fill="FFFFFF"/>
+              </w:rPr>
+              <w:t>Xss</w:t>
+            </w:r>
+            <w:proofErr w:type="spellEnd"/>
+          </w:p>
+        </w:tc>
+        <w:tc>
+          <w:tcPr>
+            <w:tcW w:w="3544" w:type="dxa"/>
+            <w:vAlign w:val="center"/>
+          </w:tcPr>
+          <w:p>
+            <w:pPr>
+              <w:pStyle w:val="a8"/>
+              <w:jc w:val="center"/>
+              <w:rPr>
+                <w:rFonts w:hint="eastAsia"/>
+                <w:shd w:val="clear" w:color="auto" w:fill="FFFFFF"/>
+              </w:rPr>
+            </w:pPr>
+            <w:r>
+              <w:rPr>
+                <w:rFonts w:hint="eastAsia"/>
+                <w:shd w:val="clear" w:color="auto" w:fill="FFFFFF"/>
+              </w:rPr>
+              <w:t>设置每个线程的堆栈大小。</w:t>
+            </w:r>
+            <w:r>
+              <w:rPr>
+                <w:rFonts w:hint="eastAsia"/>
+                <w:shd w:val="clear" w:color="auto" w:fill="FFFFFF"/>
+              </w:rPr>
+              <w:t>JDK5.0</w:t>
+            </w:r>
+            <w:r>
+              <w:rPr>
+                <w:rFonts w:hint="eastAsia"/>
+                <w:shd w:val="clear" w:color="auto" w:fill="FFFFFF"/>
+              </w:rPr>
+              <w:t>以后每个线程堆栈大小为</w:t>
+            </w:r>
+            <w:r>
+              <w:rPr>
+                <w:rFonts w:hint="eastAsia"/>
+                <w:shd w:val="clear" w:color="auto" w:fill="FFFFFF"/>
+              </w:rPr>
+              <w:t>1M</w:t>
+            </w:r>
+            <w:r>
+              <w:rPr>
+                <w:rFonts w:hint="eastAsia"/>
+                <w:shd w:val="clear" w:color="auto" w:fill="FFFFFF"/>
+              </w:rPr>
+              <w:t>，以前每个线程堆栈大小为</w:t>
+            </w:r>
+            <w:r>
+              <w:rPr>
+                <w:rFonts w:hint="eastAsia"/>
+                <w:shd w:val="clear" w:color="auto" w:fill="FFFFFF"/>
+              </w:rPr>
+              <w:t>256K</w:t>
+            </w:r>
+            <w:r>
+              <w:rPr>
+                <w:rFonts w:hint="eastAsia"/>
+                <w:shd w:val="clear" w:color="auto" w:fill="FFFFFF"/>
+              </w:rPr>
+              <w:t>。</w:t>
+            </w:r>
+            <w:r>
+              <w:rPr>
+                <w:rFonts w:hint="eastAsia"/>
+                <w:shd w:val="clear" w:color="auto" w:fill="FFFFFF"/>
+              </w:rPr>
+              <w:t>根据</w:t>
+            </w:r>
+            <w:r>
+              <w:rPr>
+                <w:rFonts w:hint="eastAsia"/>
+                <w:shd w:val="clear" w:color="auto" w:fill="FFFFFF"/>
+              </w:rPr>
+              <w:t>应用的线程所需内存大小进行调整。在</w:t>
+            </w:r>
+            <w:r>
+              <w:rPr>
+                <w:rFonts w:hint="eastAsia"/>
+                <w:shd w:val="clear" w:color="auto" w:fill="FFFFFF"/>
+              </w:rPr>
+              <w:t>固定</w:t>
+            </w:r>
+            <w:r>
+              <w:rPr>
+                <w:rFonts w:hint="eastAsia"/>
+                <w:shd w:val="clear" w:color="auto" w:fill="FFFFFF"/>
+              </w:rPr>
+              <w:t>物理内存下，减小这个值能生成更多的线程。但是操作系统对一个进程内的</w:t>
+            </w:r>
+            <w:proofErr w:type="gramStart"/>
+            <w:r>
+              <w:rPr>
+                <w:rFonts w:hint="eastAsia"/>
+                <w:shd w:val="clear" w:color="auto" w:fill="FFFFFF"/>
+              </w:rPr>
+              <w:t>线程数</w:t>
+            </w:r>
+            <w:proofErr w:type="gramEnd"/>
+            <w:r>
+              <w:rPr>
+                <w:rFonts w:hint="eastAsia"/>
+                <w:shd w:val="clear" w:color="auto" w:fill="FFFFFF"/>
+              </w:rPr>
+              <w:t>还是有限制的，不能无限生成，</w:t>
+            </w:r>
+            <w:r>
+              <w:rPr>
+                <w:rFonts w:hint="eastAsia"/>
+                <w:shd w:val="clear" w:color="auto" w:fill="FFFFFF"/>
+              </w:rPr>
+              <w:t>一般</w:t>
+            </w:r>
+            <w:r>
+              <w:rPr>
+                <w:rFonts w:hint="eastAsia"/>
+                <w:shd w:val="clear" w:color="auto" w:fill="FFFFFF"/>
+              </w:rPr>
+              <w:t>在</w:t>
+            </w:r>
+            <w:r>
+              <w:rPr>
+                <w:rFonts w:hint="eastAsia"/>
+                <w:shd w:val="clear" w:color="auto" w:fill="FFFFFF"/>
+              </w:rPr>
+              <w:t>3000~5000</w:t>
+            </w:r>
+            <w:r>
+              <w:rPr>
+                <w:rFonts w:hint="eastAsia"/>
+                <w:shd w:val="clear" w:color="auto" w:fill="FFFFFF"/>
+              </w:rPr>
+              <w:t>左右</w:t>
+            </w:r>
+          </w:p>
+        </w:tc>
+        <w:tc>
+          <w:tcPr>
+            <w:tcW w:w="2460" w:type="dxa"/>
+          </w:tcPr>
+          <w:p>
+            <w:pPr>
+              <w:jc w:val="center"/>
+              <w:rPr>
+                <w:rFonts w:ascii="微软雅黑" w:eastAsia="微软雅黑" w:hAnsi="微软雅黑"/>
+                <w:color w:val="000000"/>
+                <w:szCs w:val="21"/>
+                <w:shd w:val="clear" w:color="auto" w:fill="FFFFFF"/>
+              </w:rPr>
+            </w:pPr>
+            <w:r>
+              <w:rPr>
+                <w:rFonts w:ascii="微软雅黑" w:eastAsia="微软雅黑" w:hAnsi="微软雅黑"/>
+                <w:color w:val="000000"/>
+                <w:szCs w:val="21"/>
+                <w:shd w:val="clear" w:color="auto" w:fill="FFFFFF"/>
+              </w:rPr>
+              <w:t>-</w:t>
+            </w:r>
+            <w:proofErr w:type="spellStart"/>
+            <w:r>
+              <w:rPr>
+                <w:rFonts w:ascii="微软雅黑" w:eastAsia="微软雅黑" w:hAnsi="微软雅黑"/>
+                <w:color w:val="000000"/>
+                <w:szCs w:val="21"/>
+                <w:shd w:val="clear" w:color="auto" w:fill="FFFFFF"/>
+              </w:rPr>
+              <w:t>Xss</w:t>
+            </w:r>
+            <w:proofErr w:type="spellEnd"/>
+            <w:r>
+              <w:rPr>
+                <w:rFonts w:ascii="微软雅黑" w:eastAsia="微软雅黑" w:hAnsi="微软雅黑" w:hint="eastAsia"/>
+                <w:color w:val="000000"/>
+                <w:szCs w:val="21"/>
+                <w:shd w:val="clear" w:color="auto" w:fill="FFFFFF"/>
+              </w:rPr>
+              <w:t xml:space="preserve"> </w:t>
+            </w:r>
+            <w:r>
+              <w:rPr>
+                <w:rFonts w:ascii="微软雅黑" w:eastAsia="微软雅黑" w:hAnsi="微软雅黑"/>
+                <w:color w:val="000000"/>
+                <w:szCs w:val="21"/>
+                <w:shd w:val="clear" w:color="auto" w:fill="FFFFFF"/>
+              </w:rPr>
+              <w:t>128k</w:t>
+            </w:r>
+          </w:p>
+        </w:tc>
+      </w:tr>
+      <w:tr>
+        <w:trPr>
+          <w:trHeight w:val="42"/>
+        </w:trPr>
+        <w:tc>
+          <w:tcPr>
+            <w:tcW w:w="2098" w:type="dxa"/>
+          </w:tcPr>
+          <w:p>
+            <w:pPr>
+              <w:jc w:val="center"/>
+              <w:rPr>
+                <w:rFonts w:ascii="微软雅黑" w:eastAsia="微软雅黑" w:hAnsi="微软雅黑" w:hint="eastAsia"/>
+                <w:color w:val="000000"/>
+                <w:szCs w:val="21"/>
+                <w:shd w:val="clear" w:color="auto" w:fill="FFFFFF"/>
+              </w:rPr>
+            </w:pPr>
+            <w:r>
+              <w:rPr>
+                <w:rFonts w:ascii="微软雅黑" w:eastAsia="微软雅黑" w:hAnsi="微软雅黑"/>
+                <w:color w:val="000000"/>
+                <w:szCs w:val="21"/>
+                <w:shd w:val="clear" w:color="auto" w:fill="FFFFFF"/>
+              </w:rPr>
+              <w:t>-</w:t>
+            </w:r>
+            <w:proofErr w:type="spellStart"/>
+            <w:r>
+              <w:rPr>
+                <w:rFonts w:ascii="微软雅黑" w:eastAsia="微软雅黑" w:hAnsi="微软雅黑"/>
+                <w:color w:val="000000"/>
+                <w:szCs w:val="21"/>
+                <w:shd w:val="clear" w:color="auto" w:fill="FFFFFF"/>
+              </w:rPr>
+              <w:t>XX:NewRatio</w:t>
+            </w:r>
+            <w:proofErr w:type="spellEnd"/>
+          </w:p>
+        </w:tc>
+        <w:tc>
+          <w:tcPr>
+            <w:tcW w:w="3544" w:type="dxa"/>
+            <w:vAlign w:val="center"/>
+          </w:tcPr>
+          <w:p>
+            <w:pPr>
+              <w:pStyle w:val="a8"/>
+              <w:jc w:val="center"/>
+              <w:rPr>
+                <w:rFonts w:hint="eastAsia"/>
+                <w:shd w:val="clear" w:color="auto" w:fill="FFFFFF"/>
+              </w:rPr>
+            </w:pPr>
+            <w:r>
+              <w:rPr>
+                <w:rFonts w:hint="eastAsia"/>
+                <w:shd w:val="clear" w:color="auto" w:fill="FFFFFF"/>
+              </w:rPr>
+              <w:t>设置年轻代（包括</w:t>
+            </w:r>
+            <w:r>
+              <w:rPr>
+                <w:rFonts w:hint="eastAsia"/>
+                <w:shd w:val="clear" w:color="auto" w:fill="FFFFFF"/>
+              </w:rPr>
+              <w:t>Eden</w:t>
+            </w:r>
+            <w:r>
+              <w:rPr>
+                <w:rFonts w:hint="eastAsia"/>
+                <w:shd w:val="clear" w:color="auto" w:fill="FFFFFF"/>
+              </w:rPr>
+              <w:t>和两个</w:t>
+            </w:r>
+            <w:r>
+              <w:rPr>
+                <w:rFonts w:hint="eastAsia"/>
+                <w:shd w:val="clear" w:color="auto" w:fill="FFFFFF"/>
+              </w:rPr>
+              <w:t>Survivor</w:t>
+            </w:r>
+            <w:r>
+              <w:rPr>
+                <w:rFonts w:hint="eastAsia"/>
+                <w:shd w:val="clear" w:color="auto" w:fill="FFFFFF"/>
+              </w:rPr>
+              <w:t>区）与年老代的比值（除去持久代）。</w:t>
+            </w:r>
+            <w:r>
+              <w:rPr>
+                <w:rFonts w:hint="eastAsia"/>
+                <w:shd w:val="clear" w:color="auto" w:fill="FFFFFF"/>
+              </w:rPr>
+              <w:t>若</w:t>
+            </w:r>
+            <w:r>
+              <w:rPr>
+                <w:rFonts w:hint="eastAsia"/>
+                <w:shd w:val="clear" w:color="auto" w:fill="FFFFFF"/>
+              </w:rPr>
+              <w:t>设置为</w:t>
+            </w:r>
+            <w:r>
+              <w:rPr>
+                <w:rFonts w:hint="eastAsia"/>
+                <w:shd w:val="clear" w:color="auto" w:fill="FFFFFF"/>
+              </w:rPr>
+              <w:t>4</w:t>
+            </w:r>
+            <w:r>
+              <w:rPr>
+                <w:rFonts w:hint="eastAsia"/>
+                <w:shd w:val="clear" w:color="auto" w:fill="FFFFFF"/>
+              </w:rPr>
+              <w:t>，</w:t>
+            </w:r>
+            <w:proofErr w:type="gramStart"/>
+            <w:r>
+              <w:rPr>
+                <w:rFonts w:hint="eastAsia"/>
+                <w:shd w:val="clear" w:color="auto" w:fill="FFFFFF"/>
+              </w:rPr>
+              <w:t>则年轻代</w:t>
+            </w:r>
+            <w:proofErr w:type="gramEnd"/>
+            <w:r>
+              <w:rPr>
+                <w:rFonts w:hint="eastAsia"/>
+                <w:shd w:val="clear" w:color="auto" w:fill="FFFFFF"/>
+              </w:rPr>
+              <w:t>与年老代所占比值为</w:t>
+            </w:r>
+            <w:r>
+              <w:rPr>
+                <w:rFonts w:hint="eastAsia"/>
+                <w:shd w:val="clear" w:color="auto" w:fill="FFFFFF"/>
+              </w:rPr>
+              <w:t>1</w:t>
+            </w:r>
+            <w:r>
+              <w:rPr>
+                <w:rFonts w:hint="eastAsia"/>
+                <w:shd w:val="clear" w:color="auto" w:fill="FFFFFF"/>
+              </w:rPr>
+              <w:t>：</w:t>
+            </w:r>
+            <w:r>
+              <w:rPr>
+                <w:rFonts w:hint="eastAsia"/>
+                <w:shd w:val="clear" w:color="auto" w:fill="FFFFFF"/>
+              </w:rPr>
+              <w:t>4</w:t>
+            </w:r>
+          </w:p>
+        </w:tc>
+        <w:tc>
+          <w:tcPr>
+            <w:tcW w:w="2460" w:type="dxa"/>
+          </w:tcPr>
+          <w:p>
+            <w:pPr>
+              <w:jc w:val="center"/>
+              <w:rPr>
+                <w:rFonts w:ascii="微软雅黑" w:eastAsia="微软雅黑" w:hAnsi="微软雅黑"/>
+                <w:color w:val="000000"/>
+                <w:szCs w:val="21"/>
+                <w:shd w:val="clear" w:color="auto" w:fill="FFFFFF"/>
+              </w:rPr>
+            </w:pPr>
+            <w:r>
+              <w:rPr>
+                <w:rFonts w:ascii="微软雅黑" w:eastAsia="微软雅黑" w:hAnsi="微软雅黑"/>
+                <w:color w:val="000000"/>
+                <w:szCs w:val="21"/>
+                <w:shd w:val="clear" w:color="auto" w:fill="FFFFFF"/>
+              </w:rPr>
+              <w:t>-</w:t>
+            </w:r>
+            <w:proofErr w:type="spellStart"/>
+            <w:r>
+              <w:rPr>
+                <w:rFonts w:ascii="微软雅黑" w:eastAsia="微软雅黑" w:hAnsi="微软雅黑"/>
+                <w:color w:val="000000"/>
+                <w:szCs w:val="21"/>
+                <w:shd w:val="clear" w:color="auto" w:fill="FFFFFF"/>
+              </w:rPr>
+              <w:t>XX:NewRatio</w:t>
+            </w:r>
+            <w:proofErr w:type="spellEnd"/>
+            <w:r>
+              <w:rPr>
+                <w:rFonts w:ascii="微软雅黑" w:eastAsia="微软雅黑" w:hAnsi="微软雅黑"/>
+                <w:color w:val="000000"/>
+                <w:szCs w:val="21"/>
+                <w:shd w:val="clear" w:color="auto" w:fill="FFFFFF"/>
+              </w:rPr>
+              <w:t>=4</w:t>
+            </w:r>
+          </w:p>
+        </w:tc>
+      </w:tr>
+      <w:tr>
+        <w:trPr>
+          <w:trHeight w:val="42"/>
+        </w:trPr>
+        <w:tc>
+          <w:tcPr>
+            <w:tcW w:w="2098" w:type="dxa"/>
+          </w:tcPr>
+          <w:p>
+            <w:pPr>
+              <w:jc w:val="center"/>
+              <w:rPr>
+                <w:rFonts w:ascii="微软雅黑" w:eastAsia="微软雅黑" w:hAnsi="微软雅黑"/>
+                <w:color w:val="000000"/>
+                <w:szCs w:val="21"/>
+                <w:shd w:val="clear" w:color="auto" w:fill="FFFFFF"/>
+              </w:rPr>
+            </w:pPr>
+            <w:r>
+              <w:rPr>
+                <w:rFonts w:ascii="微软雅黑" w:eastAsia="微软雅黑" w:hAnsi="微软雅黑"/>
+                <w:color w:val="000000"/>
+                <w:szCs w:val="21"/>
+                <w:shd w:val="clear" w:color="auto" w:fill="FFFFFF"/>
+              </w:rPr>
+              <w:t>-</w:t>
+            </w:r>
+            <w:proofErr w:type="spellStart"/>
+            <w:r>
+              <w:rPr>
+                <w:rFonts w:ascii="微软雅黑" w:eastAsia="微软雅黑" w:hAnsi="微软雅黑"/>
+                <w:color w:val="000000"/>
+                <w:szCs w:val="21"/>
+                <w:shd w:val="clear" w:color="auto" w:fill="FFFFFF"/>
+              </w:rPr>
+              <w:t>XX:SurvivorRatio</w:t>
+            </w:r>
+            <w:proofErr w:type="spellEnd"/>
+          </w:p>
+        </w:tc>
+        <w:tc>
+          <w:tcPr>
+            <w:tcW w:w="3544" w:type="dxa"/>
+            <w:vAlign w:val="center"/>
+          </w:tcPr>
+          <w:p>
+            <w:pPr>
+              <w:pStyle w:val="a8"/>
+              <w:jc w:val="center"/>
+              <w:rPr>
+                <w:rFonts w:hint="eastAsia"/>
+                <w:shd w:val="clear" w:color="auto" w:fill="FFFFFF"/>
+              </w:rPr>
+            </w:pPr>
+            <w:r>
+              <w:rPr>
+                <w:rFonts w:hint="eastAsia"/>
+                <w:shd w:val="clear" w:color="auto" w:fill="FFFFFF"/>
+              </w:rPr>
+              <w:t>设置年轻代中</w:t>
+            </w:r>
+            <w:r>
+              <w:rPr>
+                <w:rFonts w:hint="eastAsia"/>
+                <w:shd w:val="clear" w:color="auto" w:fill="FFFFFF"/>
+              </w:rPr>
+              <w:t>Eden</w:t>
+            </w:r>
+            <w:r>
+              <w:rPr>
+                <w:rFonts w:hint="eastAsia"/>
+                <w:shd w:val="clear" w:color="auto" w:fill="FFFFFF"/>
+              </w:rPr>
+              <w:t>区与</w:t>
+            </w:r>
+            <w:r>
+              <w:rPr>
+                <w:rFonts w:hint="eastAsia"/>
+                <w:shd w:val="clear" w:color="auto" w:fill="FFFFFF"/>
+              </w:rPr>
+              <w:t>Survivor</w:t>
+            </w:r>
+            <w:r>
+              <w:rPr>
+                <w:rFonts w:hint="eastAsia"/>
+                <w:shd w:val="clear" w:color="auto" w:fill="FFFFFF"/>
+              </w:rPr>
+              <w:t>区的大小比值。</w:t>
+            </w:r>
+            <w:r>
+              <w:rPr>
+                <w:rFonts w:hint="eastAsia"/>
+                <w:shd w:val="clear" w:color="auto" w:fill="FFFFFF"/>
+              </w:rPr>
+              <w:t>若</w:t>
+            </w:r>
+            <w:r>
+              <w:rPr>
+                <w:rFonts w:hint="eastAsia"/>
+                <w:shd w:val="clear" w:color="auto" w:fill="FFFFFF"/>
+              </w:rPr>
+              <w:t>设置为</w:t>
+            </w:r>
+            <w:r>
+              <w:rPr>
+                <w:rFonts w:hint="eastAsia"/>
+                <w:shd w:val="clear" w:color="auto" w:fill="FFFFFF"/>
+              </w:rPr>
+              <w:t>4</w:t>
+            </w:r>
+            <w:r>
+              <w:rPr>
+                <w:rFonts w:hint="eastAsia"/>
+                <w:shd w:val="clear" w:color="auto" w:fill="FFFFFF"/>
+              </w:rPr>
+              <w:t>，则</w:t>
+            </w:r>
+            <w:r>
+              <w:rPr>
+                <w:rFonts w:hint="eastAsia"/>
+                <w:shd w:val="clear" w:color="auto" w:fill="FFFFFF"/>
+              </w:rPr>
+              <w:t>Survivor</w:t>
+            </w:r>
+            <w:r>
+              <w:rPr>
+                <w:rFonts w:hint="eastAsia"/>
+                <w:shd w:val="clear" w:color="auto" w:fill="FFFFFF"/>
+              </w:rPr>
+              <w:t>区与</w:t>
+            </w:r>
+            <w:r>
+              <w:rPr>
+                <w:rFonts w:hint="eastAsia"/>
+                <w:shd w:val="clear" w:color="auto" w:fill="FFFFFF"/>
+              </w:rPr>
+              <w:t>Eden</w:t>
+            </w:r>
+            <w:r>
+              <w:rPr>
+                <w:rFonts w:hint="eastAsia"/>
+                <w:shd w:val="clear" w:color="auto" w:fill="FFFFFF"/>
+              </w:rPr>
+              <w:t>区的比值为</w:t>
+            </w:r>
+            <w:r>
+              <w:rPr>
+                <w:rFonts w:hint="eastAsia"/>
+                <w:shd w:val="clear" w:color="auto" w:fill="FFFFFF"/>
+              </w:rPr>
+              <w:t>1:1</w:t>
+            </w:r>
+            <w:r>
+              <w:rPr>
+                <w:rFonts w:hint="eastAsia"/>
+                <w:shd w:val="clear" w:color="auto" w:fill="FFFFFF"/>
+              </w:rPr>
+              <w:t>:4</w:t>
+            </w:r>
+            <w:r>
+              <w:rPr>
+                <w:rFonts w:hint="eastAsia"/>
+                <w:shd w:val="clear" w:color="auto" w:fill="FFFFFF"/>
+              </w:rPr>
+              <w:t>，一个</w:t>
+            </w:r>
+            <w:r>
+              <w:rPr>
+                <w:rFonts w:hint="eastAsia"/>
+                <w:shd w:val="clear" w:color="auto" w:fill="FFFFFF"/>
+              </w:rPr>
+              <w:t>Survivor</w:t>
+            </w:r>
+            <w:r>
+              <w:rPr>
+                <w:rFonts w:hint="eastAsia"/>
+                <w:shd w:val="clear" w:color="auto" w:fill="FFFFFF"/>
+              </w:rPr>
+              <w:t>区占整个年轻代的</w:t>
+            </w:r>
+            <w:r>
+              <w:rPr>
+                <w:rFonts w:hint="eastAsia"/>
+                <w:shd w:val="clear" w:color="auto" w:fill="FFFFFF"/>
+              </w:rPr>
+              <w:t>1/6</w:t>
+            </w:r>
+          </w:p>
+        </w:tc>
+        <w:tc>
+          <w:tcPr>
+            <w:tcW w:w="2460" w:type="dxa"/>
+          </w:tcPr>
+          <w:p>
+            <w:pPr>
+              <w:jc w:val="center"/>
+              <w:rPr>
+                <w:rFonts w:ascii="微软雅黑" w:eastAsia="微软雅黑" w:hAnsi="微软雅黑"/>
+                <w:color w:val="000000"/>
+                <w:szCs w:val="21"/>
+                <w:shd w:val="clear" w:color="auto" w:fill="FFFFFF"/>
+              </w:rPr>
+            </w:pPr>
+            <w:r>
+              <w:rPr>
+                <w:rFonts w:ascii="微软雅黑" w:eastAsia="微软雅黑" w:hAnsi="微软雅黑"/>
+                <w:color w:val="000000"/>
+                <w:szCs w:val="21"/>
+                <w:shd w:val="clear" w:color="auto" w:fill="FFFFFF"/>
+              </w:rPr>
+              <w:t>-</w:t>
+            </w:r>
+            <w:proofErr w:type="spellStart"/>
+            <w:r>
+              <w:rPr>
+                <w:rFonts w:ascii="微软雅黑" w:eastAsia="微软雅黑" w:hAnsi="微软雅黑"/>
+                <w:color w:val="000000"/>
+                <w:szCs w:val="21"/>
+                <w:shd w:val="clear" w:color="auto" w:fill="FFFFFF"/>
+              </w:rPr>
+              <w:t>XX:SurvivorRatio</w:t>
+            </w:r>
+            <w:proofErr w:type="spellEnd"/>
+            <w:r>
+              <w:rPr>
+                <w:rFonts w:ascii="微软雅黑" w:eastAsia="微软雅黑" w:hAnsi="微软雅黑"/>
+                <w:color w:val="000000"/>
+                <w:szCs w:val="21"/>
+                <w:shd w:val="clear" w:color="auto" w:fill="FFFFFF"/>
+              </w:rPr>
+              <w:t>=4</w:t>
+            </w:r>
+          </w:p>
+        </w:tc>
+      </w:tr>
+      <w:tr>
+        <w:trPr>
+          <w:trHeight w:val="42"/>
+        </w:trPr>
+        <w:tc>
+          <w:tcPr>
+            <w:tcW w:w="2098" w:type="dxa"/>
+          </w:tcPr>
+          <w:p>
+            <w:pPr>
+              <w:jc w:val="center"/>
+              <w:rPr>
+                <w:rFonts w:ascii="微软雅黑" w:eastAsia="微软雅黑" w:hAnsi="微软雅黑"/>
+                <w:color w:val="000000"/>
+                <w:szCs w:val="21"/>
+                <w:shd w:val="clear" w:color="auto" w:fill="FFFFFF"/>
+              </w:rPr>
+            </w:pPr>
+            <w:r>
+              <w:rPr>
+                <w:rFonts w:ascii="微软雅黑" w:eastAsia="微软雅黑" w:hAnsi="微软雅黑"/>
+                <w:color w:val="000000"/>
+                <w:szCs w:val="21"/>
+                <w:shd w:val="clear" w:color="auto" w:fill="FFFFFF"/>
+              </w:rPr>
+              <w:t>-</w:t>
+            </w:r>
+            <w:proofErr w:type="spellStart"/>
+            <w:r>
+              <w:rPr>
+                <w:rFonts w:ascii="微软雅黑" w:eastAsia="微软雅黑" w:hAnsi="微软雅黑"/>
+                <w:color w:val="000000"/>
+                <w:szCs w:val="21"/>
+                <w:shd w:val="clear" w:color="auto" w:fill="FFFFFF"/>
+              </w:rPr>
+              <w:t>XX:MaxPermSize</w:t>
+            </w:r>
+            <w:proofErr w:type="spellEnd"/>
+          </w:p>
+        </w:tc>
+        <w:tc>
+          <w:tcPr>
+            <w:tcW w:w="3544" w:type="dxa"/>
+            <w:vAlign w:val="center"/>
+          </w:tcPr>
+          <w:p>
+            <w:pPr>
+              <w:pStyle w:val="a8"/>
+              <w:jc w:val="center"/>
+              <w:rPr>
+                <w:rFonts w:hint="eastAsia"/>
+                <w:shd w:val="clear" w:color="auto" w:fill="FFFFFF"/>
+              </w:rPr>
+            </w:pPr>
+            <w:r>
+              <w:rPr>
+                <w:rFonts w:hint="eastAsia"/>
+                <w:shd w:val="clear" w:color="auto" w:fill="FFFFFF"/>
+              </w:rPr>
+              <w:t>设置</w:t>
+            </w:r>
+            <w:r>
+              <w:rPr>
+                <w:rFonts w:hint="eastAsia"/>
+                <w:shd w:val="clear" w:color="auto" w:fill="FFFFFF"/>
+              </w:rPr>
+              <w:t>永久代</w:t>
+            </w:r>
+            <w:r>
+              <w:rPr>
+                <w:rFonts w:hint="eastAsia"/>
+                <w:shd w:val="clear" w:color="auto" w:fill="FFFFFF"/>
+              </w:rPr>
+              <w:t>大小</w:t>
+            </w:r>
+            <w:r>
+              <w:rPr>
+                <w:rFonts w:hint="eastAsia"/>
+                <w:shd w:val="clear" w:color="auto" w:fill="FFFFFF"/>
+              </w:rPr>
+              <w:t>，</w:t>
+            </w:r>
+            <w:r>
+              <w:rPr>
+                <w:rFonts w:hint="eastAsia"/>
+                <w:shd w:val="clear" w:color="auto" w:fill="FFFFFF"/>
+              </w:rPr>
+              <w:t>JDK8</w:t>
+            </w:r>
+            <w:proofErr w:type="gramStart"/>
+            <w:r>
+              <w:rPr>
+                <w:rFonts w:hint="eastAsia"/>
+                <w:shd w:val="clear" w:color="auto" w:fill="FFFFFF"/>
+              </w:rPr>
+              <w:t>移除了</w:t>
+            </w:r>
+            <w:proofErr w:type="gramEnd"/>
+            <w:r>
+              <w:rPr>
+                <w:rFonts w:hint="eastAsia"/>
+                <w:shd w:val="clear" w:color="auto" w:fill="FFFFFF"/>
+              </w:rPr>
+              <w:t>永久代，此参数失效</w:t>
+            </w:r>
+          </w:p>
+        </w:tc>
+        <w:tc>
+          <w:tcPr>
+            <w:tcW w:w="2460" w:type="dxa"/>
+          </w:tcPr>
+          <w:p>
+            <w:pPr>
+              <w:jc w:val="center"/>
+              <w:rPr>
+                <w:rFonts w:ascii="微软雅黑" w:eastAsia="微软雅黑" w:hAnsi="微软雅黑"/>
+                <w:color w:val="000000"/>
+                <w:szCs w:val="21"/>
+                <w:shd w:val="clear" w:color="auto" w:fill="FFFFFF"/>
+              </w:rPr>
+            </w:pPr>
+            <w:r>
+              <w:rPr>
+                <w:rFonts w:ascii="微软雅黑" w:eastAsia="微软雅黑" w:hAnsi="微软雅黑"/>
+                <w:color w:val="000000"/>
+                <w:szCs w:val="21"/>
+                <w:shd w:val="clear" w:color="auto" w:fill="FFFFFF"/>
+              </w:rPr>
+              <w:t>-</w:t>
+            </w:r>
+            <w:proofErr w:type="spellStart"/>
+            <w:r>
+              <w:rPr>
+                <w:rFonts w:ascii="微软雅黑" w:eastAsia="微软雅黑" w:hAnsi="微软雅黑"/>
+                <w:color w:val="000000"/>
+                <w:szCs w:val="21"/>
+                <w:shd w:val="clear" w:color="auto" w:fill="FFFFFF"/>
+              </w:rPr>
+              <w:t>XX:MaxPermSize</w:t>
+            </w:r>
+            <w:proofErr w:type="spellEnd"/>
+            <w:r>
+              <w:rPr>
+                <w:rFonts w:ascii="微软雅黑" w:eastAsia="微软雅黑" w:hAnsi="微软雅黑"/>
+                <w:color w:val="000000"/>
+                <w:szCs w:val="21"/>
+                <w:shd w:val="clear" w:color="auto" w:fill="FFFFFF"/>
+              </w:rPr>
+              <w:t>=16m</w:t>
+            </w:r>
+          </w:p>
+        </w:tc>
+      </w:tr>
+      <w:tr>
+        <w:trPr>
+          <w:trHeight w:val="42"/>
+        </w:trPr>
+        <w:tc>
+          <w:tcPr>
+            <w:tcW w:w="2098" w:type="dxa"/>
+          </w:tcPr>
+          <w:p>
+            <w:pPr>
+              <w:jc w:val="center"/>
+              <w:rPr>
+                <w:rFonts w:ascii="微软雅黑" w:eastAsia="微软雅黑" w:hAnsi="微软雅黑"/>
+                <w:color w:val="000000"/>
+                <w:szCs w:val="21"/>
+                <w:shd w:val="clear" w:color="auto" w:fill="FFFFFF"/>
+              </w:rPr>
+            </w:pPr>
+            <w:r>
+              <w:rPr>
+                <w:rFonts w:ascii="微软雅黑" w:eastAsia="微软雅黑" w:hAnsi="微软雅黑"/>
+                <w:color w:val="000000"/>
+                <w:szCs w:val="21"/>
+                <w:shd w:val="clear" w:color="auto" w:fill="FFFFFF"/>
+              </w:rPr>
+              <w:t>-</w:t>
+            </w:r>
+            <w:proofErr w:type="spellStart"/>
+            <w:r>
+              <w:rPr>
+                <w:rFonts w:ascii="微软雅黑" w:eastAsia="微软雅黑" w:hAnsi="微软雅黑"/>
+                <w:color w:val="000000"/>
+                <w:szCs w:val="21"/>
+                <w:shd w:val="clear" w:color="auto" w:fill="FFFFFF"/>
+              </w:rPr>
+              <w:t>XX:MetaspaceSize</w:t>
+            </w:r>
+            <w:proofErr w:type="spellEnd"/>
+          </w:p>
+        </w:tc>
+        <w:tc>
+          <w:tcPr>
+            <w:tcW w:w="3544" w:type="dxa"/>
+            <w:vAlign w:val="center"/>
+          </w:tcPr>
+          <w:p>
+            <w:pPr>
+              <w:pStyle w:val="a8"/>
+              <w:jc w:val="center"/>
+              <w:rPr>
+                <w:rFonts w:hint="eastAsia"/>
+                <w:shd w:val="clear" w:color="auto" w:fill="FFFFFF"/>
+              </w:rPr>
+            </w:pPr>
+            <w:r>
+              <w:rPr>
+                <w:rFonts w:hint="eastAsia"/>
+                <w:shd w:val="clear" w:color="auto" w:fill="FFFFFF"/>
+              </w:rPr>
+              <w:t>主要控制</w:t>
+            </w:r>
+            <w:proofErr w:type="gramStart"/>
+            <w:r>
+              <w:rPr>
+                <w:rFonts w:hint="eastAsia"/>
+                <w:shd w:val="clear" w:color="auto" w:fill="FFFFFF"/>
+              </w:rPr>
+              <w:t>元空间</w:t>
+            </w:r>
+            <w:proofErr w:type="gramEnd"/>
+            <w:r>
+              <w:rPr>
+                <w:rFonts w:hint="eastAsia"/>
+                <w:shd w:val="clear" w:color="auto" w:fill="FFFFFF"/>
+              </w:rPr>
+              <w:t>GC</w:t>
+            </w:r>
+            <w:r>
+              <w:rPr>
+                <w:rFonts w:hint="eastAsia"/>
+                <w:shd w:val="clear" w:color="auto" w:fill="FFFFFF"/>
+              </w:rPr>
+              <w:t>发生的初始阈值，也就是最小阈值。</w:t>
+            </w:r>
+            <w:r>
+              <w:rPr>
+                <w:rFonts w:hint="eastAsia"/>
+                <w:shd w:val="clear" w:color="auto" w:fill="FFFFFF"/>
+              </w:rPr>
+              <w:t>即</w:t>
+            </w:r>
+            <w:r>
+              <w:rPr>
+                <w:rFonts w:hint="eastAsia"/>
+                <w:shd w:val="clear" w:color="auto" w:fill="FFFFFF"/>
+              </w:rPr>
+              <w:t>当使用的</w:t>
+            </w:r>
+            <w:proofErr w:type="spellStart"/>
+            <w:r>
+              <w:rPr>
+                <w:rFonts w:hint="eastAsia"/>
+                <w:shd w:val="clear" w:color="auto" w:fill="FFFFFF"/>
+              </w:rPr>
+              <w:t>m</w:t>
+            </w:r>
+            <w:r>
+              <w:rPr>
+                <w:rFonts w:hint="eastAsia"/>
+                <w:shd w:val="clear" w:color="auto" w:fill="FFFFFF"/>
+              </w:rPr>
+              <w:t>eta</w:t>
+            </w:r>
+            <w:r>
+              <w:rPr>
+                <w:rFonts w:hint="eastAsia"/>
+                <w:shd w:val="clear" w:color="auto" w:fill="FFFFFF"/>
+              </w:rPr>
+              <w:t>space</w:t>
+            </w:r>
+            <w:proofErr w:type="spellEnd"/>
+            <w:r>
+              <w:rPr>
+                <w:rFonts w:hint="eastAsia"/>
+                <w:shd w:val="clear" w:color="auto" w:fill="FFFFFF"/>
+              </w:rPr>
+              <w:t>空间到达了</w:t>
+            </w:r>
+            <w:r>
+              <w:rPr>
+                <w:rFonts w:hint="eastAsia"/>
+                <w:shd w:val="clear" w:color="auto" w:fill="FFFFFF"/>
+              </w:rPr>
+              <w:t>阈值</w:t>
+            </w:r>
+            <w:r>
+              <w:rPr>
+                <w:rFonts w:hint="eastAsia"/>
+                <w:shd w:val="clear" w:color="auto" w:fill="FFFFFF"/>
+              </w:rPr>
+              <w:t>的时候，就会触发</w:t>
+            </w:r>
+            <w:proofErr w:type="spellStart"/>
+            <w:r>
+              <w:rPr>
+                <w:rFonts w:hint="eastAsia"/>
+                <w:shd w:val="clear" w:color="auto" w:fill="FFFFFF"/>
+              </w:rPr>
+              <w:t>Metaspace</w:t>
+            </w:r>
+            <w:proofErr w:type="spellEnd"/>
+            <w:r>
+              <w:rPr>
+                <w:rFonts w:hint="eastAsia"/>
+                <w:shd w:val="clear" w:color="auto" w:fill="FFFFFF"/>
+              </w:rPr>
+              <w:t>的</w:t>
+            </w:r>
+            <w:r>
+              <w:rPr>
+                <w:rFonts w:hint="eastAsia"/>
+                <w:shd w:val="clear" w:color="auto" w:fill="FFFFFF"/>
+              </w:rPr>
+              <w:t>GC</w:t>
+            </w:r>
+          </w:p>
+        </w:tc>
+        <w:tc>
+          <w:tcPr>
+            <w:tcW w:w="2460" w:type="dxa"/>
+          </w:tcPr>
+          <w:p>
+            <w:pPr>
+              <w:jc w:val="center"/>
+              <w:rPr>
+                <w:rFonts w:ascii="微软雅黑" w:eastAsia="微软雅黑" w:hAnsi="微软雅黑"/>
+                <w:color w:val="000000"/>
+                <w:szCs w:val="21"/>
+                <w:shd w:val="clear" w:color="auto" w:fill="FFFFFF"/>
+              </w:rPr>
+            </w:pPr>
+            <w:r>
+              <w:rPr>
+                <w:rFonts w:ascii="微软雅黑" w:eastAsia="微软雅黑" w:hAnsi="微软雅黑"/>
+                <w:color w:val="000000"/>
+                <w:szCs w:val="21"/>
+                <w:shd w:val="clear" w:color="auto" w:fill="FFFFFF"/>
+              </w:rPr>
+              <w:t>-</w:t>
+            </w:r>
+            <w:proofErr w:type="spellStart"/>
+            <w:r>
+              <w:rPr>
+                <w:rFonts w:ascii="微软雅黑" w:eastAsia="微软雅黑" w:hAnsi="微软雅黑"/>
+                <w:color w:val="000000"/>
+                <w:szCs w:val="21"/>
+                <w:shd w:val="clear" w:color="auto" w:fill="FFFFFF"/>
+              </w:rPr>
+              <w:t>XX:MetaspaceSize</w:t>
+            </w:r>
+            <w:proofErr w:type="spellEnd"/>
+            <w:r>
+              <w:rPr>
+                <w:rFonts w:ascii="微软雅黑" w:eastAsia="微软雅黑" w:hAnsi="微软雅黑" w:hint="eastAsia"/>
+                <w:color w:val="000000"/>
+                <w:szCs w:val="21"/>
+                <w:shd w:val="clear" w:color="auto" w:fill="FFFFFF"/>
+              </w:rPr>
+              <w:t>=128m</w:t>
+            </w:r>
+          </w:p>
+        </w:tc>
+      </w:tr>
+      <w:tr>
+        <w:trPr>
+          <w:trHeight w:val="42"/>
+        </w:trPr>
+        <w:tc>
+          <w:tcPr>
+            <w:tcW w:w="2098" w:type="dxa"/>
+          </w:tcPr>
+          <w:p>
+            <w:pPr>
+              <w:jc w:val="center"/>
+              <w:rPr>
+                <w:rFonts w:ascii="微软雅黑" w:eastAsia="微软雅黑" w:hAnsi="微软雅黑"/>
+                <w:color w:val="000000"/>
+                <w:szCs w:val="21"/>
+                <w:shd w:val="clear" w:color="auto" w:fill="FFFFFF"/>
+              </w:rPr>
+            </w:pPr>
+            <w:r>
+              <w:rPr>
+                <w:rFonts w:ascii="微软雅黑" w:eastAsia="微软雅黑" w:hAnsi="微软雅黑"/>
+                <w:color w:val="000000"/>
+                <w:szCs w:val="21"/>
+                <w:shd w:val="clear" w:color="auto" w:fill="FFFFFF"/>
+              </w:rPr>
+              <w:t>-</w:t>
+            </w:r>
+            <w:proofErr w:type="spellStart"/>
+            <w:r>
+              <w:rPr>
+                <w:rFonts w:ascii="微软雅黑" w:eastAsia="微软雅黑" w:hAnsi="微软雅黑"/>
+                <w:color w:val="000000"/>
+                <w:szCs w:val="21"/>
+                <w:shd w:val="clear" w:color="auto" w:fill="FFFFFF"/>
+              </w:rPr>
+              <w:t>XX:MaxTenuringThreshold</w:t>
+            </w:r>
+            <w:proofErr w:type="spellEnd"/>
+          </w:p>
+        </w:tc>
+        <w:tc>
+          <w:tcPr>
+            <w:tcW w:w="3544" w:type="dxa"/>
+            <w:vAlign w:val="center"/>
+          </w:tcPr>
+          <w:p>
+            <w:pPr>
+              <w:pStyle w:val="a8"/>
+              <w:jc w:val="center"/>
+              <w:rPr>
+                <w:rFonts w:hint="eastAsia"/>
+                <w:shd w:val="clear" w:color="auto" w:fill="FFFFFF"/>
+              </w:rPr>
+            </w:pPr>
+            <w:r>
+              <w:rPr>
+                <w:rFonts w:hint="eastAsia"/>
+                <w:shd w:val="clear" w:color="auto" w:fill="FFFFFF"/>
+              </w:rPr>
+              <w:t>设置垃圾最大年龄。如果设置为</w:t>
+            </w:r>
+            <w:r>
+              <w:rPr>
+                <w:rFonts w:hint="eastAsia"/>
+                <w:shd w:val="clear" w:color="auto" w:fill="FFFFFF"/>
+              </w:rPr>
+              <w:t>0</w:t>
+            </w:r>
+            <w:r>
+              <w:rPr>
+                <w:rFonts w:hint="eastAsia"/>
+                <w:shd w:val="clear" w:color="auto" w:fill="FFFFFF"/>
+              </w:rPr>
+              <w:t>的话，</w:t>
+            </w:r>
+            <w:proofErr w:type="gramStart"/>
+            <w:r>
+              <w:rPr>
+                <w:rFonts w:hint="eastAsia"/>
+                <w:shd w:val="clear" w:color="auto" w:fill="FFFFFF"/>
+              </w:rPr>
+              <w:t>则年轻代</w:t>
+            </w:r>
+            <w:proofErr w:type="gramEnd"/>
+            <w:r>
+              <w:rPr>
+                <w:rFonts w:hint="eastAsia"/>
+                <w:shd w:val="clear" w:color="auto" w:fill="FFFFFF"/>
+              </w:rPr>
+              <w:t>对象不经过</w:t>
+            </w:r>
+            <w:r>
+              <w:rPr>
+                <w:rFonts w:hint="eastAsia"/>
+                <w:shd w:val="clear" w:color="auto" w:fill="FFFFFF"/>
+              </w:rPr>
+              <w:t>Survivor</w:t>
+            </w:r>
+            <w:r>
+              <w:rPr>
+                <w:rFonts w:hint="eastAsia"/>
+                <w:shd w:val="clear" w:color="auto" w:fill="FFFFFF"/>
+              </w:rPr>
+              <w:t>区，直接进入年老代。</w:t>
+            </w:r>
+          </w:p>
+        </w:tc>
+        <w:tc>
+          <w:tcPr>
+            <w:tcW w:w="2460" w:type="dxa"/>
+          </w:tcPr>
+          <w:p>
+            <w:pPr>
+              <w:jc w:val="center"/>
+              <w:rPr>
+                <w:rFonts w:ascii="微软雅黑" w:eastAsia="微软雅黑" w:hAnsi="微软雅黑"/>
+                <w:color w:val="000000"/>
+                <w:szCs w:val="21"/>
+                <w:shd w:val="clear" w:color="auto" w:fill="FFFFFF"/>
+              </w:rPr>
+            </w:pPr>
+            <w:r>
+              <w:rPr>
+                <w:rFonts w:ascii="微软雅黑" w:eastAsia="微软雅黑" w:hAnsi="微软雅黑"/>
+                <w:color w:val="000000"/>
+                <w:szCs w:val="21"/>
+                <w:shd w:val="clear" w:color="auto" w:fill="FFFFFF"/>
+              </w:rPr>
+              <w:t>-</w:t>
+            </w:r>
+            <w:proofErr w:type="spellStart"/>
+            <w:r>
+              <w:rPr>
+                <w:rFonts w:ascii="微软雅黑" w:eastAsia="微软雅黑" w:hAnsi="微软雅黑"/>
+                <w:color w:val="000000"/>
+                <w:szCs w:val="21"/>
+                <w:shd w:val="clear" w:color="auto" w:fill="FFFFFF"/>
+              </w:rPr>
+              <w:t>XX:MaxTenuringThreshold</w:t>
+            </w:r>
+            <w:proofErr w:type="spellEnd"/>
+            <w:r>
+              <w:rPr>
+                <w:rFonts w:ascii="微软雅黑" w:eastAsia="微软雅黑" w:hAnsi="微软雅黑"/>
+                <w:color w:val="000000"/>
+                <w:szCs w:val="21"/>
+                <w:shd w:val="clear" w:color="auto" w:fill="FFFFFF"/>
+              </w:rPr>
+              <w:t>=0</w:t>
+            </w:r>
+          </w:p>
+          <w:p>
+            <w:pPr>
+              <w:jc w:val="center"/>
+              <w:rPr>
+                <w:rFonts w:ascii="微软雅黑" w:eastAsia="微软雅黑" w:hAnsi="微软雅黑"/>
+                <w:color w:val="000000"/>
+                <w:szCs w:val="21"/>
+                <w:shd w:val="clear" w:color="auto" w:fill="FFFFFF"/>
+              </w:rPr>
+            </w:pPr>
+          </w:p>
+        </w:tc>
+      </w:tr>
+      <w:tr>
+        <w:trPr>
+          <w:trHeight w:val="42"/>
+        </w:trPr>
+        <w:tc>
+          <w:tcPr>
+            <w:tcW w:w="2098" w:type="dxa"/>
+          </w:tcPr>
+          <w:p>
+            <w:pPr>
+              <w:jc w:val="center"/>
+              <w:rPr>
+                <w:rFonts w:ascii="微软雅黑" w:eastAsia="微软雅黑" w:hAnsi="微软雅黑"/>
+                <w:color w:val="000000"/>
+                <w:szCs w:val="21"/>
+                <w:shd w:val="clear" w:color="auto" w:fill="FFFFFF"/>
+              </w:rPr>
+            </w:pPr>
+            <w:r>
+              <w:rPr>
+                <w:rFonts w:ascii="微软雅黑" w:eastAsia="微软雅黑" w:hAnsi="微软雅黑"/>
+                <w:color w:val="000000"/>
+                <w:szCs w:val="21"/>
+                <w:shd w:val="clear" w:color="auto" w:fill="FFFFFF"/>
+              </w:rPr>
+              <w:t>-XX:+</w:t>
+            </w:r>
+            <w:proofErr w:type="spellStart"/>
+            <w:r>
+              <w:rPr>
+                <w:rFonts w:ascii="微软雅黑" w:eastAsia="微软雅黑" w:hAnsi="微软雅黑"/>
+                <w:color w:val="000000"/>
+                <w:szCs w:val="21"/>
+                <w:shd w:val="clear" w:color="auto" w:fill="FFFFFF"/>
+              </w:rPr>
+              <w:t>UseSerialGC</w:t>
+            </w:r>
+            <w:proofErr w:type="spellEnd"/>
+          </w:p>
+        </w:tc>
+        <w:tc>
+          <w:tcPr>
+            <w:tcW w:w="3544" w:type="dxa"/>
+            <w:vAlign w:val="center"/>
+          </w:tcPr>
+          <w:p>
+            <w:pPr>
+              <w:pStyle w:val="a8"/>
+              <w:jc w:val="center"/>
+              <w:rPr>
+                <w:rFonts w:hint="eastAsia"/>
+                <w:shd w:val="clear" w:color="auto" w:fill="FFFFFF"/>
+              </w:rPr>
+            </w:pPr>
+            <w:r>
+              <w:rPr>
+                <w:rFonts w:hint="eastAsia"/>
+                <w:shd w:val="clear" w:color="auto" w:fill="FFFFFF"/>
+              </w:rPr>
+              <w:t>设</w:t>
+            </w:r>
+            <w:r>
+              <w:rPr>
+                <w:rFonts w:hint="eastAsia"/>
+                <w:shd w:val="clear" w:color="auto" w:fill="FFFFFF"/>
+              </w:rPr>
+              <w:t>serial</w:t>
+            </w:r>
+            <w:r>
+              <w:rPr>
+                <w:rFonts w:hint="eastAsia"/>
+                <w:shd w:val="clear" w:color="auto" w:fill="FFFFFF"/>
+              </w:rPr>
+              <w:t>收集器</w:t>
+            </w:r>
+          </w:p>
+        </w:tc>
+        <w:tc>
+          <w:tcPr>
+            <w:tcW w:w="2460" w:type="dxa"/>
+          </w:tcPr>
+          <w:p>
+            <w:pPr>
+              <w:jc w:val="center"/>
+              <w:rPr>
+                <w:rFonts w:ascii="微软雅黑" w:eastAsia="微软雅黑" w:hAnsi="微软雅黑"/>
+                <w:color w:val="000000"/>
+                <w:szCs w:val="21"/>
+                <w:shd w:val="clear" w:color="auto" w:fill="FFFFFF"/>
+              </w:rPr>
+            </w:pPr>
+          </w:p>
+        </w:tc>
+      </w:tr>
+      <w:tr>
+        <w:trPr>
+          <w:trHeight w:val="42"/>
+        </w:trPr>
+        <w:tc>
+          <w:tcPr>
+            <w:tcW w:w="2098" w:type="dxa"/>
+          </w:tcPr>
+          <w:p>
+            <w:pPr>
+              <w:jc w:val="center"/>
+              <w:rPr>
+                <w:rFonts w:ascii="微软雅黑" w:eastAsia="微软雅黑" w:hAnsi="微软雅黑"/>
+                <w:color w:val="000000"/>
+                <w:szCs w:val="21"/>
+                <w:shd w:val="clear" w:color="auto" w:fill="FFFFFF"/>
+              </w:rPr>
+            </w:pPr>
+            <w:r>
+              <w:rPr>
+                <w:rFonts w:ascii="微软雅黑" w:eastAsia="微软雅黑" w:hAnsi="微软雅黑"/>
+                <w:color w:val="000000"/>
+                <w:szCs w:val="21"/>
+                <w:shd w:val="clear" w:color="auto" w:fill="FFFFFF"/>
+              </w:rPr>
+              <w:t>-XX:+</w:t>
+            </w:r>
+            <w:proofErr w:type="spellStart"/>
+            <w:r>
+              <w:rPr>
+                <w:rFonts w:ascii="微软雅黑" w:eastAsia="微软雅黑" w:hAnsi="微软雅黑"/>
+                <w:color w:val="000000"/>
+                <w:szCs w:val="21"/>
+                <w:shd w:val="clear" w:color="auto" w:fill="FFFFFF"/>
+              </w:rPr>
+              <w:t>UseParallelGC</w:t>
+            </w:r>
+            <w:proofErr w:type="spellEnd"/>
+          </w:p>
+        </w:tc>
+        <w:tc>
+          <w:tcPr>
+            <w:tcW w:w="3544" w:type="dxa"/>
+            <w:vAlign w:val="center"/>
+          </w:tcPr>
+          <w:p>
+            <w:pPr>
+              <w:pStyle w:val="a8"/>
+              <w:jc w:val="center"/>
+              <w:rPr>
+                <w:rFonts w:hint="eastAsia"/>
+                <w:shd w:val="clear" w:color="auto" w:fill="FFFFFF"/>
+              </w:rPr>
+            </w:pPr>
+            <w:r>
+              <w:rPr>
+                <w:rFonts w:hint="eastAsia"/>
+                <w:shd w:val="clear" w:color="auto" w:fill="FFFFFF"/>
+              </w:rPr>
+              <w:t>设置吞吐量优先收集器</w:t>
+            </w:r>
+          </w:p>
+        </w:tc>
+        <w:tc>
+          <w:tcPr>
+            <w:tcW w:w="2460" w:type="dxa"/>
+          </w:tcPr>
+          <w:p>
+            <w:pPr>
+              <w:jc w:val="center"/>
+              <w:rPr>
+                <w:rFonts w:ascii="微软雅黑" w:eastAsia="微软雅黑" w:hAnsi="微软雅黑"/>
+                <w:color w:val="000000"/>
+                <w:szCs w:val="21"/>
+                <w:shd w:val="clear" w:color="auto" w:fill="FFFFFF"/>
+              </w:rPr>
+            </w:pPr>
+          </w:p>
+        </w:tc>
+      </w:tr>
+      <w:tr>
+        <w:trPr>
+          <w:trHeight w:val="42"/>
+        </w:trPr>
+        <w:tc>
+          <w:tcPr>
+            <w:tcW w:w="2098" w:type="dxa"/>
+          </w:tcPr>
+          <w:p>
+            <w:pPr>
+              <w:jc w:val="center"/>
+              <w:rPr>
+                <w:rFonts w:ascii="微软雅黑" w:eastAsia="微软雅黑" w:hAnsi="微软雅黑"/>
+                <w:color w:val="000000"/>
+                <w:szCs w:val="21"/>
+                <w:shd w:val="clear" w:color="auto" w:fill="FFFFFF"/>
+              </w:rPr>
+            </w:pPr>
+            <w:r>
+              <w:rPr>
+                <w:rFonts w:ascii="微软雅黑" w:eastAsia="微软雅黑" w:hAnsi="微软雅黑"/>
+                <w:color w:val="000000"/>
+                <w:szCs w:val="21"/>
+                <w:shd w:val="clear" w:color="auto" w:fill="FFFFFF"/>
+              </w:rPr>
+              <w:t>-XX:+</w:t>
+            </w:r>
+            <w:proofErr w:type="spellStart"/>
+            <w:r>
+              <w:rPr>
+                <w:rFonts w:ascii="微软雅黑" w:eastAsia="微软雅黑" w:hAnsi="微软雅黑"/>
+                <w:color w:val="000000"/>
+                <w:szCs w:val="21"/>
+                <w:shd w:val="clear" w:color="auto" w:fill="FFFFFF"/>
+              </w:rPr>
+              <w:t>UseParalledlOldGC</w:t>
+            </w:r>
+            <w:proofErr w:type="spellEnd"/>
+          </w:p>
+        </w:tc>
+        <w:tc>
+          <w:tcPr>
+            <w:tcW w:w="3544" w:type="dxa"/>
+            <w:vAlign w:val="center"/>
+          </w:tcPr>
+          <w:p>
+            <w:pPr>
+              <w:pStyle w:val="a8"/>
+              <w:jc w:val="center"/>
+              <w:rPr>
+                <w:rFonts w:hint="eastAsia"/>
+                <w:shd w:val="clear" w:color="auto" w:fill="FFFFFF"/>
+              </w:rPr>
+            </w:pPr>
+            <w:r>
+              <w:rPr>
+                <w:rFonts w:hint="eastAsia"/>
+                <w:shd w:val="clear" w:color="auto" w:fill="FFFFFF"/>
+              </w:rPr>
+              <w:t>设置吞吐量优先老年代收集器</w:t>
+            </w:r>
+          </w:p>
+        </w:tc>
+        <w:tc>
+          <w:tcPr>
+            <w:tcW w:w="2460" w:type="dxa"/>
+          </w:tcPr>
+          <w:p>
+            <w:pPr>
+              <w:jc w:val="center"/>
+              <w:rPr>
+                <w:rFonts w:ascii="微软雅黑" w:eastAsia="微软雅黑" w:hAnsi="微软雅黑"/>
+                <w:color w:val="000000"/>
+                <w:szCs w:val="21"/>
+                <w:shd w:val="clear" w:color="auto" w:fill="FFFFFF"/>
+              </w:rPr>
+            </w:pPr>
+          </w:p>
+        </w:tc>
+      </w:tr>
+      <w:tr>
+        <w:trPr>
+          <w:trHeight w:val="42"/>
+        </w:trPr>
+        <w:tc>
+          <w:tcPr>
+            <w:tcW w:w="2098" w:type="dxa"/>
+          </w:tcPr>
+          <w:p>
+            <w:pPr>
+              <w:jc w:val="center"/>
+              <w:rPr>
+                <w:rFonts w:ascii="微软雅黑" w:eastAsia="微软雅黑" w:hAnsi="微软雅黑"/>
+                <w:color w:val="000000"/>
+                <w:szCs w:val="21"/>
+                <w:shd w:val="clear" w:color="auto" w:fill="FFFFFF"/>
+              </w:rPr>
+            </w:pPr>
+            <w:r>
+              <w:rPr>
+                <w:rFonts w:ascii="微软雅黑" w:eastAsia="微软雅黑" w:hAnsi="微软雅黑"/>
+                <w:color w:val="000000"/>
+                <w:szCs w:val="21"/>
+                <w:shd w:val="clear" w:color="auto" w:fill="FFFFFF"/>
+              </w:rPr>
+              <w:t>-XX:+</w:t>
+            </w:r>
+            <w:proofErr w:type="spellStart"/>
+            <w:r>
+              <w:rPr>
+                <w:rFonts w:ascii="微软雅黑" w:eastAsia="微软雅黑" w:hAnsi="微软雅黑"/>
+                <w:color w:val="000000"/>
+                <w:szCs w:val="21"/>
+                <w:shd w:val="clear" w:color="auto" w:fill="FFFFFF"/>
+              </w:rPr>
+              <w:t>UseConcMarkSweepGC</w:t>
+            </w:r>
+            <w:proofErr w:type="spellEnd"/>
+          </w:p>
+        </w:tc>
+        <w:tc>
+          <w:tcPr>
+            <w:tcW w:w="3544" w:type="dxa"/>
+            <w:vAlign w:val="center"/>
+          </w:tcPr>
+          <w:p>
+            <w:pPr>
+              <w:pStyle w:val="a8"/>
+              <w:jc w:val="center"/>
+              <w:rPr>
+                <w:rFonts w:hint="eastAsia"/>
+                <w:shd w:val="clear" w:color="auto" w:fill="FFFFFF"/>
+              </w:rPr>
+            </w:pPr>
+            <w:r>
+              <w:rPr>
+                <w:rFonts w:hint="eastAsia"/>
+                <w:shd w:val="clear" w:color="auto" w:fill="FFFFFF"/>
+              </w:rPr>
+              <w:t>设置</w:t>
+            </w:r>
+            <w:proofErr w:type="spellStart"/>
+            <w:r>
+              <w:rPr>
+                <w:rFonts w:hint="eastAsia"/>
+                <w:shd w:val="clear" w:color="auto" w:fill="FFFFFF"/>
+              </w:rPr>
+              <w:t>cms</w:t>
+            </w:r>
+            <w:proofErr w:type="spellEnd"/>
+            <w:r>
+              <w:rPr>
+                <w:rFonts w:hint="eastAsia"/>
+                <w:shd w:val="clear" w:color="auto" w:fill="FFFFFF"/>
+              </w:rPr>
+              <w:t>收集器</w:t>
+            </w:r>
+          </w:p>
+        </w:tc>
+        <w:tc>
+          <w:tcPr>
+            <w:tcW w:w="2460" w:type="dxa"/>
+          </w:tcPr>
+          <w:p>
+            <w:pPr>
+              <w:jc w:val="center"/>
+              <w:rPr>
+                <w:rFonts w:ascii="微软雅黑" w:eastAsia="微软雅黑" w:hAnsi="微软雅黑"/>
+                <w:color w:val="000000"/>
+                <w:szCs w:val="21"/>
+                <w:shd w:val="clear" w:color="auto" w:fill="FFFFFF"/>
+              </w:rPr>
+            </w:pPr>
+          </w:p>
+        </w:tc>
+      </w:tr>
+    </w:tbl>
+    <w:p>
+      <w:pPr>
+        <w:ind w:left="420" w:firstLine="420"/>
+        <w:rPr>
+          <w:rFonts w:hint="eastAsia"/>
+        </w:rPr>
+      </w:pPr>
+      <w:proofErr w:type="spellStart"/>
+      <w:r>
+        <w:lastRenderedPageBreak/>
+        <w:t>Eg</w:t>
+      </w:r>
+      <w:proofErr w:type="spellEnd"/>
+      <w:r>
+        <w:t>：</w:t>
+      </w:r>
+    </w:p>
+    <w:p>
+      <w:pPr>
+        <w:ind w:left="420" w:firstLine="420"/>
+      </w:pPr>
+      <w:proofErr w:type="gramStart"/>
+      <w:r>
+        <w:t>java</w:t>
+      </w:r>
+      <w:proofErr w:type="gramEnd"/>
+      <w:r>
+        <w:t xml:space="preserve"> -Xmx3550m -Xms3550m -Xss128k -</w:t>
+      </w:r>
+      <w:proofErr w:type="spellStart"/>
+      <w:r>
+        <w:t>XX:NewRatio</w:t>
+      </w:r>
+      <w:proofErr w:type="spellEnd"/>
+      <w:r>
+        <w:t>=4 -</w:t>
+      </w:r>
+      <w:proofErr w:type="spellStart"/>
+      <w:r>
+        <w:t>XX:SurvivorRatio</w:t>
+      </w:r>
+      <w:proofErr w:type="spellEnd"/>
+      <w:r>
+        <w:t>=4 -</w:t>
+      </w:r>
+      <w:proofErr w:type="spellStart"/>
+      <w:r>
+        <w:t>XX:MaxPermSize</w:t>
+      </w:r>
+      <w:proofErr w:type="spellEnd"/>
+      <w:r>
+        <w:t>=16m -</w:t>
+      </w:r>
+      <w:proofErr w:type="spellStart"/>
+      <w:r>
+        <w:t>XX:MaxTenuringThreshold</w:t>
+      </w:r>
+      <w:proofErr w:type="spellEnd"/>
+      <w:r>
+        <w:t>=0</w:t>
+      </w:r>
+    </w:p>
+    <w:p>
+      <w:pPr>
+        <w:ind w:firstLine="360"/>
+        <w:rPr>
           <w:bCs/>
         </w:rPr>
       </w:pPr>
@@ -18818,7 +21084,6 @@
           <w:rFonts w:hint="eastAsia"/>
           <w:bCs/>
         </w:rPr>
-        <w:lastRenderedPageBreak/>
         <w:t>eg</w:t>
       </w:r>
       <w:proofErr w:type="spellEnd"/>
@@ -19872,6 +22137,7 @@
                 <w:b/>
                 <w:bCs/>
               </w:rPr>
+              <w:lastRenderedPageBreak/>
               <w:t xml:space="preserve">OU </w:t>
             </w:r>
             <w:r>
@@ -20446,6 +22712,7 @@
                 <w:rFonts w:hint="eastAsia"/>
                 <w:bCs/>
               </w:rPr>
+              <w:lastRenderedPageBreak/>
               <w:t>-</w:t>
             </w:r>
             <w:proofErr w:type="spellStart"/>
@@ -21177,7 +23444,6 @@
                 <w:rFonts w:hint="eastAsia"/>
                 <w:bCs/>
               </w:rPr>
-              <w:lastRenderedPageBreak/>
               <w:t>-</w:t>
             </w:r>
             <w:proofErr w:type="spellStart"/>
@@ -21955,6 +24221,7 @@
                 <w:b/>
                 <w:bCs/>
               </w:rPr>
+              <w:lastRenderedPageBreak/>
               <w:t>选项</w:t>
             </w:r>
           </w:p>
@@ -22535,7 +24802,6 @@
                 <w:rFonts w:hint="eastAsia"/>
                 <w:bCs/>
               </w:rPr>
-              <w:lastRenderedPageBreak/>
               <w:t>-l</w:t>
             </w:r>
           </w:p>
@@ -23424,7 +25690,15 @@
           <w:rFonts w:hint="eastAsia"/>
           <w:bCs/>
         </w:rPr>
-        <w:t>，运行了一段时间后发现十分不理想，网站经常出现不定期地失去响应</w:t>
+        <w:t>，运行了一段时间后发现</w:t>
+      </w:r>
+      <w:r>
+        <w:rPr>
+          <w:rFonts w:hint="eastAsia"/>
+          <w:bCs/>
+        </w:rPr>
+        <w:lastRenderedPageBreak/>
+        <w:t>十分不理想，网站经常出现不定期地失去响应</w:t>
       </w:r>
     </w:p>
     <w:p>
@@ -24056,15 +26330,7 @@
           <w:rFonts w:hint="eastAsia"/>
           <w:bCs/>
         </w:rPr>
-        <w:t>内存。当然还有很多其他问</w:t>
-      </w:r>
-      <w:r>
-        <w:rPr>
-          <w:rFonts w:hint="eastAsia"/>
-          <w:bCs/>
-        </w:rPr>
-        <w:lastRenderedPageBreak/>
-        <w:t>题需要解决，因此推荐使用第二种方式来管理大内存</w:t>
+        <w:t>内存。当然还有很多其他问题需要解决，因此推荐使用第二种方式来管理大内存</w:t>
       </w:r>
     </w:p>
     <w:p>
@@ -24549,7 +26815,15 @@
           <w:rFonts w:hint="eastAsia"/>
           <w:bCs/>
         </w:rPr>
-        <w:t>收集器进行垃圾回收。采用这种方案进行部署后，情况大为改善，速度比起硬件升级前有较大提升</w:t>
+        <w:t>收集器进行垃圾回收。采用这种方案进行部署后，情况大为改善，速度比起硬件升级</w:t>
+      </w:r>
+      <w:r>
+        <w:rPr>
+          <w:rFonts w:hint="eastAsia"/>
+          <w:bCs/>
+        </w:rPr>
+        <w:lastRenderedPageBreak/>
+        <w:t>前有较大提升</w:t>
       </w:r>
     </w:p>
     <w:p>
@@ -25229,7 +27503,6 @@
         <w:rPr>
           <w:rFonts w:hint="eastAsia"/>
         </w:rPr>
-        <w:lastRenderedPageBreak/>
         <w:t>回到我们的案例中，案例中采用的是默认</w:t>
       </w:r>
       <w:r>
@@ -25948,6 +28221,7 @@
         <w:rPr>
           <w:rFonts w:hint="eastAsia"/>
         </w:rPr>
+        <w:lastRenderedPageBreak/>
         <w:t xml:space="preserve">3.3 </w:t>
       </w:r>
       <w:r>
@@ -26877,7 +29151,6 @@
           <w:rFonts w:hint="eastAsia"/>
           <w:bCs/>
         </w:rPr>
-        <w:lastRenderedPageBreak/>
         <w:t>(2</w:t>
       </w:r>
       <w:r>
@@ -27440,6 +29713,7 @@
           <w:rFonts w:hint="eastAsia"/>
           <w:bCs/>
         </w:rPr>
+        <w:lastRenderedPageBreak/>
         <w:t>来存储数据，这种</w:t>
       </w:r>
       <w:proofErr w:type="gramStart"/>
@@ -28309,7 +30583,6 @@
         <w:rPr>
           <w:noProof/>
         </w:rPr>
-        <w:lastRenderedPageBreak/>
         <w:drawing>
           <wp:inline distT="0" distB="0" distL="0" distR="0" wp14:anchorId="3AC50F84" wp14:editId="34F1032F">
             <wp:extent cx="2788920" cy="594360"/>
@@ -28565,16 +30838,7 @@
           <w:rFonts w:hint="eastAsia"/>
           <w:bCs/>
         </w:rPr>
-        <w:t>。符号引用可以是任何形式</w:t>
-      </w:r>
-      <w:bookmarkStart w:id="0" w:name="_GoBack"/>
-      <w:bookmarkEnd w:id="0"/>
-      <w:r>
-        <w:rPr>
-          <w:rFonts w:hint="eastAsia"/>
-          <w:bCs/>
-        </w:rPr>
-        <w:t>的字面量，只要使用时能无歧义地定位到目标即可</w:t>
+        <w:t>。符号引用可以是任何形式的字面量，只要使用时能无歧义地定位到目标即可</w:t>
       </w:r>
     </w:p>
     <w:p>
@@ -28754,6 +31018,7 @@
           <w:b/>
           <w:bCs/>
         </w:rPr>
+        <w:lastRenderedPageBreak/>
         <w:t>验证</w:t>
       </w:r>
       <w:r>
@@ -29057,15 +31322,7 @@
           <w:rFonts w:hint="eastAsia"/>
           <w:bCs/>
         </w:rPr>
-        <w:t>之后再开始。需要注意，这里能确定的仅仅是开始顺序，因为这些阶段通常是交叉执行的，会在一个阶段执行的过程中调用、激活另一</w:t>
-      </w:r>
-      <w:r>
-        <w:rPr>
-          <w:rFonts w:hint="eastAsia"/>
-          <w:bCs/>
-        </w:rPr>
-        <w:lastRenderedPageBreak/>
-        <w:t>个阶段</w:t>
+        <w:t>之后再开始。需要注意，这里能确定的仅仅是开始顺序，因为这些阶段通常是交叉执行的，会在一个阶段执行的过程中调用、激活另一个阶段</w:t>
       </w:r>
     </w:p>
     <w:p>
@@ -29649,7 +31906,14 @@
         <w:rPr>
           <w:bCs/>
         </w:rPr>
-        <w:t>它是由虚拟机直接在内存中动态构造出来的</w:t>
+        <w:t>它是由虚拟机直接在内</w:t>
+      </w:r>
+      <w:r>
+        <w:rPr>
+          <w:bCs/>
+        </w:rPr>
+        <w:lastRenderedPageBreak/>
+        <w:t>存中动态构造出来的</w:t>
       </w:r>
       <w:r>
         <w:rPr>
@@ -30003,15 +32267,7 @@
           <w:rFonts w:hint="eastAsia"/>
           <w:bCs/>
         </w:rPr>
-        <w:t>安全，如果不检查</w:t>
-      </w:r>
-      <w:r>
-        <w:rPr>
-          <w:rFonts w:hint="eastAsia"/>
-          <w:bCs/>
-        </w:rPr>
-        <w:lastRenderedPageBreak/>
-        <w:t>输入的二进制字节流，那么可能会因为载入了错误或恶意的字节流码导致</w:t>
+        <w:t>安全，如果不检查输入的二进制字节流，那么可能会因为载入了错误或恶意的字节流码导致</w:t>
       </w:r>
       <w:r>
         <w:rPr>
@@ -30676,7 +32932,14 @@
         <w:rPr>
           <w:bCs/>
         </w:rPr>
-        <w:t>类型加载到本地变量表中</w:t>
+        <w:t>类型加载到本地变</w:t>
+      </w:r>
+      <w:r>
+        <w:rPr>
+          <w:bCs/>
+        </w:rPr>
+        <w:lastRenderedPageBreak/>
+        <w:t>量表中</w:t>
       </w:r>
       <w:proofErr w:type="gramStart"/>
       <w:r>
@@ -31090,15 +33353,7 @@
           <w:rFonts w:hint="eastAsia"/>
           <w:bCs/>
         </w:rPr>
-        <w:t>使用永久代来实现方法区，</w:t>
-      </w:r>
-      <w:r>
-        <w:rPr>
-          <w:rFonts w:hint="eastAsia"/>
-          <w:bCs/>
-        </w:rPr>
-        <w:lastRenderedPageBreak/>
-        <w:t>此时的静态变量无论是在物理上还是逻辑上都是存储在方法区中，但</w:t>
+        <w:t>使用永久代来实现方法区，此时的静态变量无论是在物理上还是逻辑上都是存储在方法区中，但</w:t>
       </w:r>
       <w:r>
         <w:rPr>
@@ -31707,7 +33962,15 @@
           <w:rFonts w:hint="eastAsia"/>
           <w:bCs/>
         </w:rPr>
-        <w:t>中，我们提到过，在解析阶段时会对能否解析进行验证</w:t>
+        <w:t>中，我们提到过，在解析阶段时会对能否解</w:t>
+      </w:r>
+      <w:r>
+        <w:rPr>
+          <w:rFonts w:hint="eastAsia"/>
+          <w:bCs/>
+        </w:rPr>
+        <w:lastRenderedPageBreak/>
+        <w:t>析进行验证</w:t>
       </w:r>
     </w:p>
     <w:p>
@@ -32382,16 +34645,6 @@
           <w:szCs w:val="15"/>
         </w:rPr>
         <w:br/>
-      </w:r>
-      <w:r>
-        <w:rPr>
-          <w:rFonts w:ascii="Consolas" w:eastAsia="宋体" w:hAnsi="Consolas" w:cs="宋体"/>
-          <w:color w:val="A9B7C6"/>
-          <w:kern w:val="0"/>
-          <w:sz w:val="15"/>
-          <w:szCs w:val="15"/>
-        </w:rPr>
-        <w:lastRenderedPageBreak/>
         <w:t xml:space="preserve">    </w:t>
       </w:r>
       <w:r>
@@ -33918,6 +36171,16 @@
           <w:szCs w:val="15"/>
         </w:rPr>
         <w:br/>
+      </w:r>
+      <w:r>
+        <w:rPr>
+          <w:rFonts w:ascii="Consolas" w:eastAsia="宋体" w:hAnsi="Consolas" w:cs="宋体"/>
+          <w:color w:val="CC7832"/>
+          <w:kern w:val="0"/>
+          <w:sz w:val="15"/>
+          <w:szCs w:val="15"/>
+        </w:rPr>
+        <w:lastRenderedPageBreak/>
         <w:t xml:space="preserve">    </w:t>
       </w:r>
       <w:r>
@@ -34274,7 +36537,6 @@
         <w:rPr>
           <w:rFonts w:hint="eastAsia"/>
         </w:rPr>
-        <w:lastRenderedPageBreak/>
         <w:t>2.2.3</w:t>
       </w:r>
       <w:r>
@@ -35091,7 +37353,14 @@
         <w:rPr>
           <w:rStyle w:val="bjh-p"/>
         </w:rPr>
-        <w:t>不是我们平日所说的那种继承关系，只是调用逻辑是这样。</w:t>
+        <w:t>不是我们平日所说</w:t>
+      </w:r>
+      <w:r>
+        <w:rPr>
+          <w:rStyle w:val="bjh-p"/>
+        </w:rPr>
+        <w:lastRenderedPageBreak/>
+        <w:t>的那种继承关系，只是调用逻辑是这样。</w:t>
       </w:r>
     </w:p>
     <w:p>
@@ -35102,7 +37371,6 @@
         <w:rPr>
           <w:noProof/>
         </w:rPr>
-        <w:lastRenderedPageBreak/>
         <w:drawing>
           <wp:inline distT="0" distB="0" distL="0" distR="0" wp14:anchorId="19028DA5" wp14:editId="12009F3A">
             <wp:extent cx="5274310" cy="3154819"/>
@@ -36438,16 +38706,8 @@
           <w:sz w:val="15"/>
           <w:szCs w:val="15"/>
         </w:rPr>
+        <w:lastRenderedPageBreak/>
         <w:br/>
-      </w:r>
-      <w:r>
-        <w:rPr>
-          <w:rFonts w:ascii="Consolas" w:hAnsi="Consolas"/>
-          <w:color w:val="CC7832"/>
-          <w:sz w:val="15"/>
-          <w:szCs w:val="15"/>
-        </w:rPr>
-        <w:lastRenderedPageBreak/>
         <w:t xml:space="preserve">                </w:t>
       </w:r>
       <w:r>
@@ -36831,6 +39091,386 @@
         <w:t>}</w:t>
       </w:r>
     </w:p>
+    <w:p>
+      <w:pPr>
+        <w:pStyle w:val="4"/>
+      </w:pPr>
+      <w:r>
+        <w:rPr>
+          <w:rFonts w:hint="eastAsia"/>
+        </w:rPr>
+        <w:t>2.2.3.</w:t>
+      </w:r>
+      <w:r>
+        <w:rPr>
+          <w:rFonts w:hint="eastAsia"/>
+        </w:rPr>
+        <w:t>3</w:t>
+      </w:r>
+      <w:r>
+        <w:rPr>
+          <w:rFonts w:hint="eastAsia"/>
+        </w:rPr>
+        <w:t>如何打破双亲委派</w:t>
+      </w:r>
+    </w:p>
+    <w:p>
+      <w:r>
+        <w:rPr>
+          <w:rFonts w:hint="eastAsia"/>
+        </w:rPr>
+        <w:tab/>
+      </w:r>
+      <w:r>
+        <w:rPr>
+          <w:rFonts w:hint="eastAsia"/>
+        </w:rPr>
+        <w:t>双亲委派是通过</w:t>
+      </w:r>
+      <w:proofErr w:type="spellStart"/>
+      <w:r>
+        <w:rPr>
+          <w:rFonts w:hint="eastAsia"/>
+        </w:rPr>
+        <w:t>java.lang.ClassLoader</w:t>
+      </w:r>
+      <w:proofErr w:type="spellEnd"/>
+      <w:r>
+        <w:rPr>
+          <w:rFonts w:hint="eastAsia"/>
+        </w:rPr>
+        <w:t>的</w:t>
+      </w:r>
+      <w:proofErr w:type="spellStart"/>
+      <w:r>
+        <w:rPr>
+          <w:rFonts w:hint="eastAsia"/>
+        </w:rPr>
+        <w:t>loadClass</w:t>
+      </w:r>
+      <w:proofErr w:type="spellEnd"/>
+      <w:r>
+        <w:rPr>
+          <w:rFonts w:hint="eastAsia"/>
+        </w:rPr>
+        <w:t>()</w:t>
+      </w:r>
+      <w:r>
+        <w:rPr>
+          <w:rFonts w:hint="eastAsia"/>
+        </w:rPr>
+        <w:t>方法</w:t>
+      </w:r>
+      <w:r>
+        <w:rPr>
+          <w:rFonts w:hint="eastAsia"/>
+        </w:rPr>
+        <w:t>进行的，如果想破坏双亲委派，只需要继承</w:t>
+      </w:r>
+      <w:proofErr w:type="spellStart"/>
+      <w:r>
+        <w:rPr>
+          <w:rFonts w:hint="eastAsia"/>
+        </w:rPr>
+        <w:t>ClassLoader</w:t>
+      </w:r>
+      <w:proofErr w:type="spellEnd"/>
+      <w:r>
+        <w:rPr>
+          <w:rFonts w:hint="eastAsia"/>
+        </w:rPr>
+        <w:t>类，然后重写</w:t>
+      </w:r>
+      <w:proofErr w:type="spellStart"/>
+      <w:r>
+        <w:rPr>
+          <w:rFonts w:hint="eastAsia"/>
+        </w:rPr>
+        <w:t>loadClass</w:t>
+      </w:r>
+      <w:proofErr w:type="spellEnd"/>
+      <w:r>
+        <w:rPr>
+          <w:rFonts w:hint="eastAsia"/>
+        </w:rPr>
+        <w:t>方法即可。如果想要实现自己的类加载逻辑而又不破坏双亲委派，只需要继承</w:t>
+      </w:r>
+      <w:proofErr w:type="spellStart"/>
+      <w:r>
+        <w:rPr>
+          <w:rFonts w:hint="eastAsia"/>
+        </w:rPr>
+        <w:t>ClassLoader</w:t>
+      </w:r>
+      <w:proofErr w:type="spellEnd"/>
+      <w:r>
+        <w:rPr>
+          <w:rFonts w:hint="eastAsia"/>
+        </w:rPr>
+        <w:t>，然后重写</w:t>
+      </w:r>
+      <w:proofErr w:type="spellStart"/>
+      <w:r>
+        <w:rPr>
+          <w:rFonts w:hint="eastAsia"/>
+        </w:rPr>
+        <w:t>findClass</w:t>
+      </w:r>
+      <w:proofErr w:type="spellEnd"/>
+      <w:r>
+        <w:rPr>
+          <w:rFonts w:hint="eastAsia"/>
+        </w:rPr>
+        <w:t>方法，默认的</w:t>
+      </w:r>
+      <w:proofErr w:type="spellStart"/>
+      <w:r>
+        <w:rPr>
+          <w:rFonts w:hint="eastAsia"/>
+        </w:rPr>
+        <w:t>findClass</w:t>
+      </w:r>
+      <w:proofErr w:type="spellEnd"/>
+      <w:r>
+        <w:rPr>
+          <w:rFonts w:hint="eastAsia"/>
+        </w:rPr>
+        <w:t>如下：</w:t>
+      </w:r>
+    </w:p>
+    <w:p>
+      <w:pPr>
+        <w:widowControl/>
+        <w:shd w:val="clear" w:color="auto" w:fill="2B2B2B"/>
+        <w:tabs>
+          <w:tab w:val="left" w:pos="916"/>
+          <w:tab w:val="left" w:pos="1832"/>
+          <w:tab w:val="left" w:pos="2748"/>
+          <w:tab w:val="left" w:pos="3664"/>
+          <w:tab w:val="left" w:pos="4580"/>
+          <w:tab w:val="left" w:pos="5496"/>
+          <w:tab w:val="left" w:pos="6412"/>
+          <w:tab w:val="left" w:pos="7328"/>
+          <w:tab w:val="left" w:pos="8244"/>
+          <w:tab w:val="left" w:pos="9160"/>
+          <w:tab w:val="left" w:pos="10076"/>
+          <w:tab w:val="left" w:pos="10992"/>
+          <w:tab w:val="left" w:pos="11908"/>
+          <w:tab w:val="left" w:pos="12824"/>
+          <w:tab w:val="left" w:pos="13740"/>
+          <w:tab w:val="left" w:pos="14656"/>
+        </w:tabs>
+        <w:jc w:val="left"/>
+        <w:rPr>
+          <w:rFonts w:ascii="Consolas" w:eastAsia="宋体" w:hAnsi="Consolas" w:cs="宋体"/>
+          <w:color w:val="A9B7C6"/>
+          <w:kern w:val="0"/>
+          <w:sz w:val="13"/>
+          <w:szCs w:val="13"/>
+        </w:rPr>
+      </w:pPr>
+      <w:proofErr w:type="gramStart"/>
+      <w:r>
+        <w:rPr>
+          <w:rFonts w:ascii="Consolas" w:eastAsia="宋体" w:hAnsi="Consolas" w:cs="宋体"/>
+          <w:color w:val="CC7832"/>
+          <w:kern w:val="0"/>
+          <w:sz w:val="13"/>
+          <w:szCs w:val="13"/>
+        </w:rPr>
+        <w:t>protected</w:t>
+      </w:r>
+      <w:proofErr w:type="gramEnd"/>
+      <w:r>
+        <w:rPr>
+          <w:rFonts w:ascii="Consolas" w:eastAsia="宋体" w:hAnsi="Consolas" w:cs="宋体"/>
+          <w:color w:val="CC7832"/>
+          <w:kern w:val="0"/>
+          <w:sz w:val="13"/>
+          <w:szCs w:val="13"/>
+        </w:rPr>
+        <w:t xml:space="preserve"> </w:t>
+      </w:r>
+      <w:r>
+        <w:rPr>
+          <w:rFonts w:ascii="Consolas" w:eastAsia="宋体" w:hAnsi="Consolas" w:cs="宋体"/>
+          <w:color w:val="A9B7C6"/>
+          <w:kern w:val="0"/>
+          <w:sz w:val="13"/>
+          <w:szCs w:val="13"/>
+        </w:rPr>
+        <w:t xml:space="preserve">Class&lt;?&gt; </w:t>
+      </w:r>
+      <w:proofErr w:type="spellStart"/>
+      <w:r>
+        <w:rPr>
+          <w:rFonts w:ascii="Consolas" w:eastAsia="宋体" w:hAnsi="Consolas" w:cs="宋体"/>
+          <w:color w:val="A9B7C6"/>
+          <w:kern w:val="0"/>
+          <w:sz w:val="13"/>
+          <w:szCs w:val="13"/>
+        </w:rPr>
+        <w:t>findClass</w:t>
+      </w:r>
+      <w:proofErr w:type="spellEnd"/>
+      <w:r>
+        <w:rPr>
+          <w:rFonts w:ascii="Consolas" w:eastAsia="宋体" w:hAnsi="Consolas" w:cs="宋体"/>
+          <w:color w:val="A9B7C6"/>
+          <w:kern w:val="0"/>
+          <w:sz w:val="13"/>
+          <w:szCs w:val="13"/>
+        </w:rPr>
+        <w:t xml:space="preserve">(String name) </w:t>
+      </w:r>
+      <w:r>
+        <w:rPr>
+          <w:rFonts w:ascii="Consolas" w:eastAsia="宋体" w:hAnsi="Consolas" w:cs="宋体"/>
+          <w:color w:val="CC7832"/>
+          <w:kern w:val="0"/>
+          <w:sz w:val="13"/>
+          <w:szCs w:val="13"/>
+        </w:rPr>
+        <w:t xml:space="preserve">throws </w:t>
+      </w:r>
+      <w:proofErr w:type="spellStart"/>
+      <w:r>
+        <w:rPr>
+          <w:rFonts w:ascii="Consolas" w:eastAsia="宋体" w:hAnsi="Consolas" w:cs="宋体"/>
+          <w:color w:val="A9B7C6"/>
+          <w:kern w:val="0"/>
+          <w:sz w:val="13"/>
+          <w:szCs w:val="13"/>
+        </w:rPr>
+        <w:t>ClassNotFoundException</w:t>
+      </w:r>
+      <w:proofErr w:type="spellEnd"/>
+      <w:r>
+        <w:rPr>
+          <w:rFonts w:ascii="Consolas" w:eastAsia="宋体" w:hAnsi="Consolas" w:cs="宋体"/>
+          <w:color w:val="A9B7C6"/>
+          <w:kern w:val="0"/>
+          <w:sz w:val="13"/>
+          <w:szCs w:val="13"/>
+        </w:rPr>
+        <w:t xml:space="preserve"> {</w:t>
+      </w:r>
+      <w:r>
+        <w:rPr>
+          <w:rFonts w:ascii="Consolas" w:eastAsia="宋体" w:hAnsi="Consolas" w:cs="宋体"/>
+          <w:color w:val="A9B7C6"/>
+          <w:kern w:val="0"/>
+          <w:sz w:val="13"/>
+          <w:szCs w:val="13"/>
+        </w:rPr>
+        <w:br/>
+        <w:t xml:space="preserve">    </w:t>
+      </w:r>
+      <w:r>
+        <w:rPr>
+          <w:rFonts w:ascii="Consolas" w:eastAsia="宋体" w:hAnsi="Consolas" w:cs="宋体"/>
+          <w:color w:val="CC7832"/>
+          <w:kern w:val="0"/>
+          <w:sz w:val="13"/>
+          <w:szCs w:val="13"/>
+        </w:rPr>
+        <w:t xml:space="preserve">throw new </w:t>
+      </w:r>
+      <w:proofErr w:type="spellStart"/>
+      <w:r>
+        <w:rPr>
+          <w:rFonts w:ascii="Consolas" w:eastAsia="宋体" w:hAnsi="Consolas" w:cs="宋体"/>
+          <w:color w:val="A9B7C6"/>
+          <w:kern w:val="0"/>
+          <w:sz w:val="13"/>
+          <w:szCs w:val="13"/>
+        </w:rPr>
+        <w:t>ClassNotFoundException</w:t>
+      </w:r>
+      <w:proofErr w:type="spellEnd"/>
+      <w:r>
+        <w:rPr>
+          <w:rFonts w:ascii="Consolas" w:eastAsia="宋体" w:hAnsi="Consolas" w:cs="宋体"/>
+          <w:color w:val="A9B7C6"/>
+          <w:kern w:val="0"/>
+          <w:sz w:val="13"/>
+          <w:szCs w:val="13"/>
+        </w:rPr>
+        <w:t>(name)</w:t>
+      </w:r>
+      <w:r>
+        <w:rPr>
+          <w:rFonts w:ascii="Consolas" w:eastAsia="宋体" w:hAnsi="Consolas" w:cs="宋体"/>
+          <w:color w:val="CC7832"/>
+          <w:kern w:val="0"/>
+          <w:sz w:val="13"/>
+          <w:szCs w:val="13"/>
+        </w:rPr>
+        <w:t>;</w:t>
+      </w:r>
+      <w:r>
+        <w:rPr>
+          <w:rFonts w:ascii="Consolas" w:eastAsia="宋体" w:hAnsi="Consolas" w:cs="宋体"/>
+          <w:color w:val="CC7832"/>
+          <w:kern w:val="0"/>
+          <w:sz w:val="13"/>
+          <w:szCs w:val="13"/>
+        </w:rPr>
+        <w:br/>
+      </w:r>
+      <w:r>
+        <w:rPr>
+          <w:rFonts w:ascii="Consolas" w:eastAsia="宋体" w:hAnsi="Consolas" w:cs="宋体"/>
+          <w:color w:val="A9B7C6"/>
+          <w:kern w:val="0"/>
+          <w:sz w:val="13"/>
+          <w:szCs w:val="13"/>
+        </w:rPr>
+        <w:t>}</w:t>
+      </w:r>
+    </w:p>
+    <w:p>
+      <w:r>
+        <w:rPr>
+          <w:rFonts w:hint="eastAsia"/>
+        </w:rPr>
+        <w:tab/>
+      </w:r>
+      <w:r>
+        <w:rPr>
+          <w:rFonts w:hint="eastAsia"/>
+        </w:rPr>
+        <w:t>在调用</w:t>
+      </w:r>
+      <w:proofErr w:type="spellStart"/>
+      <w:r>
+        <w:rPr>
+          <w:rFonts w:hint="eastAsia"/>
+        </w:rPr>
+        <w:t>loadClass</w:t>
+      </w:r>
+      <w:proofErr w:type="spellEnd"/>
+      <w:r>
+        <w:rPr>
+          <w:rFonts w:hint="eastAsia"/>
+        </w:rPr>
+        <w:t>无法加载类后，默认会调用</w:t>
+      </w:r>
+      <w:proofErr w:type="spellStart"/>
+      <w:r>
+        <w:rPr>
+          <w:rFonts w:hint="eastAsia"/>
+        </w:rPr>
+        <w:t>findClass</w:t>
+      </w:r>
+      <w:proofErr w:type="spellEnd"/>
+      <w:r>
+        <w:rPr>
+          <w:rFonts w:hint="eastAsia"/>
+        </w:rPr>
+        <w:t>加载类</w:t>
+      </w:r>
+    </w:p>
     <w:p/>
     <w:p>
       <w:pPr>
@@ -37027,1441 +39667,17 @@
     </w:p>
     <w:p>
       <w:pPr>
-        <w:pStyle w:val="3"/>
-      </w:pPr>
-      <w:r>
-        <w:rPr>
-          <w:rFonts w:hint="eastAsia"/>
-        </w:rPr>
-        <w:t>2.3.1</w:t>
-      </w:r>
-      <w:r>
-        <w:rPr>
-          <w:rFonts w:hint="eastAsia"/>
-        </w:rPr>
-        <w:t>局部变量表</w:t>
-      </w:r>
-      <w:r>
-        <w:rPr>
-          <w:rFonts w:hint="eastAsia"/>
-        </w:rPr>
-        <w:t>(Local Variables Table)</w:t>
-      </w:r>
-    </w:p>
-    <w:p>
-      <w:pPr>
-        <w:ind w:firstLine="420"/>
-        <w:rPr>
-          <w:rStyle w:val="richtext"/>
-        </w:rPr>
-      </w:pPr>
-      <w:r>
-        <w:rPr>
-          <w:rStyle w:val="richtext"/>
-        </w:rPr>
-        <w:t>局部变量表用于存放方法的参数和方法内部定义的局部变量</w:t>
-      </w:r>
-      <w:r>
-        <w:rPr>
-          <w:rStyle w:val="richtext"/>
-          <w:rFonts w:hint="eastAsia"/>
-        </w:rPr>
-        <w:t>。</w:t>
-      </w:r>
-      <w:r>
-        <w:rPr>
-          <w:rStyle w:val="richtext"/>
-        </w:rPr>
-        <w:t>局部变量表的容量以变量槽为最小单位</w:t>
-      </w:r>
-      <w:r>
-        <w:rPr>
-          <w:rStyle w:val="richtext"/>
-          <w:rFonts w:hint="eastAsia"/>
-        </w:rPr>
-        <w:t>，</w:t>
-      </w:r>
-      <w:r>
-        <w:rPr>
-          <w:rStyle w:val="richtext"/>
-          <w:rFonts w:hint="eastAsia"/>
-        </w:rPr>
-        <w:t>JVM</w:t>
-      </w:r>
-      <w:r>
-        <w:rPr>
-          <w:rStyle w:val="richtext"/>
-          <w:rFonts w:hint="eastAsia"/>
-        </w:rPr>
-        <w:t>并未规定变量槽的大小，只要求每个</w:t>
-      </w:r>
-      <w:proofErr w:type="gramStart"/>
-      <w:r>
-        <w:rPr>
-          <w:rStyle w:val="richtext"/>
-          <w:rFonts w:hint="eastAsia"/>
-        </w:rPr>
-        <w:t>变量槽都应该</w:t>
-      </w:r>
-      <w:proofErr w:type="gramEnd"/>
-      <w:r>
-        <w:rPr>
-          <w:rStyle w:val="richtext"/>
-          <w:rFonts w:hint="eastAsia"/>
-        </w:rPr>
-        <w:t>能存放一个</w:t>
-      </w:r>
-      <w:proofErr w:type="spellStart"/>
-      <w:r>
-        <w:rPr>
-          <w:rStyle w:val="richtext"/>
-          <w:rFonts w:hint="eastAsia"/>
-        </w:rPr>
-        <w:t>boolean</w:t>
-      </w:r>
-      <w:proofErr w:type="spellEnd"/>
-      <w:r>
-        <w:rPr>
-          <w:rStyle w:val="richtext"/>
-          <w:rFonts w:hint="eastAsia"/>
-        </w:rPr>
-        <w:t>、</w:t>
-      </w:r>
-      <w:r>
-        <w:rPr>
-          <w:rStyle w:val="richtext"/>
-          <w:rFonts w:hint="eastAsia"/>
-        </w:rPr>
-        <w:t>byte</w:t>
-      </w:r>
-      <w:r>
-        <w:rPr>
-          <w:rStyle w:val="richtext"/>
-          <w:rFonts w:hint="eastAsia"/>
-        </w:rPr>
-        <w:t>、</w:t>
-      </w:r>
-      <w:r>
-        <w:rPr>
-          <w:rStyle w:val="richtext"/>
-          <w:rFonts w:hint="eastAsia"/>
-        </w:rPr>
-        <w:t>char</w:t>
-      </w:r>
-      <w:r>
-        <w:rPr>
-          <w:rStyle w:val="richtext"/>
-          <w:rFonts w:hint="eastAsia"/>
-        </w:rPr>
-        <w:t>、</w:t>
-      </w:r>
-      <w:r>
-        <w:rPr>
-          <w:rStyle w:val="richtext"/>
-          <w:rFonts w:hint="eastAsia"/>
-        </w:rPr>
-        <w:t>short</w:t>
-      </w:r>
-      <w:r>
-        <w:rPr>
-          <w:rStyle w:val="richtext"/>
-          <w:rFonts w:hint="eastAsia"/>
-        </w:rPr>
-        <w:t>、</w:t>
-      </w:r>
-      <w:proofErr w:type="spellStart"/>
-      <w:r>
-        <w:rPr>
-          <w:rStyle w:val="richtext"/>
-          <w:rFonts w:hint="eastAsia"/>
-        </w:rPr>
-        <w:t>int</w:t>
-      </w:r>
-      <w:proofErr w:type="spellEnd"/>
-      <w:r>
-        <w:rPr>
-          <w:rStyle w:val="richtext"/>
-          <w:rFonts w:hint="eastAsia"/>
-        </w:rPr>
-        <w:t>、</w:t>
-      </w:r>
-      <w:r>
-        <w:rPr>
-          <w:rStyle w:val="richtext"/>
-          <w:rFonts w:hint="eastAsia"/>
-        </w:rPr>
-        <w:t>float</w:t>
-      </w:r>
-      <w:r>
-        <w:rPr>
-          <w:rStyle w:val="richtext"/>
-          <w:rFonts w:hint="eastAsia"/>
-        </w:rPr>
-        <w:t>、</w:t>
-      </w:r>
-      <w:r>
-        <w:rPr>
-          <w:rStyle w:val="richtext"/>
-          <w:rFonts w:hint="eastAsia"/>
-        </w:rPr>
-        <w:t>reference</w:t>
-      </w:r>
-      <w:r>
-        <w:rPr>
-          <w:rStyle w:val="richtext"/>
-          <w:rFonts w:hint="eastAsia"/>
-          <w:sz w:val="16"/>
-        </w:rPr>
-        <w:t>(</w:t>
-      </w:r>
-      <w:r>
-        <w:rPr>
-          <w:rStyle w:val="richtext"/>
-          <w:rFonts w:hint="eastAsia"/>
-          <w:sz w:val="16"/>
-        </w:rPr>
-        <w:t>引用类型</w:t>
-      </w:r>
-      <w:r>
-        <w:rPr>
-          <w:rStyle w:val="richtext"/>
-          <w:rFonts w:hint="eastAsia"/>
-          <w:sz w:val="16"/>
-        </w:rPr>
-        <w:t>)</w:t>
-      </w:r>
-      <w:r>
-        <w:rPr>
-          <w:rStyle w:val="richtext"/>
-          <w:rFonts w:hint="eastAsia"/>
-        </w:rPr>
-        <w:t>或</w:t>
-      </w:r>
-      <w:proofErr w:type="spellStart"/>
-      <w:r>
-        <w:rPr>
-          <w:rStyle w:val="richtext"/>
-          <w:rFonts w:hint="eastAsia"/>
-        </w:rPr>
-        <w:t>returnAddress</w:t>
-      </w:r>
-      <w:proofErr w:type="spellEnd"/>
-      <w:r>
-        <w:rPr>
-          <w:rStyle w:val="richtext"/>
-          <w:rFonts w:hint="eastAsia"/>
-          <w:sz w:val="16"/>
-        </w:rPr>
-        <w:t>(</w:t>
-      </w:r>
-      <w:r>
-        <w:rPr>
-          <w:rStyle w:val="richtext"/>
-          <w:rFonts w:hint="eastAsia"/>
-          <w:sz w:val="16"/>
-        </w:rPr>
-        <w:t>几乎已不用了</w:t>
-      </w:r>
-      <w:r>
-        <w:rPr>
-          <w:rStyle w:val="richtext"/>
-          <w:rFonts w:hint="eastAsia"/>
-          <w:sz w:val="16"/>
-        </w:rPr>
-        <w:t>)</w:t>
-      </w:r>
-      <w:r>
-        <w:rPr>
-          <w:rStyle w:val="richtext"/>
-          <w:rFonts w:hint="eastAsia"/>
-        </w:rPr>
-        <w:t>类型的数据。这意味着</w:t>
-      </w:r>
-      <w:r>
-        <w:rPr>
-          <w:rStyle w:val="richtext"/>
-          <w:rFonts w:hint="eastAsia"/>
-        </w:rPr>
-        <w:t>JVM</w:t>
-      </w:r>
-      <w:r>
-        <w:rPr>
-          <w:rStyle w:val="richtext"/>
-          <w:rFonts w:hint="eastAsia"/>
-        </w:rPr>
-        <w:t>允许变量槽的长度随着处理器、操作系统或虚拟机实现不同而发生变化</w:t>
-      </w:r>
-    </w:p>
-    <w:p>
-      <w:pPr>
-        <w:ind w:firstLine="420"/>
-        <w:rPr>
-          <w:rStyle w:val="richtext"/>
-        </w:rPr>
-      </w:pPr>
-      <w:r>
-        <w:rPr>
-          <w:rStyle w:val="richtext"/>
-        </w:rPr>
-        <w:t>R</w:t>
-      </w:r>
-      <w:r>
-        <w:rPr>
-          <w:rStyle w:val="richtext"/>
-          <w:rFonts w:hint="eastAsia"/>
-        </w:rPr>
-        <w:t>eference</w:t>
-      </w:r>
-      <w:r>
-        <w:rPr>
-          <w:rStyle w:val="richtext"/>
-          <w:rFonts w:hint="eastAsia"/>
-        </w:rPr>
-        <w:t>引用类型表示对一个堆中实例对象的引用，</w:t>
-      </w:r>
-      <w:r>
-        <w:rPr>
-          <w:rStyle w:val="richtext"/>
-          <w:rFonts w:hint="eastAsia"/>
-        </w:rPr>
-        <w:t>JVM</w:t>
-      </w:r>
-      <w:r>
-        <w:rPr>
-          <w:rStyle w:val="richtext"/>
-          <w:rFonts w:hint="eastAsia"/>
-        </w:rPr>
-        <w:t>并未规定其长度，也没有说明它应该有怎样的结构，但一般来说，</w:t>
-      </w:r>
-      <w:proofErr w:type="spellStart"/>
-      <w:r>
-        <w:rPr>
-          <w:rStyle w:val="richtext"/>
-          <w:rFonts w:hint="eastAsia"/>
-        </w:rPr>
-        <w:t>jvm</w:t>
-      </w:r>
-      <w:proofErr w:type="spellEnd"/>
-      <w:r>
-        <w:rPr>
-          <w:rStyle w:val="richtext"/>
-          <w:rFonts w:hint="eastAsia"/>
-        </w:rPr>
-        <w:t>至少要能通过</w:t>
-      </w:r>
-      <w:r>
-        <w:rPr>
-          <w:rStyle w:val="richtext"/>
-          <w:rFonts w:hint="eastAsia"/>
-        </w:rPr>
-        <w:t>reference</w:t>
-      </w:r>
-      <w:r>
-        <w:rPr>
-          <w:rStyle w:val="richtext"/>
-          <w:rFonts w:hint="eastAsia"/>
-        </w:rPr>
-        <w:t>类型做到两件事情：</w:t>
-      </w:r>
-    </w:p>
-    <w:p>
-      <w:pPr>
-        <w:pStyle w:val="a3"/>
-        <w:numPr>
-          <w:ilvl w:val="0"/>
-          <w:numId w:val="43"/>
-        </w:numPr>
-        <w:ind w:firstLineChars="0"/>
-        <w:rPr>
-          <w:rStyle w:val="richtext"/>
-          <w:b/>
-        </w:rPr>
-      </w:pPr>
-      <w:r>
-        <w:rPr>
-          <w:rStyle w:val="richtext"/>
-          <w:rFonts w:hint="eastAsia"/>
-          <w:b/>
-        </w:rPr>
-        <w:t>根据</w:t>
-      </w:r>
-      <w:r>
-        <w:rPr>
-          <w:rStyle w:val="richtext"/>
-          <w:rFonts w:hint="eastAsia"/>
-          <w:b/>
-        </w:rPr>
-        <w:t>reference</w:t>
-      </w:r>
-      <w:r>
-        <w:rPr>
-          <w:rStyle w:val="richtext"/>
-          <w:rFonts w:hint="eastAsia"/>
-          <w:b/>
-        </w:rPr>
-        <w:t>直接或间接地查找到对象在</w:t>
-      </w:r>
-      <w:r>
-        <w:rPr>
-          <w:rStyle w:val="richtext"/>
-          <w:rFonts w:hint="eastAsia"/>
-          <w:b/>
-        </w:rPr>
-        <w:t>java</w:t>
-      </w:r>
-      <w:r>
-        <w:rPr>
-          <w:rStyle w:val="richtext"/>
-          <w:rFonts w:hint="eastAsia"/>
-          <w:b/>
-        </w:rPr>
-        <w:t>堆中的数据起始地址或索引</w:t>
-      </w:r>
-    </w:p>
-    <w:p>
-      <w:pPr>
-        <w:pStyle w:val="a3"/>
-        <w:numPr>
-          <w:ilvl w:val="0"/>
-          <w:numId w:val="43"/>
-        </w:numPr>
-        <w:ind w:firstLineChars="0"/>
-        <w:rPr>
-          <w:rStyle w:val="richtext"/>
-          <w:b/>
-        </w:rPr>
-      </w:pPr>
-      <w:r>
-        <w:rPr>
-          <w:rStyle w:val="richtext"/>
-          <w:rFonts w:hint="eastAsia"/>
-          <w:b/>
-        </w:rPr>
-        <w:t>根据</w:t>
-      </w:r>
-      <w:r>
-        <w:rPr>
-          <w:rStyle w:val="richtext"/>
-          <w:rFonts w:hint="eastAsia"/>
-          <w:b/>
-        </w:rPr>
-        <w:t>reference</w:t>
-      </w:r>
-      <w:r>
-        <w:rPr>
-          <w:rStyle w:val="richtext"/>
-          <w:rFonts w:hint="eastAsia"/>
-          <w:b/>
-        </w:rPr>
-        <w:t>直接或间接地查找到对象的数据类型在方法区中存储的类型信息</w:t>
-      </w:r>
-      <w:r>
-        <w:rPr>
-          <w:rStyle w:val="richtext"/>
-          <w:rFonts w:hint="eastAsia"/>
-          <w:b/>
-        </w:rPr>
-        <w:t>(Class</w:t>
-      </w:r>
-      <w:r>
-        <w:rPr>
-          <w:rStyle w:val="richtext"/>
-          <w:rFonts w:hint="eastAsia"/>
-          <w:b/>
-        </w:rPr>
-        <w:t>信息</w:t>
-      </w:r>
-      <w:r>
-        <w:rPr>
-          <w:rStyle w:val="richtext"/>
-          <w:rFonts w:hint="eastAsia"/>
-          <w:b/>
-        </w:rPr>
-        <w:t>)</w:t>
-      </w:r>
-    </w:p>
-    <w:p>
-      <w:pPr>
-        <w:ind w:firstLine="420"/>
-        <w:rPr>
-          <w:rStyle w:val="richtext"/>
-        </w:rPr>
-      </w:pPr>
-      <w:r>
-        <w:rPr>
-          <w:rStyle w:val="richtext"/>
-        </w:rPr>
-        <w:t>当一个方法被调用时</w:t>
-      </w:r>
-      <w:r>
-        <w:rPr>
-          <w:rStyle w:val="richtext"/>
-          <w:rFonts w:hint="eastAsia"/>
-        </w:rPr>
-        <w:t>，</w:t>
-      </w:r>
-      <w:proofErr w:type="spellStart"/>
-      <w:r>
-        <w:rPr>
-          <w:rStyle w:val="richtext"/>
-        </w:rPr>
-        <w:t>jvm</w:t>
-      </w:r>
-      <w:proofErr w:type="spellEnd"/>
-      <w:r>
-        <w:rPr>
-          <w:rStyle w:val="richtext"/>
-        </w:rPr>
-        <w:t>虚拟机会使用局部变量表来完成从参数值到参数列表的传递过程</w:t>
-      </w:r>
-      <w:r>
-        <w:rPr>
-          <w:rStyle w:val="richtext"/>
-          <w:rFonts w:hint="eastAsia"/>
-        </w:rPr>
-        <w:t>，即实参传递给形参。为了节省帧</w:t>
-      </w:r>
-      <w:proofErr w:type="gramStart"/>
-      <w:r>
-        <w:rPr>
-          <w:rStyle w:val="richtext"/>
-          <w:rFonts w:hint="eastAsia"/>
-        </w:rPr>
-        <w:t>栈</w:t>
-      </w:r>
-      <w:proofErr w:type="gramEnd"/>
-      <w:r>
-        <w:rPr>
-          <w:rStyle w:val="richtext"/>
-          <w:rFonts w:hint="eastAsia"/>
-        </w:rPr>
-        <w:t>占用的内存，局部变量表中的变量槽是可以重用的，当某个方法体中定义的变量已超出其作用域范围，那么该变量的变量槽就可以交给其他变量来使用。这个行为还会影响</w:t>
-      </w:r>
-      <w:r>
-        <w:rPr>
-          <w:rStyle w:val="richtext"/>
-          <w:rFonts w:hint="eastAsia"/>
-        </w:rPr>
-        <w:t>GC</w:t>
-      </w:r>
-      <w:r>
-        <w:rPr>
-          <w:rStyle w:val="richtext"/>
-          <w:rFonts w:hint="eastAsia"/>
-        </w:rPr>
-        <w:t>，</w:t>
-      </w:r>
-      <w:proofErr w:type="spellStart"/>
-      <w:r>
-        <w:rPr>
-          <w:rStyle w:val="richtext"/>
-          <w:rFonts w:hint="eastAsia"/>
-        </w:rPr>
-        <w:t>eg</w:t>
-      </w:r>
-      <w:proofErr w:type="spellEnd"/>
-      <w:r>
-        <w:rPr>
-          <w:rStyle w:val="richtext"/>
-          <w:rFonts w:hint="eastAsia"/>
-        </w:rPr>
-        <w:t>：</w:t>
-      </w:r>
-    </w:p>
-    <w:p>
-      <w:pPr>
-        <w:pStyle w:val="HTML"/>
-        <w:shd w:val="clear" w:color="auto" w:fill="2B2B2B"/>
-        <w:rPr>
-          <w:rFonts w:ascii="Consolas" w:hAnsi="Consolas"/>
-          <w:color w:val="A9B7C6"/>
-          <w:sz w:val="15"/>
-          <w:szCs w:val="15"/>
-        </w:rPr>
-      </w:pPr>
-      <w:r>
-        <w:rPr>
-          <w:rFonts w:ascii="Consolas" w:hAnsi="Consolas"/>
-          <w:color w:val="CC7832"/>
-          <w:sz w:val="15"/>
-          <w:szCs w:val="15"/>
-        </w:rPr>
-        <w:t xml:space="preserve">public static void </w:t>
-      </w:r>
-      <w:r>
-        <w:rPr>
-          <w:rFonts w:ascii="Consolas" w:hAnsi="Consolas"/>
-          <w:color w:val="FFC66D"/>
-          <w:sz w:val="15"/>
-          <w:szCs w:val="15"/>
-        </w:rPr>
-        <w:t>main</w:t>
-      </w:r>
-      <w:r>
-        <w:rPr>
-          <w:rFonts w:ascii="Consolas" w:hAnsi="Consolas"/>
-          <w:color w:val="A9B7C6"/>
-          <w:sz w:val="15"/>
-          <w:szCs w:val="15"/>
-        </w:rPr>
-        <w:t xml:space="preserve">(String[] </w:t>
-      </w:r>
-      <w:proofErr w:type="spellStart"/>
-      <w:r>
-        <w:rPr>
-          <w:rFonts w:ascii="Consolas" w:hAnsi="Consolas"/>
-          <w:color w:val="A9B7C6"/>
-          <w:sz w:val="15"/>
-          <w:szCs w:val="15"/>
-        </w:rPr>
-        <w:t>args</w:t>
-      </w:r>
-      <w:proofErr w:type="spellEnd"/>
-      <w:r>
-        <w:rPr>
-          <w:rFonts w:ascii="Consolas" w:hAnsi="Consolas"/>
-          <w:color w:val="A9B7C6"/>
-          <w:sz w:val="15"/>
-          <w:szCs w:val="15"/>
-        </w:rPr>
-        <w:t>) {</w:t>
-      </w:r>
-      <w:r>
-        <w:rPr>
-          <w:rFonts w:ascii="Consolas" w:hAnsi="Consolas"/>
-          <w:color w:val="A9B7C6"/>
-          <w:sz w:val="15"/>
-          <w:szCs w:val="15"/>
-        </w:rPr>
-        <w:br/>
-        <w:t xml:space="preserve">    {</w:t>
-      </w:r>
-      <w:r>
-        <w:rPr>
-          <w:rFonts w:ascii="Consolas" w:hAnsi="Consolas"/>
-          <w:color w:val="A9B7C6"/>
-          <w:sz w:val="15"/>
-          <w:szCs w:val="15"/>
-        </w:rPr>
-        <w:br/>
-        <w:t xml:space="preserve">        </w:t>
-      </w:r>
-      <w:r>
-        <w:rPr>
-          <w:rFonts w:ascii="Consolas" w:hAnsi="Consolas"/>
-          <w:color w:val="CC7832"/>
-          <w:sz w:val="15"/>
-          <w:szCs w:val="15"/>
-        </w:rPr>
-        <w:t>byte</w:t>
-      </w:r>
-      <w:r>
-        <w:rPr>
-          <w:rFonts w:ascii="Consolas" w:hAnsi="Consolas"/>
-          <w:color w:val="A9B7C6"/>
-          <w:sz w:val="15"/>
-          <w:szCs w:val="15"/>
-        </w:rPr>
-        <w:t xml:space="preserve">[] placeholder = </w:t>
-      </w:r>
-      <w:r>
-        <w:rPr>
-          <w:rFonts w:ascii="Consolas" w:hAnsi="Consolas"/>
-          <w:color w:val="CC7832"/>
-          <w:sz w:val="15"/>
-          <w:szCs w:val="15"/>
-        </w:rPr>
-        <w:t>new byte</w:t>
-      </w:r>
-      <w:r>
-        <w:rPr>
-          <w:rFonts w:ascii="Consolas" w:hAnsi="Consolas"/>
-          <w:color w:val="A9B7C6"/>
-          <w:sz w:val="15"/>
-          <w:szCs w:val="15"/>
-        </w:rPr>
-        <w:t>[</w:t>
-      </w:r>
-      <w:r>
-        <w:rPr>
-          <w:rFonts w:ascii="Consolas" w:hAnsi="Consolas"/>
-          <w:color w:val="6897BB"/>
-          <w:sz w:val="15"/>
-          <w:szCs w:val="15"/>
-        </w:rPr>
-        <w:t xml:space="preserve">64 </w:t>
-      </w:r>
-      <w:r>
-        <w:rPr>
-          <w:rFonts w:ascii="Consolas" w:hAnsi="Consolas"/>
-          <w:color w:val="A9B7C6"/>
-          <w:sz w:val="15"/>
-          <w:szCs w:val="15"/>
-        </w:rPr>
-        <w:t xml:space="preserve">* </w:t>
-      </w:r>
-      <w:r>
-        <w:rPr>
-          <w:rFonts w:ascii="Consolas" w:hAnsi="Consolas"/>
-          <w:color w:val="6897BB"/>
-          <w:sz w:val="15"/>
-          <w:szCs w:val="15"/>
-        </w:rPr>
-        <w:t xml:space="preserve">1024 </w:t>
-      </w:r>
-      <w:r>
-        <w:rPr>
-          <w:rFonts w:ascii="Consolas" w:hAnsi="Consolas"/>
-          <w:color w:val="A9B7C6"/>
-          <w:sz w:val="15"/>
-          <w:szCs w:val="15"/>
-        </w:rPr>
-        <w:t xml:space="preserve">* </w:t>
-      </w:r>
-      <w:r>
-        <w:rPr>
-          <w:rFonts w:ascii="Consolas" w:hAnsi="Consolas"/>
-          <w:color w:val="6897BB"/>
-          <w:sz w:val="15"/>
-          <w:szCs w:val="15"/>
-        </w:rPr>
-        <w:t>1024</w:t>
-      </w:r>
-      <w:r>
-        <w:rPr>
-          <w:rFonts w:ascii="Consolas" w:hAnsi="Consolas"/>
-          <w:color w:val="A9B7C6"/>
-          <w:sz w:val="15"/>
-          <w:szCs w:val="15"/>
-        </w:rPr>
-        <w:t>]</w:t>
-      </w:r>
-      <w:r>
-        <w:rPr>
-          <w:rFonts w:ascii="Consolas" w:hAnsi="Consolas"/>
-          <w:color w:val="CC7832"/>
-          <w:sz w:val="15"/>
-          <w:szCs w:val="15"/>
-        </w:rPr>
-        <w:t>;</w:t>
-      </w:r>
-      <w:r>
-        <w:rPr>
-          <w:rFonts w:ascii="Consolas" w:hAnsi="Consolas"/>
-          <w:color w:val="CC7832"/>
-          <w:sz w:val="15"/>
-          <w:szCs w:val="15"/>
-        </w:rPr>
-        <w:br/>
-        <w:t xml:space="preserve">    </w:t>
-      </w:r>
-      <w:r>
-        <w:rPr>
-          <w:rFonts w:ascii="Consolas" w:hAnsi="Consolas"/>
-          <w:color w:val="A9B7C6"/>
-          <w:sz w:val="15"/>
-          <w:szCs w:val="15"/>
-        </w:rPr>
-        <w:t>}</w:t>
-      </w:r>
-      <w:r>
-        <w:rPr>
-          <w:rFonts w:ascii="Consolas" w:hAnsi="Consolas"/>
-          <w:color w:val="A9B7C6"/>
-          <w:sz w:val="15"/>
-          <w:szCs w:val="15"/>
-        </w:rPr>
-        <w:br/>
-        <w:t xml:space="preserve">    </w:t>
-      </w:r>
-      <w:r>
-        <w:rPr>
-          <w:rFonts w:ascii="Consolas" w:hAnsi="Consolas"/>
-          <w:color w:val="808080"/>
-          <w:sz w:val="15"/>
-          <w:szCs w:val="15"/>
-        </w:rPr>
-        <w:t>//</w:t>
-      </w:r>
-      <w:r>
-        <w:rPr>
-          <w:rFonts w:hint="eastAsia"/>
-          <w:color w:val="808080"/>
-          <w:sz w:val="15"/>
-          <w:szCs w:val="15"/>
-        </w:rPr>
-        <w:t>即使已经离开了</w:t>
-      </w:r>
-      <w:r>
-        <w:rPr>
-          <w:rFonts w:ascii="Consolas" w:hAnsi="Consolas"/>
-          <w:color w:val="808080"/>
-          <w:sz w:val="15"/>
-          <w:szCs w:val="15"/>
-        </w:rPr>
-        <w:t>placeholder</w:t>
-      </w:r>
-      <w:r>
-        <w:rPr>
-          <w:rFonts w:hint="eastAsia"/>
-          <w:color w:val="808080"/>
-          <w:sz w:val="15"/>
-          <w:szCs w:val="15"/>
-        </w:rPr>
-        <w:t>的作用域，其占用的空间仍不会释放</w:t>
-      </w:r>
-      <w:r>
-        <w:rPr>
-          <w:rFonts w:hint="eastAsia"/>
-          <w:color w:val="808080"/>
-          <w:sz w:val="15"/>
-          <w:szCs w:val="15"/>
-        </w:rPr>
-        <w:br/>
-        <w:t xml:space="preserve">    </w:t>
-      </w:r>
-      <w:proofErr w:type="spellStart"/>
-      <w:r>
-        <w:rPr>
-          <w:rFonts w:ascii="Consolas" w:hAnsi="Consolas"/>
-          <w:color w:val="A9B7C6"/>
-          <w:sz w:val="15"/>
-          <w:szCs w:val="15"/>
-        </w:rPr>
-        <w:t>System.</w:t>
-      </w:r>
-      <w:r>
-        <w:rPr>
-          <w:rFonts w:ascii="Consolas" w:hAnsi="Consolas"/>
-          <w:i/>
-          <w:iCs/>
-          <w:color w:val="A9B7C6"/>
-          <w:sz w:val="15"/>
-          <w:szCs w:val="15"/>
-        </w:rPr>
-        <w:t>gc</w:t>
-      </w:r>
-      <w:proofErr w:type="spellEnd"/>
-      <w:r>
-        <w:rPr>
-          <w:rFonts w:ascii="Consolas" w:hAnsi="Consolas"/>
-          <w:color w:val="A9B7C6"/>
-          <w:sz w:val="15"/>
-          <w:szCs w:val="15"/>
-        </w:rPr>
-        <w:t>()</w:t>
-      </w:r>
-      <w:r>
-        <w:rPr>
-          <w:rFonts w:ascii="Consolas" w:hAnsi="Consolas"/>
-          <w:color w:val="CC7832"/>
-          <w:sz w:val="15"/>
-          <w:szCs w:val="15"/>
-        </w:rPr>
-        <w:t>;</w:t>
-      </w:r>
-      <w:r>
-        <w:rPr>
-          <w:rFonts w:ascii="Consolas" w:hAnsi="Consolas"/>
-          <w:color w:val="CC7832"/>
-          <w:sz w:val="15"/>
-          <w:szCs w:val="15"/>
-        </w:rPr>
-        <w:br/>
-      </w:r>
-      <w:r>
-        <w:rPr>
-          <w:rFonts w:ascii="Consolas" w:hAnsi="Consolas"/>
-          <w:color w:val="A9B7C6"/>
-          <w:sz w:val="15"/>
-          <w:szCs w:val="15"/>
-        </w:rPr>
-        <w:t>}</w:t>
-      </w:r>
-    </w:p>
-    <w:p>
-      <w:pPr>
-        <w:ind w:firstLine="420"/>
-        <w:rPr>
-          <w:rStyle w:val="richtext"/>
-        </w:rPr>
-      </w:pPr>
-      <w:r>
-        <w:rPr>
-          <w:rStyle w:val="richtext"/>
-        </w:rPr>
-        <w:t>这似乎与我们上面所说的</w:t>
-      </w:r>
-      <w:proofErr w:type="gramStart"/>
-      <w:r>
-        <w:rPr>
-          <w:rStyle w:val="richtext"/>
-        </w:rPr>
-        <w:t>变量槽可复用</w:t>
-      </w:r>
-      <w:proofErr w:type="gramEnd"/>
-      <w:r>
-        <w:rPr>
-          <w:rStyle w:val="richtext"/>
-        </w:rPr>
-        <w:t>相悖</w:t>
-      </w:r>
-      <w:r>
-        <w:rPr>
-          <w:rStyle w:val="richtext"/>
-          <w:rFonts w:hint="eastAsia"/>
-        </w:rPr>
-        <w:t>，</w:t>
-      </w:r>
-      <w:r>
-        <w:rPr>
-          <w:rStyle w:val="richtext"/>
-        </w:rPr>
-        <w:t>但仔细分析</w:t>
-      </w:r>
-      <w:r>
-        <w:rPr>
-          <w:rStyle w:val="richtext"/>
-          <w:rFonts w:hint="eastAsia"/>
-        </w:rPr>
-        <w:t>，</w:t>
-      </w:r>
-      <w:r>
-        <w:rPr>
-          <w:rStyle w:val="richtext"/>
-        </w:rPr>
-        <w:t>可以发现其中的奥秘</w:t>
-      </w:r>
-      <w:r>
-        <w:rPr>
-          <w:rStyle w:val="richtext"/>
-          <w:rFonts w:hint="eastAsia"/>
-        </w:rPr>
-        <w:t>，</w:t>
-      </w:r>
-      <w:r>
-        <w:rPr>
-          <w:rStyle w:val="richtext"/>
-        </w:rPr>
-        <w:t>这是</w:t>
-      </w:r>
-      <w:r>
-        <w:rPr>
-          <w:rStyle w:val="richtext"/>
-        </w:rPr>
-        <w:lastRenderedPageBreak/>
-        <w:t>因为自离开</w:t>
-      </w:r>
-      <w:r>
-        <w:rPr>
-          <w:rFonts w:ascii="Consolas" w:hAnsi="Consolas"/>
-          <w:color w:val="A9B7C6"/>
-          <w:sz w:val="15"/>
-          <w:szCs w:val="15"/>
-        </w:rPr>
-        <w:t>placeholder</w:t>
-      </w:r>
-      <w:r>
-        <w:rPr>
-          <w:rStyle w:val="richtext"/>
-        </w:rPr>
-        <w:t>的作用域后</w:t>
-      </w:r>
-      <w:r>
-        <w:rPr>
-          <w:rStyle w:val="richtext"/>
-          <w:rFonts w:hint="eastAsia"/>
-        </w:rPr>
-        <w:t>，</w:t>
-      </w:r>
-      <w:r>
-        <w:rPr>
-          <w:rStyle w:val="richtext"/>
-        </w:rPr>
-        <w:t>局部变量表仍未发生过读写操作</w:t>
-      </w:r>
-      <w:r>
-        <w:rPr>
-          <w:rStyle w:val="richtext"/>
-          <w:rFonts w:hint="eastAsia"/>
-        </w:rPr>
-        <w:t>，</w:t>
-      </w:r>
-      <w:r>
-        <w:rPr>
-          <w:rStyle w:val="richtext"/>
-        </w:rPr>
-        <w:t>其内容还未被其他变量覆盖</w:t>
-      </w:r>
-      <w:r>
-        <w:rPr>
-          <w:rStyle w:val="richtext"/>
-          <w:rFonts w:hint="eastAsia"/>
-        </w:rPr>
-        <w:t>，</w:t>
-      </w:r>
-      <w:r>
-        <w:rPr>
-          <w:rStyle w:val="richtext"/>
-        </w:rPr>
-        <w:t>所以作为</w:t>
-      </w:r>
-      <w:r>
-        <w:rPr>
-          <w:rStyle w:val="richtext"/>
-          <w:rFonts w:hint="eastAsia"/>
-        </w:rPr>
-        <w:t>GC Roots</w:t>
-      </w:r>
-      <w:r>
-        <w:rPr>
-          <w:rStyle w:val="richtext"/>
-          <w:rFonts w:hint="eastAsia"/>
-        </w:rPr>
-        <w:t>一部分的局部变量表还保持着对它的关联</w:t>
-      </w:r>
-      <w:r>
-        <w:rPr>
-          <w:rStyle w:val="richtext"/>
-          <w:rFonts w:hint="eastAsia"/>
-        </w:rPr>
-        <w:t>。</w:t>
-      </w:r>
-      <w:r>
-        <w:rPr>
-          <w:rStyle w:val="richtext"/>
-          <w:rFonts w:hint="eastAsia"/>
-        </w:rPr>
-        <w:t>因此</w:t>
-      </w:r>
-      <w:r>
-        <w:rPr>
-          <w:rStyle w:val="richtext"/>
-        </w:rPr>
-        <w:t>只有当离开作用域</w:t>
-      </w:r>
-      <w:r>
-        <w:rPr>
-          <w:rStyle w:val="richtext"/>
-          <w:rFonts w:hint="eastAsia"/>
-        </w:rPr>
-        <w:t>后</w:t>
-      </w:r>
-      <w:r>
-        <w:rPr>
-          <w:rStyle w:val="richtext"/>
-          <w:rFonts w:hint="eastAsia"/>
-        </w:rPr>
-        <w:t>局部变量表</w:t>
-      </w:r>
-      <w:r>
-        <w:rPr>
-          <w:rStyle w:val="richtext"/>
-          <w:rFonts w:hint="eastAsia"/>
-        </w:rPr>
-        <w:t>第一次发生读写后</w:t>
-      </w:r>
-      <w:r>
-        <w:rPr>
-          <w:rStyle w:val="richtext"/>
-          <w:rFonts w:hint="eastAsia"/>
-        </w:rPr>
-        <w:t>，</w:t>
-      </w:r>
-      <w:r>
-        <w:rPr>
-          <w:rStyle w:val="richtext"/>
-          <w:rFonts w:hint="eastAsia"/>
-        </w:rPr>
-        <w:t>下一次</w:t>
-      </w:r>
-      <w:r>
-        <w:rPr>
-          <w:rStyle w:val="richtext"/>
-          <w:rFonts w:hint="eastAsia"/>
-        </w:rPr>
-        <w:t>GC</w:t>
-      </w:r>
-      <w:r>
-        <w:rPr>
-          <w:rStyle w:val="richtext"/>
-          <w:rFonts w:hint="eastAsia"/>
-        </w:rPr>
-        <w:t>时</w:t>
-      </w:r>
-      <w:r>
-        <w:rPr>
-          <w:rFonts w:ascii="Consolas" w:hAnsi="Consolas"/>
-          <w:color w:val="A9B7C6"/>
-          <w:sz w:val="15"/>
-          <w:szCs w:val="15"/>
-        </w:rPr>
-        <w:t>placeholder</w:t>
-      </w:r>
-      <w:r>
-        <w:rPr>
-          <w:rStyle w:val="richtext"/>
-          <w:rFonts w:hint="eastAsia"/>
-        </w:rPr>
-        <w:t>的空间才会被回收。在某些书籍中建议</w:t>
-      </w:r>
-      <w:proofErr w:type="gramStart"/>
-      <w:r>
-        <w:rPr>
-          <w:rStyle w:val="richtext"/>
-        </w:rPr>
-        <w:t>”</w:t>
-      </w:r>
-      <w:proofErr w:type="gramEnd"/>
-      <w:r>
-        <w:rPr>
-          <w:rStyle w:val="richtext"/>
-          <w:rFonts w:hint="eastAsia"/>
-        </w:rPr>
-        <w:t>把不使用的对象设置为</w:t>
-      </w:r>
-      <w:r>
-        <w:rPr>
-          <w:rStyle w:val="richtext"/>
-          <w:rFonts w:hint="eastAsia"/>
-        </w:rPr>
-        <w:t>null</w:t>
-      </w:r>
-      <w:proofErr w:type="gramStart"/>
-      <w:r>
-        <w:rPr>
-          <w:rStyle w:val="richtext"/>
-        </w:rPr>
-        <w:t>”</w:t>
-      </w:r>
-      <w:proofErr w:type="gramEnd"/>
-      <w:r>
-        <w:rPr>
-          <w:rStyle w:val="richtext"/>
-        </w:rPr>
-        <w:t>并非一个无意义的操作</w:t>
-      </w:r>
-      <w:r>
-        <w:rPr>
-          <w:rStyle w:val="richtext"/>
-          <w:rFonts w:hint="eastAsia"/>
-        </w:rPr>
-        <w:t>。</w:t>
-      </w:r>
-      <w:r>
-        <w:rPr>
-          <w:rStyle w:val="richtext"/>
-        </w:rPr>
-        <w:t>虽然大多数情况下不建议这么做</w:t>
-      </w:r>
-      <w:r>
-        <w:rPr>
-          <w:rStyle w:val="richtext"/>
-          <w:rFonts w:hint="eastAsia"/>
-        </w:rPr>
-        <w:t>，</w:t>
-      </w:r>
-      <w:r>
-        <w:rPr>
-          <w:rStyle w:val="richtext"/>
-        </w:rPr>
-        <w:t>但是在某些极端场景下</w:t>
-      </w:r>
-      <w:r>
-        <w:rPr>
-          <w:rStyle w:val="richtext"/>
-          <w:rFonts w:hint="eastAsia"/>
-        </w:rPr>
-        <w:t>，</w:t>
-      </w:r>
-      <w:r>
-        <w:rPr>
-          <w:rStyle w:val="richtext"/>
-        </w:rPr>
-        <w:t>这么做还是有用的</w:t>
-      </w:r>
-      <w:r>
-        <w:rPr>
-          <w:rStyle w:val="richtext"/>
-          <w:rFonts w:hint="eastAsia"/>
-        </w:rPr>
-        <w:t>。</w:t>
-      </w:r>
-    </w:p>
-    <w:p>
-      <w:pPr>
-        <w:pStyle w:val="3"/>
-      </w:pPr>
-      <w:r>
-        <w:rPr>
-          <w:rFonts w:hint="eastAsia"/>
-        </w:rPr>
-        <w:t>2.3.2</w:t>
-      </w:r>
-      <w:r>
-        <w:rPr>
-          <w:rFonts w:hint="eastAsia"/>
-        </w:rPr>
-        <w:t>操作数</w:t>
-      </w:r>
-      <w:proofErr w:type="gramStart"/>
-      <w:r>
-        <w:rPr>
-          <w:rFonts w:hint="eastAsia"/>
-        </w:rPr>
-        <w:t>栈</w:t>
-      </w:r>
-      <w:proofErr w:type="gramEnd"/>
-      <w:r>
-        <w:rPr>
-          <w:rFonts w:hint="eastAsia"/>
-        </w:rPr>
-        <w:t>(Operand Stack)</w:t>
-      </w:r>
-    </w:p>
-    <w:p>
-      <w:pPr>
-        <w:ind w:firstLine="420"/>
-        <w:rPr>
-          <w:rStyle w:val="richtext"/>
-        </w:rPr>
-      </w:pPr>
-      <w:r>
-        <w:rPr>
-          <w:rStyle w:val="richtext"/>
-        </w:rPr>
-        <w:t>又称操作</w:t>
-      </w:r>
-      <w:proofErr w:type="gramStart"/>
-      <w:r>
-        <w:rPr>
-          <w:rStyle w:val="richtext"/>
-        </w:rPr>
-        <w:t>栈</w:t>
-      </w:r>
-      <w:proofErr w:type="gramEnd"/>
-      <w:r>
-        <w:rPr>
-          <w:rStyle w:val="richtext"/>
-          <w:rFonts w:hint="eastAsia"/>
-        </w:rPr>
-        <w:t>，</w:t>
-      </w:r>
-      <w:r>
-        <w:rPr>
-          <w:rStyle w:val="richtext"/>
-        </w:rPr>
-        <w:t>它是一个后入先出</w:t>
-      </w:r>
-      <w:r>
-        <w:rPr>
-          <w:rStyle w:val="richtext"/>
-          <w:rFonts w:hint="eastAsia"/>
-        </w:rPr>
-        <w:t>(LIFO)</w:t>
-      </w:r>
-      <w:r>
-        <w:rPr>
-          <w:rStyle w:val="richtext"/>
-        </w:rPr>
-        <w:t>的</w:t>
-      </w:r>
-      <w:proofErr w:type="gramStart"/>
-      <w:r>
-        <w:rPr>
-          <w:rStyle w:val="richtext"/>
-        </w:rPr>
-        <w:t>栈</w:t>
-      </w:r>
-      <w:proofErr w:type="gramEnd"/>
-      <w:r>
-        <w:rPr>
-          <w:rStyle w:val="richtext"/>
-          <w:rFonts w:hint="eastAsia"/>
-        </w:rPr>
-        <w:t>。当一个方法刚刚开始执行时，这个操作</w:t>
-      </w:r>
-      <w:proofErr w:type="gramStart"/>
-      <w:r>
-        <w:rPr>
-          <w:rStyle w:val="richtext"/>
-          <w:rFonts w:hint="eastAsia"/>
-        </w:rPr>
-        <w:t>栈</w:t>
-      </w:r>
-      <w:proofErr w:type="gramEnd"/>
-      <w:r>
-        <w:rPr>
-          <w:rStyle w:val="richtext"/>
-          <w:rFonts w:hint="eastAsia"/>
-        </w:rPr>
-        <w:t>是空的。</w:t>
-      </w:r>
-    </w:p>
-    <w:p>
-      <w:pPr>
-        <w:pStyle w:val="1"/>
-        <w:rPr>
-          <w:sz w:val="52"/>
-          <w:szCs w:val="52"/>
-        </w:rPr>
-      </w:pPr>
-      <w:r>
-        <w:rPr>
-          <w:rFonts w:hint="eastAsia"/>
-          <w:sz w:val="52"/>
-          <w:szCs w:val="52"/>
-        </w:rPr>
-        <w:t>3</w:t>
-      </w:r>
-      <w:r>
-        <w:rPr>
-          <w:rFonts w:hint="eastAsia"/>
-          <w:sz w:val="52"/>
-          <w:szCs w:val="52"/>
-        </w:rPr>
-        <w:t>.</w:t>
-      </w:r>
-      <w:r>
-        <w:rPr>
-          <w:rFonts w:hint="eastAsia"/>
-          <w:sz w:val="52"/>
-          <w:szCs w:val="52"/>
-        </w:rPr>
-        <w:t>JVM</w:t>
-      </w:r>
-      <w:r>
-        <w:rPr>
-          <w:rFonts w:hint="eastAsia"/>
-          <w:sz w:val="52"/>
-          <w:szCs w:val="52"/>
-        </w:rPr>
-        <w:t>内存模型</w:t>
-      </w:r>
-      <w:r>
-        <w:rPr>
-          <w:sz w:val="52"/>
-          <w:szCs w:val="52"/>
-        </w:rPr>
-        <w:t>与并发</w:t>
-      </w:r>
-    </w:p>
-    <w:p>
-      <w:pPr>
-        <w:pStyle w:val="3"/>
-        <w:rPr>
-          <w:rStyle w:val="richtext"/>
-        </w:rPr>
-      </w:pPr>
-      <w:r>
-        <w:rPr>
-          <w:rFonts w:hint="eastAsia"/>
-        </w:rPr>
-        <w:t>3.1 java</w:t>
-      </w:r>
-      <w:r>
-        <w:rPr>
-          <w:rFonts w:hint="eastAsia"/>
-        </w:rPr>
-        <w:t>内存模型</w:t>
-      </w:r>
-      <w:r>
-        <w:rPr>
-          <w:rFonts w:hint="eastAsia"/>
-        </w:rPr>
-        <w:t>JMM(Java Memory Model)</w:t>
-      </w:r>
-    </w:p>
-    <w:p>
-      <w:pPr>
-        <w:ind w:firstLine="420"/>
-        <w:rPr>
-          <w:rStyle w:val="richtext"/>
-          <w:b/>
-        </w:rPr>
-      </w:pPr>
-      <w:r>
-        <w:rPr>
-          <w:rStyle w:val="richtext"/>
-          <w:rFonts w:hint="eastAsia"/>
-        </w:rPr>
-        <w:t>CPU</w:t>
-      </w:r>
-      <w:r>
-        <w:rPr>
-          <w:rStyle w:val="richtext"/>
-          <w:rFonts w:hint="eastAsia"/>
-        </w:rPr>
-        <w:t>运算速度和内存的读写速度之间存在巨大的鸿沟，所以现代计算机都不得不在二者之间加入一层或多层高速缓存，将运算数据复制到高速缓存中，待运算结束后同步回主内存。这很好地解决了</w:t>
-      </w:r>
-      <w:r>
-        <w:rPr>
-          <w:rStyle w:val="richtext"/>
-          <w:rFonts w:hint="eastAsia"/>
-        </w:rPr>
-        <w:t>CPU</w:t>
-      </w:r>
-      <w:r>
-        <w:rPr>
-          <w:rStyle w:val="richtext"/>
-          <w:rFonts w:hint="eastAsia"/>
-        </w:rPr>
-        <w:t>运算速度和内存读写速度之间的矛盾，但它引入了一个新的问题：</w:t>
-      </w:r>
-      <w:r>
-        <w:rPr>
-          <w:rStyle w:val="richtext"/>
-          <w:rFonts w:hint="eastAsia"/>
-          <w:b/>
-        </w:rPr>
-        <w:t>缓存一致性问题</w:t>
-      </w:r>
-    </w:p>
-    <w:p>
-      <w:pPr>
-        <w:ind w:firstLine="420"/>
-        <w:rPr>
-          <w:rStyle w:val="richtext"/>
-        </w:rPr>
-      </w:pPr>
-      <w:r>
-        <w:rPr>
-          <w:rStyle w:val="richtext"/>
-        </w:rPr>
-        <w:t>现代</w:t>
-      </w:r>
-      <w:r>
-        <w:rPr>
-          <w:rStyle w:val="richtext"/>
-          <w:rFonts w:hint="eastAsia"/>
-        </w:rPr>
-        <w:t>CPU</w:t>
-      </w:r>
-      <w:r>
-        <w:rPr>
-          <w:rStyle w:val="richtext"/>
-          <w:rFonts w:hint="eastAsia"/>
-        </w:rPr>
-        <w:t>往往通过增加核心数来横向扩展运算性能，每个核心都拥有自己的高速缓存，而他们又共享同一主内存，当多个核心的运算任务都涉及同一主内存区域的数据时，将可能导致各自的缓存数据不一致</w:t>
-      </w:r>
-    </w:p>
-    <w:p>
-      <w:pPr>
-        <w:ind w:firstLine="420"/>
         <w:jc w:val="center"/>
-        <w:rPr>
-          <w:rStyle w:val="richtext"/>
-        </w:rPr>
       </w:pPr>
       <w:r>
         <w:rPr>
           <w:noProof/>
         </w:rPr>
         <w:drawing>
-          <wp:inline distT="0" distB="0" distL="0" distR="0" wp14:anchorId="22CE469D" wp14:editId="5E77ADFB">
-            <wp:extent cx="3924300" cy="3429000"/>
+          <wp:inline distT="0" distB="0" distL="0" distR="0" wp14:anchorId="644BBBC4" wp14:editId="486F2CEA">
+            <wp:extent cx="2286202" cy="2024062"/>
             <wp:effectExtent l="0" t="0" r="0" b="0"/>
-            <wp:docPr id="25" name="图片 25"/>
+            <wp:docPr id="26" name="图片 26"/>
             <wp:cNvGraphicFramePr>
               <a:graphicFrameLocks xmlns:a="http://schemas.openxmlformats.org/drawingml/2006/main" noChangeAspect="1"/>
             </wp:cNvGraphicFramePr>
@@ -38481,6 +39697,1477 @@
                   <pic:spPr>
                     <a:xfrm>
                       <a:off x="0" y="0"/>
+                      <a:ext cx="2287264" cy="2025002"/>
+                    </a:xfrm>
+                    <a:prstGeom prst="rect">
+                      <a:avLst/>
+                    </a:prstGeom>
+                  </pic:spPr>
+                </pic:pic>
+              </a:graphicData>
+            </a:graphic>
+          </wp:inline>
+        </w:drawing>
+      </w:r>
+    </w:p>
+    <w:p>
+      <w:pPr>
+        <w:pStyle w:val="3"/>
+      </w:pPr>
+      <w:r>
+        <w:rPr>
+          <w:rFonts w:hint="eastAsia"/>
+        </w:rPr>
+        <w:lastRenderedPageBreak/>
+        <w:t>2.3.1</w:t>
+      </w:r>
+      <w:r>
+        <w:rPr>
+          <w:rFonts w:hint="eastAsia"/>
+        </w:rPr>
+        <w:t>局部变量表</w:t>
+      </w:r>
+      <w:r>
+        <w:rPr>
+          <w:rFonts w:hint="eastAsia"/>
+        </w:rPr>
+        <w:t>(Local Variables Table)</w:t>
+      </w:r>
+    </w:p>
+    <w:p>
+      <w:pPr>
+        <w:ind w:firstLine="420"/>
+        <w:rPr>
+          <w:rStyle w:val="richtext"/>
+        </w:rPr>
+      </w:pPr>
+      <w:r>
+        <w:rPr>
+          <w:rStyle w:val="richtext"/>
+        </w:rPr>
+        <w:t>局部变量表用于存放方法的参数和方法内部定义的局部变量</w:t>
+      </w:r>
+      <w:r>
+        <w:rPr>
+          <w:rStyle w:val="richtext"/>
+          <w:rFonts w:hint="eastAsia"/>
+        </w:rPr>
+        <w:t>。</w:t>
+      </w:r>
+      <w:r>
+        <w:rPr>
+          <w:rStyle w:val="richtext"/>
+        </w:rPr>
+        <w:t>局部变量表的容量以变量槽为最小单位</w:t>
+      </w:r>
+      <w:r>
+        <w:rPr>
+          <w:rStyle w:val="richtext"/>
+          <w:rFonts w:hint="eastAsia"/>
+        </w:rPr>
+        <w:t>，</w:t>
+      </w:r>
+      <w:r>
+        <w:rPr>
+          <w:rStyle w:val="richtext"/>
+          <w:rFonts w:hint="eastAsia"/>
+        </w:rPr>
+        <w:t>JVM</w:t>
+      </w:r>
+      <w:r>
+        <w:rPr>
+          <w:rStyle w:val="richtext"/>
+          <w:rFonts w:hint="eastAsia"/>
+        </w:rPr>
+        <w:t>并未规定变量槽的大小，只要求每个</w:t>
+      </w:r>
+      <w:proofErr w:type="gramStart"/>
+      <w:r>
+        <w:rPr>
+          <w:rStyle w:val="richtext"/>
+          <w:rFonts w:hint="eastAsia"/>
+        </w:rPr>
+        <w:t>变量槽都应该</w:t>
+      </w:r>
+      <w:proofErr w:type="gramEnd"/>
+      <w:r>
+        <w:rPr>
+          <w:rStyle w:val="richtext"/>
+          <w:rFonts w:hint="eastAsia"/>
+        </w:rPr>
+        <w:t>能存放一个</w:t>
+      </w:r>
+      <w:proofErr w:type="spellStart"/>
+      <w:r>
+        <w:rPr>
+          <w:rStyle w:val="richtext"/>
+          <w:rFonts w:hint="eastAsia"/>
+        </w:rPr>
+        <w:t>boolean</w:t>
+      </w:r>
+      <w:proofErr w:type="spellEnd"/>
+      <w:r>
+        <w:rPr>
+          <w:rStyle w:val="richtext"/>
+          <w:rFonts w:hint="eastAsia"/>
+        </w:rPr>
+        <w:t>、</w:t>
+      </w:r>
+      <w:r>
+        <w:rPr>
+          <w:rStyle w:val="richtext"/>
+          <w:rFonts w:hint="eastAsia"/>
+        </w:rPr>
+        <w:t>byte</w:t>
+      </w:r>
+      <w:r>
+        <w:rPr>
+          <w:rStyle w:val="richtext"/>
+          <w:rFonts w:hint="eastAsia"/>
+        </w:rPr>
+        <w:t>、</w:t>
+      </w:r>
+      <w:r>
+        <w:rPr>
+          <w:rStyle w:val="richtext"/>
+          <w:rFonts w:hint="eastAsia"/>
+        </w:rPr>
+        <w:t>char</w:t>
+      </w:r>
+      <w:r>
+        <w:rPr>
+          <w:rStyle w:val="richtext"/>
+          <w:rFonts w:hint="eastAsia"/>
+        </w:rPr>
+        <w:t>、</w:t>
+      </w:r>
+      <w:r>
+        <w:rPr>
+          <w:rStyle w:val="richtext"/>
+          <w:rFonts w:hint="eastAsia"/>
+        </w:rPr>
+        <w:t>short</w:t>
+      </w:r>
+      <w:r>
+        <w:rPr>
+          <w:rStyle w:val="richtext"/>
+          <w:rFonts w:hint="eastAsia"/>
+        </w:rPr>
+        <w:t>、</w:t>
+      </w:r>
+      <w:proofErr w:type="spellStart"/>
+      <w:r>
+        <w:rPr>
+          <w:rStyle w:val="richtext"/>
+          <w:rFonts w:hint="eastAsia"/>
+        </w:rPr>
+        <w:t>int</w:t>
+      </w:r>
+      <w:proofErr w:type="spellEnd"/>
+      <w:r>
+        <w:rPr>
+          <w:rStyle w:val="richtext"/>
+          <w:rFonts w:hint="eastAsia"/>
+        </w:rPr>
+        <w:t>、</w:t>
+      </w:r>
+      <w:r>
+        <w:rPr>
+          <w:rStyle w:val="richtext"/>
+          <w:rFonts w:hint="eastAsia"/>
+        </w:rPr>
+        <w:t>float</w:t>
+      </w:r>
+      <w:r>
+        <w:rPr>
+          <w:rStyle w:val="richtext"/>
+          <w:rFonts w:hint="eastAsia"/>
+        </w:rPr>
+        <w:t>、</w:t>
+      </w:r>
+      <w:r>
+        <w:rPr>
+          <w:rStyle w:val="richtext"/>
+          <w:rFonts w:hint="eastAsia"/>
+        </w:rPr>
+        <w:t>reference</w:t>
+      </w:r>
+      <w:r>
+        <w:rPr>
+          <w:rStyle w:val="richtext"/>
+          <w:rFonts w:hint="eastAsia"/>
+          <w:sz w:val="16"/>
+        </w:rPr>
+        <w:t>(</w:t>
+      </w:r>
+      <w:r>
+        <w:rPr>
+          <w:rStyle w:val="richtext"/>
+          <w:rFonts w:hint="eastAsia"/>
+          <w:sz w:val="16"/>
+        </w:rPr>
+        <w:t>引用类型</w:t>
+      </w:r>
+      <w:r>
+        <w:rPr>
+          <w:rStyle w:val="richtext"/>
+          <w:rFonts w:hint="eastAsia"/>
+          <w:sz w:val="16"/>
+        </w:rPr>
+        <w:t>)</w:t>
+      </w:r>
+      <w:r>
+        <w:rPr>
+          <w:rStyle w:val="richtext"/>
+          <w:rFonts w:hint="eastAsia"/>
+        </w:rPr>
+        <w:t>或</w:t>
+      </w:r>
+      <w:proofErr w:type="spellStart"/>
+      <w:r>
+        <w:rPr>
+          <w:rStyle w:val="richtext"/>
+          <w:rFonts w:hint="eastAsia"/>
+        </w:rPr>
+        <w:t>returnAddress</w:t>
+      </w:r>
+      <w:proofErr w:type="spellEnd"/>
+      <w:r>
+        <w:rPr>
+          <w:rStyle w:val="richtext"/>
+          <w:rFonts w:hint="eastAsia"/>
+          <w:sz w:val="16"/>
+        </w:rPr>
+        <w:t>(</w:t>
+      </w:r>
+      <w:r>
+        <w:rPr>
+          <w:rStyle w:val="richtext"/>
+          <w:rFonts w:hint="eastAsia"/>
+          <w:sz w:val="16"/>
+        </w:rPr>
+        <w:t>几乎已不用了</w:t>
+      </w:r>
+      <w:r>
+        <w:rPr>
+          <w:rStyle w:val="richtext"/>
+          <w:rFonts w:hint="eastAsia"/>
+          <w:sz w:val="16"/>
+        </w:rPr>
+        <w:t>)</w:t>
+      </w:r>
+      <w:r>
+        <w:rPr>
+          <w:rStyle w:val="richtext"/>
+          <w:rFonts w:hint="eastAsia"/>
+        </w:rPr>
+        <w:t>类型的数据。这意味着</w:t>
+      </w:r>
+      <w:r>
+        <w:rPr>
+          <w:rStyle w:val="richtext"/>
+          <w:rFonts w:hint="eastAsia"/>
+        </w:rPr>
+        <w:t>JVM</w:t>
+      </w:r>
+      <w:r>
+        <w:rPr>
+          <w:rStyle w:val="richtext"/>
+          <w:rFonts w:hint="eastAsia"/>
+        </w:rPr>
+        <w:t>允许变量槽的长度随着处理器、操作系统或虚拟机实现不同而发生变化</w:t>
+      </w:r>
+    </w:p>
+    <w:p>
+      <w:pPr>
+        <w:ind w:firstLine="420"/>
+        <w:rPr>
+          <w:rStyle w:val="richtext"/>
+        </w:rPr>
+      </w:pPr>
+      <w:r>
+        <w:rPr>
+          <w:rStyle w:val="richtext"/>
+        </w:rPr>
+        <w:t>R</w:t>
+      </w:r>
+      <w:r>
+        <w:rPr>
+          <w:rStyle w:val="richtext"/>
+          <w:rFonts w:hint="eastAsia"/>
+        </w:rPr>
+        <w:t>eference</w:t>
+      </w:r>
+      <w:r>
+        <w:rPr>
+          <w:rStyle w:val="richtext"/>
+          <w:rFonts w:hint="eastAsia"/>
+        </w:rPr>
+        <w:t>引用类型表示对一个堆中实例对象的引用，</w:t>
+      </w:r>
+      <w:r>
+        <w:rPr>
+          <w:rStyle w:val="richtext"/>
+          <w:rFonts w:hint="eastAsia"/>
+        </w:rPr>
+        <w:t>JVM</w:t>
+      </w:r>
+      <w:r>
+        <w:rPr>
+          <w:rStyle w:val="richtext"/>
+          <w:rFonts w:hint="eastAsia"/>
+        </w:rPr>
+        <w:t>并未规定其长度，也没有说明它应该有怎样的结构，但一般来说，</w:t>
+      </w:r>
+      <w:proofErr w:type="spellStart"/>
+      <w:r>
+        <w:rPr>
+          <w:rStyle w:val="richtext"/>
+          <w:rFonts w:hint="eastAsia"/>
+        </w:rPr>
+        <w:t>jvm</w:t>
+      </w:r>
+      <w:proofErr w:type="spellEnd"/>
+      <w:r>
+        <w:rPr>
+          <w:rStyle w:val="richtext"/>
+          <w:rFonts w:hint="eastAsia"/>
+        </w:rPr>
+        <w:t>至少要能通过</w:t>
+      </w:r>
+      <w:r>
+        <w:rPr>
+          <w:rStyle w:val="richtext"/>
+          <w:rFonts w:hint="eastAsia"/>
+        </w:rPr>
+        <w:t>reference</w:t>
+      </w:r>
+      <w:r>
+        <w:rPr>
+          <w:rStyle w:val="richtext"/>
+          <w:rFonts w:hint="eastAsia"/>
+        </w:rPr>
+        <w:t>类型做到两件事情：</w:t>
+      </w:r>
+    </w:p>
+    <w:p>
+      <w:pPr>
+        <w:pStyle w:val="a3"/>
+        <w:numPr>
+          <w:ilvl w:val="0"/>
+          <w:numId w:val="43"/>
+        </w:numPr>
+        <w:ind w:firstLineChars="0"/>
+        <w:rPr>
+          <w:rStyle w:val="richtext"/>
+          <w:b/>
+        </w:rPr>
+      </w:pPr>
+      <w:r>
+        <w:rPr>
+          <w:rStyle w:val="richtext"/>
+          <w:rFonts w:hint="eastAsia"/>
+          <w:b/>
+        </w:rPr>
+        <w:t>根据</w:t>
+      </w:r>
+      <w:r>
+        <w:rPr>
+          <w:rStyle w:val="richtext"/>
+          <w:rFonts w:hint="eastAsia"/>
+          <w:b/>
+        </w:rPr>
+        <w:t>reference</w:t>
+      </w:r>
+      <w:r>
+        <w:rPr>
+          <w:rStyle w:val="richtext"/>
+          <w:rFonts w:hint="eastAsia"/>
+          <w:b/>
+        </w:rPr>
+        <w:t>直接或间接地查找到对象在</w:t>
+      </w:r>
+      <w:r>
+        <w:rPr>
+          <w:rStyle w:val="richtext"/>
+          <w:rFonts w:hint="eastAsia"/>
+          <w:b/>
+        </w:rPr>
+        <w:t>java</w:t>
+      </w:r>
+      <w:r>
+        <w:rPr>
+          <w:rStyle w:val="richtext"/>
+          <w:rFonts w:hint="eastAsia"/>
+          <w:b/>
+        </w:rPr>
+        <w:t>堆中的数据起始地址或索引</w:t>
+      </w:r>
+    </w:p>
+    <w:p>
+      <w:pPr>
+        <w:pStyle w:val="a3"/>
+        <w:numPr>
+          <w:ilvl w:val="0"/>
+          <w:numId w:val="43"/>
+        </w:numPr>
+        <w:ind w:firstLineChars="0"/>
+        <w:rPr>
+          <w:rStyle w:val="richtext"/>
+          <w:b/>
+        </w:rPr>
+      </w:pPr>
+      <w:r>
+        <w:rPr>
+          <w:rStyle w:val="richtext"/>
+          <w:rFonts w:hint="eastAsia"/>
+          <w:b/>
+        </w:rPr>
+        <w:t>根据</w:t>
+      </w:r>
+      <w:r>
+        <w:rPr>
+          <w:rStyle w:val="richtext"/>
+          <w:rFonts w:hint="eastAsia"/>
+          <w:b/>
+        </w:rPr>
+        <w:t>reference</w:t>
+      </w:r>
+      <w:r>
+        <w:rPr>
+          <w:rStyle w:val="richtext"/>
+          <w:rFonts w:hint="eastAsia"/>
+          <w:b/>
+        </w:rPr>
+        <w:t>直接或间接地查找到对象的数据类型在方法区中存储的类型信息</w:t>
+      </w:r>
+      <w:r>
+        <w:rPr>
+          <w:rStyle w:val="richtext"/>
+          <w:rFonts w:hint="eastAsia"/>
+          <w:b/>
+        </w:rPr>
+        <w:t>(Class</w:t>
+      </w:r>
+      <w:r>
+        <w:rPr>
+          <w:rStyle w:val="richtext"/>
+          <w:rFonts w:hint="eastAsia"/>
+          <w:b/>
+        </w:rPr>
+        <w:t>信息</w:t>
+      </w:r>
+      <w:r>
+        <w:rPr>
+          <w:rStyle w:val="richtext"/>
+          <w:rFonts w:hint="eastAsia"/>
+          <w:b/>
+        </w:rPr>
+        <w:t>)</w:t>
+      </w:r>
+    </w:p>
+    <w:p>
+      <w:pPr>
+        <w:ind w:firstLine="420"/>
+        <w:rPr>
+          <w:rStyle w:val="richtext"/>
+        </w:rPr>
+      </w:pPr>
+      <w:r>
+        <w:rPr>
+          <w:rStyle w:val="richtext"/>
+        </w:rPr>
+        <w:t>当一个方法被调用时</w:t>
+      </w:r>
+      <w:r>
+        <w:rPr>
+          <w:rStyle w:val="richtext"/>
+          <w:rFonts w:hint="eastAsia"/>
+        </w:rPr>
+        <w:t>，</w:t>
+      </w:r>
+      <w:proofErr w:type="spellStart"/>
+      <w:r>
+        <w:rPr>
+          <w:rStyle w:val="richtext"/>
+        </w:rPr>
+        <w:t>jvm</w:t>
+      </w:r>
+      <w:proofErr w:type="spellEnd"/>
+      <w:r>
+        <w:rPr>
+          <w:rStyle w:val="richtext"/>
+        </w:rPr>
+        <w:t>虚拟机会使用局部变量表来完成从参数值到参数列表的传递过程</w:t>
+      </w:r>
+      <w:r>
+        <w:rPr>
+          <w:rStyle w:val="richtext"/>
+          <w:rFonts w:hint="eastAsia"/>
+        </w:rPr>
+        <w:t>，即实参传递给形参。为了节省帧</w:t>
+      </w:r>
+      <w:proofErr w:type="gramStart"/>
+      <w:r>
+        <w:rPr>
+          <w:rStyle w:val="richtext"/>
+          <w:rFonts w:hint="eastAsia"/>
+        </w:rPr>
+        <w:t>栈</w:t>
+      </w:r>
+      <w:proofErr w:type="gramEnd"/>
+      <w:r>
+        <w:rPr>
+          <w:rStyle w:val="richtext"/>
+          <w:rFonts w:hint="eastAsia"/>
+        </w:rPr>
+        <w:t>占用的内存，局部变量表中的变量槽是可以重用的，当某个方法体中定义的变量已超出其作用域范围，那么该变量的变量槽就可以交给其他变量来使用。这个行为还会影响</w:t>
+      </w:r>
+      <w:r>
+        <w:rPr>
+          <w:rStyle w:val="richtext"/>
+          <w:rFonts w:hint="eastAsia"/>
+        </w:rPr>
+        <w:t>GC</w:t>
+      </w:r>
+      <w:r>
+        <w:rPr>
+          <w:rStyle w:val="richtext"/>
+          <w:rFonts w:hint="eastAsia"/>
+        </w:rPr>
+        <w:t>，</w:t>
+      </w:r>
+      <w:proofErr w:type="spellStart"/>
+      <w:r>
+        <w:rPr>
+          <w:rStyle w:val="richtext"/>
+          <w:rFonts w:hint="eastAsia"/>
+        </w:rPr>
+        <w:t>eg</w:t>
+      </w:r>
+      <w:proofErr w:type="spellEnd"/>
+      <w:r>
+        <w:rPr>
+          <w:rStyle w:val="richtext"/>
+          <w:rFonts w:hint="eastAsia"/>
+        </w:rPr>
+        <w:t>：</w:t>
+      </w:r>
+    </w:p>
+    <w:p>
+      <w:pPr>
+        <w:pStyle w:val="HTML"/>
+        <w:shd w:val="clear" w:color="auto" w:fill="2B2B2B"/>
+        <w:rPr>
+          <w:rFonts w:ascii="Consolas" w:hAnsi="Consolas"/>
+          <w:color w:val="A9B7C6"/>
+          <w:sz w:val="15"/>
+          <w:szCs w:val="15"/>
+        </w:rPr>
+      </w:pPr>
+      <w:r>
+        <w:rPr>
+          <w:rFonts w:ascii="Consolas" w:hAnsi="Consolas"/>
+          <w:color w:val="CC7832"/>
+          <w:sz w:val="15"/>
+          <w:szCs w:val="15"/>
+        </w:rPr>
+        <w:t xml:space="preserve">public static void </w:t>
+      </w:r>
+      <w:r>
+        <w:rPr>
+          <w:rFonts w:ascii="Consolas" w:hAnsi="Consolas"/>
+          <w:color w:val="FFC66D"/>
+          <w:sz w:val="15"/>
+          <w:szCs w:val="15"/>
+        </w:rPr>
+        <w:t>main</w:t>
+      </w:r>
+      <w:r>
+        <w:rPr>
+          <w:rFonts w:ascii="Consolas" w:hAnsi="Consolas"/>
+          <w:color w:val="A9B7C6"/>
+          <w:sz w:val="15"/>
+          <w:szCs w:val="15"/>
+        </w:rPr>
+        <w:t xml:space="preserve">(String[] </w:t>
+      </w:r>
+      <w:proofErr w:type="spellStart"/>
+      <w:r>
+        <w:rPr>
+          <w:rFonts w:ascii="Consolas" w:hAnsi="Consolas"/>
+          <w:color w:val="A9B7C6"/>
+          <w:sz w:val="15"/>
+          <w:szCs w:val="15"/>
+        </w:rPr>
+        <w:t>args</w:t>
+      </w:r>
+      <w:proofErr w:type="spellEnd"/>
+      <w:r>
+        <w:rPr>
+          <w:rFonts w:ascii="Consolas" w:hAnsi="Consolas"/>
+          <w:color w:val="A9B7C6"/>
+          <w:sz w:val="15"/>
+          <w:szCs w:val="15"/>
+        </w:rPr>
+        <w:t>) {</w:t>
+      </w:r>
+      <w:r>
+        <w:rPr>
+          <w:rFonts w:ascii="Consolas" w:hAnsi="Consolas"/>
+          <w:color w:val="A9B7C6"/>
+          <w:sz w:val="15"/>
+          <w:szCs w:val="15"/>
+        </w:rPr>
+        <w:br/>
+        <w:t xml:space="preserve">    {</w:t>
+      </w:r>
+      <w:r>
+        <w:rPr>
+          <w:rFonts w:ascii="Consolas" w:hAnsi="Consolas"/>
+          <w:color w:val="A9B7C6"/>
+          <w:sz w:val="15"/>
+          <w:szCs w:val="15"/>
+        </w:rPr>
+        <w:br/>
+        <w:t xml:space="preserve">        </w:t>
+      </w:r>
+      <w:r>
+        <w:rPr>
+          <w:rFonts w:ascii="Consolas" w:hAnsi="Consolas"/>
+          <w:color w:val="CC7832"/>
+          <w:sz w:val="15"/>
+          <w:szCs w:val="15"/>
+        </w:rPr>
+        <w:t>byte</w:t>
+      </w:r>
+      <w:r>
+        <w:rPr>
+          <w:rFonts w:ascii="Consolas" w:hAnsi="Consolas"/>
+          <w:color w:val="A9B7C6"/>
+          <w:sz w:val="15"/>
+          <w:szCs w:val="15"/>
+        </w:rPr>
+        <w:t xml:space="preserve">[] placeholder = </w:t>
+      </w:r>
+      <w:r>
+        <w:rPr>
+          <w:rFonts w:ascii="Consolas" w:hAnsi="Consolas"/>
+          <w:color w:val="CC7832"/>
+          <w:sz w:val="15"/>
+          <w:szCs w:val="15"/>
+        </w:rPr>
+        <w:t>new byte</w:t>
+      </w:r>
+      <w:r>
+        <w:rPr>
+          <w:rFonts w:ascii="Consolas" w:hAnsi="Consolas"/>
+          <w:color w:val="A9B7C6"/>
+          <w:sz w:val="15"/>
+          <w:szCs w:val="15"/>
+        </w:rPr>
+        <w:t>[</w:t>
+      </w:r>
+      <w:r>
+        <w:rPr>
+          <w:rFonts w:ascii="Consolas" w:hAnsi="Consolas"/>
+          <w:color w:val="6897BB"/>
+          <w:sz w:val="15"/>
+          <w:szCs w:val="15"/>
+        </w:rPr>
+        <w:t xml:space="preserve">64 </w:t>
+      </w:r>
+      <w:r>
+        <w:rPr>
+          <w:rFonts w:ascii="Consolas" w:hAnsi="Consolas"/>
+          <w:color w:val="A9B7C6"/>
+          <w:sz w:val="15"/>
+          <w:szCs w:val="15"/>
+        </w:rPr>
+        <w:t xml:space="preserve">* </w:t>
+      </w:r>
+      <w:r>
+        <w:rPr>
+          <w:rFonts w:ascii="Consolas" w:hAnsi="Consolas"/>
+          <w:color w:val="6897BB"/>
+          <w:sz w:val="15"/>
+          <w:szCs w:val="15"/>
+        </w:rPr>
+        <w:t xml:space="preserve">1024 </w:t>
+      </w:r>
+      <w:r>
+        <w:rPr>
+          <w:rFonts w:ascii="Consolas" w:hAnsi="Consolas"/>
+          <w:color w:val="A9B7C6"/>
+          <w:sz w:val="15"/>
+          <w:szCs w:val="15"/>
+        </w:rPr>
+        <w:t xml:space="preserve">* </w:t>
+      </w:r>
+      <w:r>
+        <w:rPr>
+          <w:rFonts w:ascii="Consolas" w:hAnsi="Consolas"/>
+          <w:color w:val="6897BB"/>
+          <w:sz w:val="15"/>
+          <w:szCs w:val="15"/>
+        </w:rPr>
+        <w:t>1024</w:t>
+      </w:r>
+      <w:r>
+        <w:rPr>
+          <w:rFonts w:ascii="Consolas" w:hAnsi="Consolas"/>
+          <w:color w:val="A9B7C6"/>
+          <w:sz w:val="15"/>
+          <w:szCs w:val="15"/>
+        </w:rPr>
+        <w:t>]</w:t>
+      </w:r>
+      <w:r>
+        <w:rPr>
+          <w:rFonts w:ascii="Consolas" w:hAnsi="Consolas"/>
+          <w:color w:val="CC7832"/>
+          <w:sz w:val="15"/>
+          <w:szCs w:val="15"/>
+        </w:rPr>
+        <w:t>;</w:t>
+      </w:r>
+      <w:r>
+        <w:rPr>
+          <w:rFonts w:ascii="Consolas" w:hAnsi="Consolas"/>
+          <w:color w:val="CC7832"/>
+          <w:sz w:val="15"/>
+          <w:szCs w:val="15"/>
+        </w:rPr>
+        <w:br/>
+        <w:t xml:space="preserve">    </w:t>
+      </w:r>
+      <w:r>
+        <w:rPr>
+          <w:rFonts w:ascii="Consolas" w:hAnsi="Consolas"/>
+          <w:color w:val="A9B7C6"/>
+          <w:sz w:val="15"/>
+          <w:szCs w:val="15"/>
+        </w:rPr>
+        <w:t>}</w:t>
+      </w:r>
+      <w:r>
+        <w:rPr>
+          <w:rFonts w:ascii="Consolas" w:hAnsi="Consolas"/>
+          <w:color w:val="A9B7C6"/>
+          <w:sz w:val="15"/>
+          <w:szCs w:val="15"/>
+        </w:rPr>
+        <w:br/>
+        <w:t xml:space="preserve">    </w:t>
+      </w:r>
+      <w:r>
+        <w:rPr>
+          <w:rFonts w:ascii="Consolas" w:hAnsi="Consolas"/>
+          <w:color w:val="808080"/>
+          <w:sz w:val="15"/>
+          <w:szCs w:val="15"/>
+        </w:rPr>
+        <w:t>//</w:t>
+      </w:r>
+      <w:r>
+        <w:rPr>
+          <w:rFonts w:hint="eastAsia"/>
+          <w:color w:val="808080"/>
+          <w:sz w:val="15"/>
+          <w:szCs w:val="15"/>
+        </w:rPr>
+        <w:t>即使已经离开了</w:t>
+      </w:r>
+      <w:r>
+        <w:rPr>
+          <w:rFonts w:ascii="Consolas" w:hAnsi="Consolas"/>
+          <w:color w:val="808080"/>
+          <w:sz w:val="15"/>
+          <w:szCs w:val="15"/>
+        </w:rPr>
+        <w:t>placeholder</w:t>
+      </w:r>
+      <w:r>
+        <w:rPr>
+          <w:rFonts w:hint="eastAsia"/>
+          <w:color w:val="808080"/>
+          <w:sz w:val="15"/>
+          <w:szCs w:val="15"/>
+        </w:rPr>
+        <w:t>的作用域，其占用的空间仍不会释放</w:t>
+      </w:r>
+      <w:r>
+        <w:rPr>
+          <w:rFonts w:hint="eastAsia"/>
+          <w:color w:val="808080"/>
+          <w:sz w:val="15"/>
+          <w:szCs w:val="15"/>
+        </w:rPr>
+        <w:br/>
+        <w:t xml:space="preserve">    </w:t>
+      </w:r>
+      <w:proofErr w:type="spellStart"/>
+      <w:r>
+        <w:rPr>
+          <w:rFonts w:ascii="Consolas" w:hAnsi="Consolas"/>
+          <w:color w:val="A9B7C6"/>
+          <w:sz w:val="15"/>
+          <w:szCs w:val="15"/>
+        </w:rPr>
+        <w:t>System.</w:t>
+      </w:r>
+      <w:r>
+        <w:rPr>
+          <w:rFonts w:ascii="Consolas" w:hAnsi="Consolas"/>
+          <w:i/>
+          <w:iCs/>
+          <w:color w:val="A9B7C6"/>
+          <w:sz w:val="15"/>
+          <w:szCs w:val="15"/>
+        </w:rPr>
+        <w:t>gc</w:t>
+      </w:r>
+      <w:proofErr w:type="spellEnd"/>
+      <w:r>
+        <w:rPr>
+          <w:rFonts w:ascii="Consolas" w:hAnsi="Consolas"/>
+          <w:color w:val="A9B7C6"/>
+          <w:sz w:val="15"/>
+          <w:szCs w:val="15"/>
+        </w:rPr>
+        <w:t>()</w:t>
+      </w:r>
+      <w:r>
+        <w:rPr>
+          <w:rFonts w:ascii="Consolas" w:hAnsi="Consolas"/>
+          <w:color w:val="CC7832"/>
+          <w:sz w:val="15"/>
+          <w:szCs w:val="15"/>
+        </w:rPr>
+        <w:t>;</w:t>
+      </w:r>
+      <w:r>
+        <w:rPr>
+          <w:rFonts w:ascii="Consolas" w:hAnsi="Consolas"/>
+          <w:color w:val="CC7832"/>
+          <w:sz w:val="15"/>
+          <w:szCs w:val="15"/>
+        </w:rPr>
+        <w:br/>
+      </w:r>
+      <w:r>
+        <w:rPr>
+          <w:rFonts w:ascii="Consolas" w:hAnsi="Consolas"/>
+          <w:color w:val="A9B7C6"/>
+          <w:sz w:val="15"/>
+          <w:szCs w:val="15"/>
+        </w:rPr>
+        <w:t>}</w:t>
+      </w:r>
+    </w:p>
+    <w:p>
+      <w:pPr>
+        <w:ind w:firstLine="420"/>
+        <w:rPr>
+          <w:rStyle w:val="richtext"/>
+        </w:rPr>
+      </w:pPr>
+      <w:r>
+        <w:rPr>
+          <w:rStyle w:val="richtext"/>
+        </w:rPr>
+        <w:t>这似乎与我们上面所说的</w:t>
+      </w:r>
+      <w:proofErr w:type="gramStart"/>
+      <w:r>
+        <w:rPr>
+          <w:rStyle w:val="richtext"/>
+        </w:rPr>
+        <w:t>变量槽可复用</w:t>
+      </w:r>
+      <w:proofErr w:type="gramEnd"/>
+      <w:r>
+        <w:rPr>
+          <w:rStyle w:val="richtext"/>
+        </w:rPr>
+        <w:t>相悖</w:t>
+      </w:r>
+      <w:r>
+        <w:rPr>
+          <w:rStyle w:val="richtext"/>
+          <w:rFonts w:hint="eastAsia"/>
+        </w:rPr>
+        <w:t>，</w:t>
+      </w:r>
+      <w:r>
+        <w:rPr>
+          <w:rStyle w:val="richtext"/>
+        </w:rPr>
+        <w:t>但仔细分析</w:t>
+      </w:r>
+      <w:r>
+        <w:rPr>
+          <w:rStyle w:val="richtext"/>
+          <w:rFonts w:hint="eastAsia"/>
+        </w:rPr>
+        <w:t>，</w:t>
+      </w:r>
+      <w:r>
+        <w:rPr>
+          <w:rStyle w:val="richtext"/>
+        </w:rPr>
+        <w:t>可以发现其中的奥秘</w:t>
+      </w:r>
+      <w:r>
+        <w:rPr>
+          <w:rStyle w:val="richtext"/>
+          <w:rFonts w:hint="eastAsia"/>
+        </w:rPr>
+        <w:t>，</w:t>
+      </w:r>
+      <w:r>
+        <w:rPr>
+          <w:rStyle w:val="richtext"/>
+        </w:rPr>
+        <w:t>这是因为自离开</w:t>
+      </w:r>
+      <w:r>
+        <w:rPr>
+          <w:rFonts w:ascii="Consolas" w:hAnsi="Consolas"/>
+          <w:color w:val="A9B7C6"/>
+          <w:sz w:val="15"/>
+          <w:szCs w:val="15"/>
+        </w:rPr>
+        <w:t>placeholder</w:t>
+      </w:r>
+      <w:r>
+        <w:rPr>
+          <w:rStyle w:val="richtext"/>
+        </w:rPr>
+        <w:t>的作用域后</w:t>
+      </w:r>
+      <w:r>
+        <w:rPr>
+          <w:rStyle w:val="richtext"/>
+          <w:rFonts w:hint="eastAsia"/>
+        </w:rPr>
+        <w:t>，</w:t>
+      </w:r>
+      <w:r>
+        <w:rPr>
+          <w:rStyle w:val="richtext"/>
+        </w:rPr>
+        <w:t>局部变量表仍未发生过读写操作</w:t>
+      </w:r>
+      <w:r>
+        <w:rPr>
+          <w:rStyle w:val="richtext"/>
+          <w:rFonts w:hint="eastAsia"/>
+        </w:rPr>
+        <w:t>，</w:t>
+      </w:r>
+      <w:r>
+        <w:rPr>
+          <w:rStyle w:val="richtext"/>
+        </w:rPr>
+        <w:t>其内容还未被其他变量覆盖</w:t>
+      </w:r>
+      <w:r>
+        <w:rPr>
+          <w:rStyle w:val="richtext"/>
+          <w:rFonts w:hint="eastAsia"/>
+        </w:rPr>
+        <w:t>，</w:t>
+      </w:r>
+      <w:r>
+        <w:rPr>
+          <w:rStyle w:val="richtext"/>
+        </w:rPr>
+        <w:t>所以作为</w:t>
+      </w:r>
+      <w:r>
+        <w:rPr>
+          <w:rStyle w:val="richtext"/>
+          <w:rFonts w:hint="eastAsia"/>
+        </w:rPr>
+        <w:t>GC Roots</w:t>
+      </w:r>
+      <w:r>
+        <w:rPr>
+          <w:rStyle w:val="richtext"/>
+          <w:rFonts w:hint="eastAsia"/>
+        </w:rPr>
+        <w:t>一部分的局部变量表还保持着对它的关联</w:t>
+      </w:r>
+      <w:r>
+        <w:rPr>
+          <w:rStyle w:val="richtext"/>
+          <w:rFonts w:hint="eastAsia"/>
+        </w:rPr>
+        <w:t>。</w:t>
+      </w:r>
+      <w:r>
+        <w:rPr>
+          <w:rStyle w:val="richtext"/>
+          <w:rFonts w:hint="eastAsia"/>
+        </w:rPr>
+        <w:t>因此</w:t>
+      </w:r>
+      <w:r>
+        <w:rPr>
+          <w:rStyle w:val="richtext"/>
+        </w:rPr>
+        <w:t>只有当离开作用域</w:t>
+      </w:r>
+      <w:r>
+        <w:rPr>
+          <w:rStyle w:val="richtext"/>
+          <w:rFonts w:hint="eastAsia"/>
+        </w:rPr>
+        <w:t>后</w:t>
+      </w:r>
+      <w:r>
+        <w:rPr>
+          <w:rStyle w:val="richtext"/>
+          <w:rFonts w:hint="eastAsia"/>
+        </w:rPr>
+        <w:t>局部变量表</w:t>
+      </w:r>
+      <w:r>
+        <w:rPr>
+          <w:rStyle w:val="richtext"/>
+          <w:rFonts w:hint="eastAsia"/>
+        </w:rPr>
+        <w:t>第一次发生读写后</w:t>
+      </w:r>
+      <w:r>
+        <w:rPr>
+          <w:rStyle w:val="richtext"/>
+          <w:rFonts w:hint="eastAsia"/>
+        </w:rPr>
+        <w:t>，</w:t>
+      </w:r>
+      <w:r>
+        <w:rPr>
+          <w:rStyle w:val="richtext"/>
+          <w:rFonts w:hint="eastAsia"/>
+        </w:rPr>
+        <w:t>下一次</w:t>
+      </w:r>
+      <w:r>
+        <w:rPr>
+          <w:rStyle w:val="richtext"/>
+          <w:rFonts w:hint="eastAsia"/>
+        </w:rPr>
+        <w:t>GC</w:t>
+      </w:r>
+      <w:r>
+        <w:rPr>
+          <w:rStyle w:val="richtext"/>
+          <w:rFonts w:hint="eastAsia"/>
+        </w:rPr>
+        <w:t>时</w:t>
+      </w:r>
+      <w:r>
+        <w:rPr>
+          <w:rFonts w:ascii="Consolas" w:hAnsi="Consolas"/>
+          <w:color w:val="A9B7C6"/>
+          <w:sz w:val="15"/>
+          <w:szCs w:val="15"/>
+        </w:rPr>
+        <w:t>placeholder</w:t>
+      </w:r>
+      <w:r>
+        <w:rPr>
+          <w:rStyle w:val="richtext"/>
+          <w:rFonts w:hint="eastAsia"/>
+        </w:rPr>
+        <w:t>的空间才会被回收。在某些书籍中建议</w:t>
+      </w:r>
+      <w:proofErr w:type="gramStart"/>
+      <w:r>
+        <w:rPr>
+          <w:rStyle w:val="richtext"/>
+        </w:rPr>
+        <w:t>”</w:t>
+      </w:r>
+      <w:proofErr w:type="gramEnd"/>
+      <w:r>
+        <w:rPr>
+          <w:rStyle w:val="richtext"/>
+          <w:rFonts w:hint="eastAsia"/>
+        </w:rPr>
+        <w:t>把不使用的对象设置为</w:t>
+      </w:r>
+      <w:r>
+        <w:rPr>
+          <w:rStyle w:val="richtext"/>
+          <w:rFonts w:hint="eastAsia"/>
+        </w:rPr>
+        <w:t>null</w:t>
+      </w:r>
+      <w:proofErr w:type="gramStart"/>
+      <w:r>
+        <w:rPr>
+          <w:rStyle w:val="richtext"/>
+        </w:rPr>
+        <w:t>”</w:t>
+      </w:r>
+      <w:proofErr w:type="gramEnd"/>
+      <w:r>
+        <w:rPr>
+          <w:rStyle w:val="richtext"/>
+        </w:rPr>
+        <w:t>并非一个无意义的操作</w:t>
+      </w:r>
+      <w:r>
+        <w:rPr>
+          <w:rStyle w:val="richtext"/>
+          <w:rFonts w:hint="eastAsia"/>
+        </w:rPr>
+        <w:t>。</w:t>
+      </w:r>
+      <w:r>
+        <w:rPr>
+          <w:rStyle w:val="richtext"/>
+        </w:rPr>
+        <w:t>虽然大多数情况下不建议这么做</w:t>
+      </w:r>
+      <w:r>
+        <w:rPr>
+          <w:rStyle w:val="richtext"/>
+          <w:rFonts w:hint="eastAsia"/>
+        </w:rPr>
+        <w:t>，</w:t>
+      </w:r>
+      <w:r>
+        <w:rPr>
+          <w:rStyle w:val="richtext"/>
+        </w:rPr>
+        <w:t>但是在某些极端场景下</w:t>
+      </w:r>
+      <w:r>
+        <w:rPr>
+          <w:rStyle w:val="richtext"/>
+          <w:rFonts w:hint="eastAsia"/>
+        </w:rPr>
+        <w:t>，</w:t>
+      </w:r>
+      <w:r>
+        <w:rPr>
+          <w:rStyle w:val="richtext"/>
+        </w:rPr>
+        <w:t>这么做还是有用的</w:t>
+      </w:r>
+      <w:r>
+        <w:rPr>
+          <w:rStyle w:val="richtext"/>
+          <w:rFonts w:hint="eastAsia"/>
+        </w:rPr>
+        <w:t>。</w:t>
+      </w:r>
+    </w:p>
+    <w:p>
+      <w:pPr>
+        <w:pStyle w:val="3"/>
+      </w:pPr>
+      <w:r>
+        <w:rPr>
+          <w:rFonts w:hint="eastAsia"/>
+        </w:rPr>
+        <w:t>2.3.2</w:t>
+      </w:r>
+      <w:r>
+        <w:rPr>
+          <w:rFonts w:hint="eastAsia"/>
+        </w:rPr>
+        <w:t>操作数</w:t>
+      </w:r>
+      <w:proofErr w:type="gramStart"/>
+      <w:r>
+        <w:rPr>
+          <w:rFonts w:hint="eastAsia"/>
+        </w:rPr>
+        <w:t>栈</w:t>
+      </w:r>
+      <w:proofErr w:type="gramEnd"/>
+      <w:r>
+        <w:rPr>
+          <w:rFonts w:hint="eastAsia"/>
+        </w:rPr>
+        <w:t>(Operand Stack)</w:t>
+      </w:r>
+    </w:p>
+    <w:p>
+      <w:pPr>
+        <w:ind w:firstLine="420"/>
+        <w:rPr>
+          <w:rStyle w:val="richtext"/>
+        </w:rPr>
+      </w:pPr>
+      <w:r>
+        <w:rPr>
+          <w:rStyle w:val="richtext"/>
+        </w:rPr>
+        <w:t>又称操作</w:t>
+      </w:r>
+      <w:proofErr w:type="gramStart"/>
+      <w:r>
+        <w:rPr>
+          <w:rStyle w:val="richtext"/>
+        </w:rPr>
+        <w:t>栈</w:t>
+      </w:r>
+      <w:proofErr w:type="gramEnd"/>
+      <w:r>
+        <w:rPr>
+          <w:rStyle w:val="richtext"/>
+          <w:rFonts w:hint="eastAsia"/>
+        </w:rPr>
+        <w:t>，</w:t>
+      </w:r>
+      <w:r>
+        <w:rPr>
+          <w:rStyle w:val="richtext"/>
+        </w:rPr>
+        <w:t>它是一个后入先出</w:t>
+      </w:r>
+      <w:r>
+        <w:rPr>
+          <w:rStyle w:val="richtext"/>
+          <w:rFonts w:hint="eastAsia"/>
+        </w:rPr>
+        <w:t>(LIFO)</w:t>
+      </w:r>
+      <w:r>
+        <w:rPr>
+          <w:rStyle w:val="richtext"/>
+        </w:rPr>
+        <w:t>的</w:t>
+      </w:r>
+      <w:proofErr w:type="gramStart"/>
+      <w:r>
+        <w:rPr>
+          <w:rStyle w:val="richtext"/>
+        </w:rPr>
+        <w:t>栈</w:t>
+      </w:r>
+      <w:proofErr w:type="gramEnd"/>
+      <w:r>
+        <w:rPr>
+          <w:rStyle w:val="richtext"/>
+          <w:rFonts w:hint="eastAsia"/>
+        </w:rPr>
+        <w:t>。当一个方法刚刚开始执行时，这个操作</w:t>
+      </w:r>
+      <w:proofErr w:type="gramStart"/>
+      <w:r>
+        <w:rPr>
+          <w:rStyle w:val="richtext"/>
+          <w:rFonts w:hint="eastAsia"/>
+        </w:rPr>
+        <w:t>栈</w:t>
+      </w:r>
+      <w:proofErr w:type="gramEnd"/>
+      <w:r>
+        <w:rPr>
+          <w:rStyle w:val="richtext"/>
+          <w:rFonts w:hint="eastAsia"/>
+        </w:rPr>
+        <w:t>是空的。</w:t>
+      </w:r>
+    </w:p>
+    <w:p>
+      <w:pPr>
+        <w:pStyle w:val="1"/>
+        <w:rPr>
+          <w:sz w:val="52"/>
+          <w:szCs w:val="52"/>
+        </w:rPr>
+      </w:pPr>
+      <w:r>
+        <w:rPr>
+          <w:rFonts w:hint="eastAsia"/>
+          <w:sz w:val="52"/>
+          <w:szCs w:val="52"/>
+        </w:rPr>
+        <w:t>3</w:t>
+      </w:r>
+      <w:r>
+        <w:rPr>
+          <w:rFonts w:hint="eastAsia"/>
+          <w:sz w:val="52"/>
+          <w:szCs w:val="52"/>
+        </w:rPr>
+        <w:t>.</w:t>
+      </w:r>
+      <w:r>
+        <w:rPr>
+          <w:rFonts w:hint="eastAsia"/>
+          <w:sz w:val="52"/>
+          <w:szCs w:val="52"/>
+        </w:rPr>
+        <w:t>JVM</w:t>
+      </w:r>
+      <w:r>
+        <w:rPr>
+          <w:rFonts w:hint="eastAsia"/>
+          <w:sz w:val="52"/>
+          <w:szCs w:val="52"/>
+        </w:rPr>
+        <w:t>内存模型</w:t>
+      </w:r>
+      <w:r>
+        <w:rPr>
+          <w:sz w:val="52"/>
+          <w:szCs w:val="52"/>
+        </w:rPr>
+        <w:t>与并发</w:t>
+      </w:r>
+    </w:p>
+    <w:p>
+      <w:pPr>
+        <w:pStyle w:val="3"/>
+        <w:rPr>
+          <w:rStyle w:val="richtext"/>
+        </w:rPr>
+      </w:pPr>
+      <w:r>
+        <w:rPr>
+          <w:rFonts w:hint="eastAsia"/>
+        </w:rPr>
+        <w:t>3.1 java</w:t>
+      </w:r>
+      <w:r>
+        <w:rPr>
+          <w:rFonts w:hint="eastAsia"/>
+        </w:rPr>
+        <w:t>内存模型</w:t>
+      </w:r>
+      <w:r>
+        <w:rPr>
+          <w:rFonts w:hint="eastAsia"/>
+        </w:rPr>
+        <w:t>JMM(Java Memory Model)</w:t>
+      </w:r>
+    </w:p>
+    <w:p>
+      <w:pPr>
+        <w:ind w:firstLine="420"/>
+        <w:rPr>
+          <w:rStyle w:val="richtext"/>
+          <w:b/>
+        </w:rPr>
+      </w:pPr>
+      <w:r>
+        <w:rPr>
+          <w:rStyle w:val="richtext"/>
+          <w:rFonts w:hint="eastAsia"/>
+        </w:rPr>
+        <w:t>CPU</w:t>
+      </w:r>
+      <w:r>
+        <w:rPr>
+          <w:rStyle w:val="richtext"/>
+          <w:rFonts w:hint="eastAsia"/>
+        </w:rPr>
+        <w:t>运算速度和内存的读写速度之间存在巨大的鸿沟，所以现代计算机都不得不在二者之间加入一层或多层高速缓存，将运算数据复制到高速缓存中，待运算结束后同步回主内存。</w:t>
+      </w:r>
+      <w:r>
+        <w:rPr>
+          <w:rStyle w:val="richtext"/>
+          <w:rFonts w:hint="eastAsia"/>
+        </w:rPr>
+        <w:lastRenderedPageBreak/>
+        <w:t>这很好地解决了</w:t>
+      </w:r>
+      <w:r>
+        <w:rPr>
+          <w:rStyle w:val="richtext"/>
+          <w:rFonts w:hint="eastAsia"/>
+        </w:rPr>
+        <w:t>CPU</w:t>
+      </w:r>
+      <w:r>
+        <w:rPr>
+          <w:rStyle w:val="richtext"/>
+          <w:rFonts w:hint="eastAsia"/>
+        </w:rPr>
+        <w:t>运算速度和内存读写速度之间的矛盾，但它引入了一个新的问题：</w:t>
+      </w:r>
+      <w:r>
+        <w:rPr>
+          <w:rStyle w:val="richtext"/>
+          <w:rFonts w:hint="eastAsia"/>
+          <w:b/>
+        </w:rPr>
+        <w:t>缓存一致性问题</w:t>
+      </w:r>
+    </w:p>
+    <w:p>
+      <w:pPr>
+        <w:ind w:firstLine="420"/>
+        <w:rPr>
+          <w:rStyle w:val="richtext"/>
+        </w:rPr>
+      </w:pPr>
+      <w:r>
+        <w:rPr>
+          <w:rStyle w:val="richtext"/>
+        </w:rPr>
+        <w:t>现代</w:t>
+      </w:r>
+      <w:r>
+        <w:rPr>
+          <w:rStyle w:val="richtext"/>
+          <w:rFonts w:hint="eastAsia"/>
+        </w:rPr>
+        <w:t>CPU</w:t>
+      </w:r>
+      <w:r>
+        <w:rPr>
+          <w:rStyle w:val="richtext"/>
+          <w:rFonts w:hint="eastAsia"/>
+        </w:rPr>
+        <w:t>往往通过增加核心数来横向扩展运算性能，每个核心都拥有自己的高速缓存，而他们又共享同一主内存，当多个核心的运算任务都涉及同一主内存区域的数据时，将可能导致各自的缓存数据不一致</w:t>
+      </w:r>
+    </w:p>
+    <w:p>
+      <w:pPr>
+        <w:ind w:firstLine="420"/>
+        <w:jc w:val="center"/>
+        <w:rPr>
+          <w:rStyle w:val="richtext"/>
+        </w:rPr>
+      </w:pPr>
+      <w:r>
+        <w:rPr>
+          <w:noProof/>
+        </w:rPr>
+        <w:drawing>
+          <wp:inline distT="0" distB="0" distL="0" distR="0" wp14:anchorId="22CE469D" wp14:editId="5E77ADFB">
+            <wp:extent cx="3924300" cy="3429000"/>
+            <wp:effectExtent l="0" t="0" r="0" b="0"/>
+            <wp:docPr id="25" name="图片 25"/>
+            <wp:cNvGraphicFramePr>
+              <a:graphicFrameLocks xmlns:a="http://schemas.openxmlformats.org/drawingml/2006/main" noChangeAspect="1"/>
+            </wp:cNvGraphicFramePr>
+            <a:graphic xmlns:a="http://schemas.openxmlformats.org/drawingml/2006/main">
+              <a:graphicData uri="http://schemas.openxmlformats.org/drawingml/2006/picture">
+                <pic:pic xmlns:pic="http://schemas.openxmlformats.org/drawingml/2006/picture">
+                  <pic:nvPicPr>
+                    <pic:cNvPr id="0" name=""/>
+                    <pic:cNvPicPr/>
+                  </pic:nvPicPr>
+                  <pic:blipFill>
+                    <a:blip r:embed="rId38"/>
+                    <a:stretch>
+                      <a:fillRect/>
+                    </a:stretch>
+                  </pic:blipFill>
+                  <pic:spPr>
+                    <a:xfrm>
+                      <a:off x="0" y="0"/>
                       <a:ext cx="3924300" cy="3429000"/>
                     </a:xfrm>
                     <a:prstGeom prst="rect">
@@ -38548,15 +41235,7 @@
           <w:rStyle w:val="richtext"/>
           <w:rFonts w:hint="eastAsia"/>
         </w:rPr>
-        <w:t>，</w:t>
-      </w:r>
-      <w:r>
-        <w:rPr>
-          <w:rStyle w:val="richtext"/>
-          <w:rFonts w:hint="eastAsia"/>
-        </w:rPr>
-        <w:lastRenderedPageBreak/>
-        <w:t>试图屏蔽各硬件平台之间的差异，让</w:t>
+        <w:t>，试图屏蔽各硬件平台之间的差异，让</w:t>
       </w:r>
       <w:r>
         <w:rPr>
@@ -39184,6 +41863,7 @@
           <w:b/>
           <w:color w:val="FF0000"/>
         </w:rPr>
+        <w:lastRenderedPageBreak/>
         <w:t>Load</w:t>
       </w:r>
       <w:r>
@@ -39847,7 +42527,6 @@
           <w:sz w:val="15"/>
           <w:szCs w:val="15"/>
         </w:rPr>
-        <w:lastRenderedPageBreak/>
         <w:t xml:space="preserve">public </w:t>
       </w:r>
       <w:r>
@@ -46146,7 +48825,7 @@
 </file>
 
 <file path=customXml/itemProps1.xml><?xml version="1.0" encoding="utf-8"?>
-<ds:datastoreItem xmlns:ds="http://schemas.openxmlformats.org/officeDocument/2006/customXml" ds:itemID="{DF6A607C-426D-4D3A-B836-3BE3E42C2472}">
+<ds:datastoreItem xmlns:ds="http://schemas.openxmlformats.org/officeDocument/2006/customXml" ds:itemID="{76692B5A-7D02-4177-9695-9BDBE0F2EB1B}">
   <ds:schemaRefs>
     <ds:schemaRef ds:uri="http://schemas.openxmlformats.org/officeDocument/2006/bibliography"/>
   </ds:schemaRefs>
